--- a/docs/tables/whole/sec4_anemia_3.docx
+++ b/docs/tables/whole/sec4_anemia_3.docx
@@ -838,7 +838,7 @@
                 <w:szCs w:val="22"/>
                 <w:color w:val="000000"/>
               </w:rPr>
-              <w:t xml:space="preserve">323</w:t>
+              <w:t xml:space="preserve">322</w:t>
             </w:r>
           </w:p>
         </w:tc>
@@ -891,7 +891,7 @@
                 <w:szCs w:val="22"/>
                 <w:color w:val="000000"/>
               </w:rPr>
-              <w:t xml:space="preserve">1.33</w:t>
+              <w:t xml:space="preserve">1.34</w:t>
             </w:r>
           </w:p>
         </w:tc>
@@ -944,7 +944,7 @@
                 <w:szCs w:val="22"/>
                 <w:color w:val="000000"/>
               </w:rPr>
-              <w:t xml:space="preserve">1.14, 1.55</w:t>
+              <w:t xml:space="preserve">1.14, 1.56</w:t>
             </w:r>
           </w:p>
         </w:tc>
@@ -1050,7 +1050,7 @@
                 <w:szCs w:val="22"/>
                 <w:color w:val="000000"/>
               </w:rPr>
-              <w:t xml:space="preserve">323</w:t>
+              <w:t xml:space="preserve">322</w:t>
             </w:r>
           </w:p>
         </w:tc>
@@ -1103,7 +1103,7 @@
                 <w:szCs w:val="22"/>
                 <w:color w:val="000000"/>
               </w:rPr>
-              <w:t xml:space="preserve">1.58</w:t>
+              <w:t xml:space="preserve">1.57</w:t>
             </w:r>
           </w:p>
         </w:tc>
@@ -1321,7 +1321,7 @@
                 <w:szCs w:val="22"/>
                 <w:color w:val="000000"/>
               </w:rPr>
-              <w:t xml:space="preserve">323</w:t>
+              <w:t xml:space="preserve">322</w:t>
             </w:r>
           </w:p>
         </w:tc>
@@ -1480,60 +1480,60 @@
                 <w:szCs w:val="22"/>
                 <w:color w:val="000000"/>
               </w:rPr>
-              <w:t xml:space="preserve">0.200</w:t>
-            </w:r>
-          </w:p>
-        </w:tc>
-        <w:tc>
-          <w:tcPr>
-            <w:tcBorders>
-              <w:bottom w:val="none" w:sz="0" w:space="0" w:color="000000"/>
-              <w:top w:val="none" w:sz="0" w:space="0" w:color="000000"/>
-              <w:left w:val="none" w:sz="0" w:space="0" w:color="000000"/>
-              <w:right w:val="none" w:sz="0" w:space="0" w:color="000000"/>
-            </w:tcBorders>
-            <w:shd w:val="clear" w:color="auto" w:fill="FFFFFF"/>
-            <w:tcMar>
-              <w:top w:w="0" w:type="dxa"/>
-              <w:bottom w:w="0" w:type="dxa"/>
-              <w:left w:w="0" w:type="dxa"/>
-              <w:right w:w="0" w:type="dxa"/>
-            </w:tcMar>
-            <w:vAlign w:val="top"/>
-          </w:tcPr>
-          <w:p>
-            <w:pPr>
-              <w:pStyle w:val="Normal"/>
-              <w:jc w:val="center"/>
-              <w:pBdr>
-                <w:bottom w:val="none" w:sz="0" w:space="0" w:color="000000"/>
-                <w:top w:val="none" w:sz="0" w:space="0" w:color="000000"/>
-                <w:left w:val="none" w:sz="0" w:space="0" w:color="000000"/>
-                <w:right w:val="none" w:sz="0" w:space="0" w:color="000000"/>
-              </w:pBdr>
-              <w:spacing w:after="100" w:before="100" w:line="240"/>
-              <w:ind w:left="100" w:right="100" w:firstLine="0" w:firstLineChars="0"/>
-              <w:rPr>
-                <w:rFonts w:ascii="Helvetica" w:hAnsi="Helvetica" w:eastAsia="Helvetica" w:cs="Helvetica"/>
-                <w:i w:val="false"/>
-                <w:b w:val="false"/>
-                <w:u w:val="none"/>
-                <w:sz w:val="22"/>
-                <w:szCs w:val="22"/>
-                <w:color w:val="000000"/>
-              </w:rPr>
-            </w:pPr>
-            <w:r>
-              <w:rPr>
-                <w:rFonts w:ascii="Helvetica" w:hAnsi="Helvetica" w:eastAsia="Helvetica" w:cs="Helvetica"/>
-                <w:i w:val="false"/>
-                <w:b w:val="false"/>
-                <w:u w:val="none"/>
-                <w:sz w:val="22"/>
-                <w:szCs w:val="22"/>
-                <w:color w:val="000000"/>
-              </w:rPr>
-              <w:t xml:space="preserve">323</w:t>
+              <w:t xml:space="preserve">0.220</w:t>
+            </w:r>
+          </w:p>
+        </w:tc>
+        <w:tc>
+          <w:tcPr>
+            <w:tcBorders>
+              <w:bottom w:val="none" w:sz="0" w:space="0" w:color="000000"/>
+              <w:top w:val="none" w:sz="0" w:space="0" w:color="000000"/>
+              <w:left w:val="none" w:sz="0" w:space="0" w:color="000000"/>
+              <w:right w:val="none" w:sz="0" w:space="0" w:color="000000"/>
+            </w:tcBorders>
+            <w:shd w:val="clear" w:color="auto" w:fill="FFFFFF"/>
+            <w:tcMar>
+              <w:top w:w="0" w:type="dxa"/>
+              <w:bottom w:w="0" w:type="dxa"/>
+              <w:left w:w="0" w:type="dxa"/>
+              <w:right w:w="0" w:type="dxa"/>
+            </w:tcMar>
+            <w:vAlign w:val="top"/>
+          </w:tcPr>
+          <w:p>
+            <w:pPr>
+              <w:pStyle w:val="Normal"/>
+              <w:jc w:val="center"/>
+              <w:pBdr>
+                <w:bottom w:val="none" w:sz="0" w:space="0" w:color="000000"/>
+                <w:top w:val="none" w:sz="0" w:space="0" w:color="000000"/>
+                <w:left w:val="none" w:sz="0" w:space="0" w:color="000000"/>
+                <w:right w:val="none" w:sz="0" w:space="0" w:color="000000"/>
+              </w:pBdr>
+              <w:spacing w:after="100" w:before="100" w:line="240"/>
+              <w:ind w:left="100" w:right="100" w:firstLine="0" w:firstLineChars="0"/>
+              <w:rPr>
+                <w:rFonts w:ascii="Helvetica" w:hAnsi="Helvetica" w:eastAsia="Helvetica" w:cs="Helvetica"/>
+                <w:i w:val="false"/>
+                <w:b w:val="false"/>
+                <w:u w:val="none"/>
+                <w:sz w:val="22"/>
+                <w:szCs w:val="22"/>
+                <w:color w:val="000000"/>
+              </w:rPr>
+            </w:pPr>
+            <w:r>
+              <w:rPr>
+                <w:rFonts w:ascii="Helvetica" w:hAnsi="Helvetica" w:eastAsia="Helvetica" w:cs="Helvetica"/>
+                <w:i w:val="false"/>
+                <w:b w:val="false"/>
+                <w:u w:val="none"/>
+                <w:sz w:val="22"/>
+                <w:szCs w:val="22"/>
+                <w:color w:val="000000"/>
+              </w:rPr>
+              <w:t xml:space="preserve">322</w:t>
             </w:r>
           </w:p>
         </w:tc>
@@ -1692,7 +1692,7 @@
                 <w:szCs w:val="22"/>
                 <w:color w:val="000000"/>
               </w:rPr>
-              <w:t xml:space="preserve">0.680</w:t>
+              <w:t xml:space="preserve">0.660</w:t>
             </w:r>
           </w:p>
         </w:tc>
@@ -1804,7 +1804,7 @@
                 <w:szCs w:val="22"/>
                 <w:color w:val="000000"/>
               </w:rPr>
-              <w:t xml:space="preserve">323</w:t>
+              <w:t xml:space="preserve">322</w:t>
             </w:r>
           </w:p>
         </w:tc>
@@ -2016,7 +2016,7 @@
                 <w:szCs w:val="22"/>
                 <w:color w:val="000000"/>
               </w:rPr>
-              <w:t xml:space="preserve">323</w:t>
+              <w:t xml:space="preserve">322</w:t>
             </w:r>
           </w:p>
         </w:tc>
@@ -2823,113 +2823,113 @@
                 <w:szCs w:val="22"/>
                 <w:color w:val="000000"/>
               </w:rPr>
-              <w:t xml:space="preserve">1.45</w:t>
-            </w:r>
-          </w:p>
-        </w:tc>
-        <w:tc>
-          <w:tcPr>
-            <w:tcBorders>
-              <w:bottom w:val="none" w:sz="0" w:space="0" w:color="000000"/>
-              <w:top w:val="none" w:sz="0" w:space="0" w:color="000000"/>
-              <w:left w:val="none" w:sz="0" w:space="0" w:color="000000"/>
-              <w:right w:val="none" w:sz="0" w:space="0" w:color="000000"/>
-            </w:tcBorders>
-            <w:shd w:val="clear" w:color="auto" w:fill="FFFFFF"/>
-            <w:tcMar>
-              <w:top w:w="0" w:type="dxa"/>
-              <w:bottom w:w="0" w:type="dxa"/>
-              <w:left w:w="0" w:type="dxa"/>
-              <w:right w:w="0" w:type="dxa"/>
-            </w:tcMar>
-            <w:vAlign w:val="top"/>
-          </w:tcPr>
-          <w:p>
-            <w:pPr>
-              <w:pStyle w:val="Normal"/>
-              <w:jc w:val="center"/>
-              <w:pBdr>
-                <w:bottom w:val="none" w:sz="0" w:space="0" w:color="000000"/>
-                <w:top w:val="none" w:sz="0" w:space="0" w:color="000000"/>
-                <w:left w:val="none" w:sz="0" w:space="0" w:color="000000"/>
-                <w:right w:val="none" w:sz="0" w:space="0" w:color="000000"/>
-              </w:pBdr>
-              <w:spacing w:after="100" w:before="100" w:line="240"/>
-              <w:ind w:left="100" w:right="100" w:firstLine="0" w:firstLineChars="0"/>
-              <w:rPr>
-                <w:rFonts w:ascii="Helvetica" w:hAnsi="Helvetica" w:eastAsia="Helvetica" w:cs="Helvetica"/>
-                <w:i w:val="false"/>
-                <w:b w:val="false"/>
-                <w:u w:val="none"/>
-                <w:sz w:val="22"/>
-                <w:szCs w:val="22"/>
-                <w:color w:val="000000"/>
-              </w:rPr>
-            </w:pPr>
-            <w:r>
-              <w:rPr>
-                <w:rFonts w:ascii="Helvetica" w:hAnsi="Helvetica" w:eastAsia="Helvetica" w:cs="Helvetica"/>
-                <w:i w:val="false"/>
-                <w:b w:val="false"/>
-                <w:u w:val="none"/>
-                <w:sz w:val="22"/>
-                <w:szCs w:val="22"/>
-                <w:color w:val="000000"/>
-              </w:rPr>
-              <w:t xml:space="preserve">0.78, 2.68</w:t>
-            </w:r>
-          </w:p>
-        </w:tc>
-        <w:tc>
-          <w:tcPr>
-            <w:tcBorders>
-              <w:bottom w:val="none" w:sz="0" w:space="0" w:color="000000"/>
-              <w:top w:val="none" w:sz="0" w:space="0" w:color="000000"/>
-              <w:left w:val="none" w:sz="0" w:space="0" w:color="000000"/>
-              <w:right w:val="none" w:sz="0" w:space="0" w:color="000000"/>
-            </w:tcBorders>
-            <w:shd w:val="clear" w:color="auto" w:fill="FFFFFF"/>
-            <w:tcMar>
-              <w:top w:w="0" w:type="dxa"/>
-              <w:bottom w:w="0" w:type="dxa"/>
-              <w:left w:w="0" w:type="dxa"/>
-              <w:right w:w="0" w:type="dxa"/>
-            </w:tcMar>
-            <w:vAlign w:val="top"/>
-          </w:tcPr>
-          <w:p>
-            <w:pPr>
-              <w:pStyle w:val="Normal"/>
-              <w:jc w:val="center"/>
-              <w:pBdr>
-                <w:bottom w:val="none" w:sz="0" w:space="0" w:color="000000"/>
-                <w:top w:val="none" w:sz="0" w:space="0" w:color="000000"/>
-                <w:left w:val="none" w:sz="0" w:space="0" w:color="000000"/>
-                <w:right w:val="none" w:sz="0" w:space="0" w:color="000000"/>
-              </w:pBdr>
-              <w:spacing w:after="100" w:before="100" w:line="240"/>
-              <w:ind w:left="100" w:right="100" w:firstLine="0" w:firstLineChars="0"/>
-              <w:rPr>
-                <w:rFonts w:ascii="Helvetica" w:hAnsi="Helvetica" w:eastAsia="Helvetica" w:cs="Helvetica"/>
-                <w:i w:val="false"/>
-                <w:b w:val="false"/>
-                <w:u w:val="none"/>
-                <w:sz w:val="22"/>
-                <w:szCs w:val="22"/>
-                <w:color w:val="000000"/>
-              </w:rPr>
-            </w:pPr>
-            <w:r>
-              <w:rPr>
-                <w:rFonts w:ascii="Helvetica" w:hAnsi="Helvetica" w:eastAsia="Helvetica" w:cs="Helvetica"/>
-                <w:i w:val="false"/>
-                <w:b w:val="false"/>
-                <w:u w:val="none"/>
-                <w:sz w:val="22"/>
-                <w:szCs w:val="22"/>
-                <w:color w:val="000000"/>
-              </w:rPr>
-              <w:t xml:space="preserve">0.240</w:t>
+              <w:t xml:space="preserve">1.42</w:t>
+            </w:r>
+          </w:p>
+        </w:tc>
+        <w:tc>
+          <w:tcPr>
+            <w:tcBorders>
+              <w:bottom w:val="none" w:sz="0" w:space="0" w:color="000000"/>
+              <w:top w:val="none" w:sz="0" w:space="0" w:color="000000"/>
+              <w:left w:val="none" w:sz="0" w:space="0" w:color="000000"/>
+              <w:right w:val="none" w:sz="0" w:space="0" w:color="000000"/>
+            </w:tcBorders>
+            <w:shd w:val="clear" w:color="auto" w:fill="FFFFFF"/>
+            <w:tcMar>
+              <w:top w:w="0" w:type="dxa"/>
+              <w:bottom w:w="0" w:type="dxa"/>
+              <w:left w:w="0" w:type="dxa"/>
+              <w:right w:w="0" w:type="dxa"/>
+            </w:tcMar>
+            <w:vAlign w:val="top"/>
+          </w:tcPr>
+          <w:p>
+            <w:pPr>
+              <w:pStyle w:val="Normal"/>
+              <w:jc w:val="center"/>
+              <w:pBdr>
+                <w:bottom w:val="none" w:sz="0" w:space="0" w:color="000000"/>
+                <w:top w:val="none" w:sz="0" w:space="0" w:color="000000"/>
+                <w:left w:val="none" w:sz="0" w:space="0" w:color="000000"/>
+                <w:right w:val="none" w:sz="0" w:space="0" w:color="000000"/>
+              </w:pBdr>
+              <w:spacing w:after="100" w:before="100" w:line="240"/>
+              <w:ind w:left="100" w:right="100" w:firstLine="0" w:firstLineChars="0"/>
+              <w:rPr>
+                <w:rFonts w:ascii="Helvetica" w:hAnsi="Helvetica" w:eastAsia="Helvetica" w:cs="Helvetica"/>
+                <w:i w:val="false"/>
+                <w:b w:val="false"/>
+                <w:u w:val="none"/>
+                <w:sz w:val="22"/>
+                <w:szCs w:val="22"/>
+                <w:color w:val="000000"/>
+              </w:rPr>
+            </w:pPr>
+            <w:r>
+              <w:rPr>
+                <w:rFonts w:ascii="Helvetica" w:hAnsi="Helvetica" w:eastAsia="Helvetica" w:cs="Helvetica"/>
+                <w:i w:val="false"/>
+                <w:b w:val="false"/>
+                <w:u w:val="none"/>
+                <w:sz w:val="22"/>
+                <w:szCs w:val="22"/>
+                <w:color w:val="000000"/>
+              </w:rPr>
+              <w:t xml:space="preserve">0.76, 2.63</w:t>
+            </w:r>
+          </w:p>
+        </w:tc>
+        <w:tc>
+          <w:tcPr>
+            <w:tcBorders>
+              <w:bottom w:val="none" w:sz="0" w:space="0" w:color="000000"/>
+              <w:top w:val="none" w:sz="0" w:space="0" w:color="000000"/>
+              <w:left w:val="none" w:sz="0" w:space="0" w:color="000000"/>
+              <w:right w:val="none" w:sz="0" w:space="0" w:color="000000"/>
+            </w:tcBorders>
+            <w:shd w:val="clear" w:color="auto" w:fill="FFFFFF"/>
+            <w:tcMar>
+              <w:top w:w="0" w:type="dxa"/>
+              <w:bottom w:w="0" w:type="dxa"/>
+              <w:left w:w="0" w:type="dxa"/>
+              <w:right w:w="0" w:type="dxa"/>
+            </w:tcMar>
+            <w:vAlign w:val="top"/>
+          </w:tcPr>
+          <w:p>
+            <w:pPr>
+              <w:pStyle w:val="Normal"/>
+              <w:jc w:val="center"/>
+              <w:pBdr>
+                <w:bottom w:val="none" w:sz="0" w:space="0" w:color="000000"/>
+                <w:top w:val="none" w:sz="0" w:space="0" w:color="000000"/>
+                <w:left w:val="none" w:sz="0" w:space="0" w:color="000000"/>
+                <w:right w:val="none" w:sz="0" w:space="0" w:color="000000"/>
+              </w:pBdr>
+              <w:spacing w:after="100" w:before="100" w:line="240"/>
+              <w:ind w:left="100" w:right="100" w:firstLine="0" w:firstLineChars="0"/>
+              <w:rPr>
+                <w:rFonts w:ascii="Helvetica" w:hAnsi="Helvetica" w:eastAsia="Helvetica" w:cs="Helvetica"/>
+                <w:i w:val="false"/>
+                <w:b w:val="false"/>
+                <w:u w:val="none"/>
+                <w:sz w:val="22"/>
+                <w:szCs w:val="22"/>
+                <w:color w:val="000000"/>
+              </w:rPr>
+            </w:pPr>
+            <w:r>
+              <w:rPr>
+                <w:rFonts w:ascii="Helvetica" w:hAnsi="Helvetica" w:eastAsia="Helvetica" w:cs="Helvetica"/>
+                <w:i w:val="false"/>
+                <w:b w:val="false"/>
+                <w:u w:val="none"/>
+                <w:sz w:val="22"/>
+                <w:szCs w:val="22"/>
+                <w:color w:val="000000"/>
+              </w:rPr>
+              <w:t xml:space="preserve">0.270</w:t>
             </w:r>
           </w:p>
         </w:tc>
@@ -3035,113 +3035,113 @@
                 <w:szCs w:val="22"/>
                 <w:color w:val="000000"/>
               </w:rPr>
-              <w:t xml:space="preserve">4.50</w:t>
-            </w:r>
-          </w:p>
-        </w:tc>
-        <w:tc>
-          <w:tcPr>
-            <w:tcBorders>
-              <w:bottom w:val="none" w:sz="0" w:space="0" w:color="000000"/>
-              <w:top w:val="none" w:sz="0" w:space="0" w:color="000000"/>
-              <w:left w:val="none" w:sz="0" w:space="0" w:color="000000"/>
-              <w:right w:val="none" w:sz="0" w:space="0" w:color="000000"/>
-            </w:tcBorders>
-            <w:shd w:val="clear" w:color="auto" w:fill="FFFFFF"/>
-            <w:tcMar>
-              <w:top w:w="0" w:type="dxa"/>
-              <w:bottom w:w="0" w:type="dxa"/>
-              <w:left w:w="0" w:type="dxa"/>
-              <w:right w:w="0" w:type="dxa"/>
-            </w:tcMar>
-            <w:vAlign w:val="top"/>
-          </w:tcPr>
-          <w:p>
-            <w:pPr>
-              <w:pStyle w:val="Normal"/>
-              <w:jc w:val="center"/>
-              <w:pBdr>
-                <w:bottom w:val="none" w:sz="0" w:space="0" w:color="000000"/>
-                <w:top w:val="none" w:sz="0" w:space="0" w:color="000000"/>
-                <w:left w:val="none" w:sz="0" w:space="0" w:color="000000"/>
-                <w:right w:val="none" w:sz="0" w:space="0" w:color="000000"/>
-              </w:pBdr>
-              <w:spacing w:after="100" w:before="100" w:line="240"/>
-              <w:ind w:left="100" w:right="100" w:firstLine="0" w:firstLineChars="0"/>
-              <w:rPr>
-                <w:rFonts w:ascii="Helvetica" w:hAnsi="Helvetica" w:eastAsia="Helvetica" w:cs="Helvetica"/>
-                <w:i w:val="false"/>
-                <w:b w:val="false"/>
-                <w:u w:val="none"/>
-                <w:sz w:val="22"/>
-                <w:szCs w:val="22"/>
-                <w:color w:val="000000"/>
-              </w:rPr>
-            </w:pPr>
-            <w:r>
-              <w:rPr>
-                <w:rFonts w:ascii="Helvetica" w:hAnsi="Helvetica" w:eastAsia="Helvetica" w:cs="Helvetica"/>
-                <w:i w:val="false"/>
-                <w:b w:val="false"/>
-                <w:u w:val="none"/>
-                <w:sz w:val="22"/>
-                <w:szCs w:val="22"/>
-                <w:color w:val="000000"/>
-              </w:rPr>
-              <w:t xml:space="preserve">1.12, 18.1</w:t>
-            </w:r>
-          </w:p>
-        </w:tc>
-        <w:tc>
-          <w:tcPr>
-            <w:tcBorders>
-              <w:bottom w:val="none" w:sz="0" w:space="0" w:color="000000"/>
-              <w:top w:val="none" w:sz="0" w:space="0" w:color="000000"/>
-              <w:left w:val="none" w:sz="0" w:space="0" w:color="000000"/>
-              <w:right w:val="none" w:sz="0" w:space="0" w:color="000000"/>
-            </w:tcBorders>
-            <w:shd w:val="clear" w:color="auto" w:fill="FFFFFF"/>
-            <w:tcMar>
-              <w:top w:w="0" w:type="dxa"/>
-              <w:bottom w:w="0" w:type="dxa"/>
-              <w:left w:w="0" w:type="dxa"/>
-              <w:right w:w="0" w:type="dxa"/>
-            </w:tcMar>
-            <w:vAlign w:val="top"/>
-          </w:tcPr>
-          <w:p>
-            <w:pPr>
-              <w:pStyle w:val="Normal"/>
-              <w:jc w:val="center"/>
-              <w:pBdr>
-                <w:bottom w:val="none" w:sz="0" w:space="0" w:color="000000"/>
-                <w:top w:val="none" w:sz="0" w:space="0" w:color="000000"/>
-                <w:left w:val="none" w:sz="0" w:space="0" w:color="000000"/>
-                <w:right w:val="none" w:sz="0" w:space="0" w:color="000000"/>
-              </w:pBdr>
-              <w:spacing w:after="100" w:before="100" w:line="240"/>
-              <w:ind w:left="100" w:right="100" w:firstLine="0" w:firstLineChars="0"/>
-              <w:rPr>
-                <w:rFonts w:ascii="Helvetica" w:hAnsi="Helvetica" w:eastAsia="Helvetica" w:cs="Helvetica"/>
-                <w:i w:val="false"/>
-                <w:b w:val="false"/>
-                <w:u w:val="none"/>
-                <w:sz w:val="22"/>
-                <w:szCs w:val="22"/>
-                <w:color w:val="000000"/>
-              </w:rPr>
-            </w:pPr>
-            <w:r>
-              <w:rPr>
-                <w:rFonts w:ascii="Helvetica" w:hAnsi="Helvetica" w:eastAsia="Helvetica" w:cs="Helvetica"/>
-                <w:i w:val="false"/>
-                <w:b w:val="false"/>
-                <w:u w:val="none"/>
-                <w:sz w:val="22"/>
-                <w:szCs w:val="22"/>
-                <w:color w:val="000000"/>
-              </w:rPr>
-              <w:t xml:space="preserve">0.034</w:t>
+              <w:t xml:space="preserve">4.26</w:t>
+            </w:r>
+          </w:p>
+        </w:tc>
+        <w:tc>
+          <w:tcPr>
+            <w:tcBorders>
+              <w:bottom w:val="none" w:sz="0" w:space="0" w:color="000000"/>
+              <w:top w:val="none" w:sz="0" w:space="0" w:color="000000"/>
+              <w:left w:val="none" w:sz="0" w:space="0" w:color="000000"/>
+              <w:right w:val="none" w:sz="0" w:space="0" w:color="000000"/>
+            </w:tcBorders>
+            <w:shd w:val="clear" w:color="auto" w:fill="FFFFFF"/>
+            <w:tcMar>
+              <w:top w:w="0" w:type="dxa"/>
+              <w:bottom w:w="0" w:type="dxa"/>
+              <w:left w:w="0" w:type="dxa"/>
+              <w:right w:w="0" w:type="dxa"/>
+            </w:tcMar>
+            <w:vAlign w:val="top"/>
+          </w:tcPr>
+          <w:p>
+            <w:pPr>
+              <w:pStyle w:val="Normal"/>
+              <w:jc w:val="center"/>
+              <w:pBdr>
+                <w:bottom w:val="none" w:sz="0" w:space="0" w:color="000000"/>
+                <w:top w:val="none" w:sz="0" w:space="0" w:color="000000"/>
+                <w:left w:val="none" w:sz="0" w:space="0" w:color="000000"/>
+                <w:right w:val="none" w:sz="0" w:space="0" w:color="000000"/>
+              </w:pBdr>
+              <w:spacing w:after="100" w:before="100" w:line="240"/>
+              <w:ind w:left="100" w:right="100" w:firstLine="0" w:firstLineChars="0"/>
+              <w:rPr>
+                <w:rFonts w:ascii="Helvetica" w:hAnsi="Helvetica" w:eastAsia="Helvetica" w:cs="Helvetica"/>
+                <w:i w:val="false"/>
+                <w:b w:val="false"/>
+                <w:u w:val="none"/>
+                <w:sz w:val="22"/>
+                <w:szCs w:val="22"/>
+                <w:color w:val="000000"/>
+              </w:rPr>
+            </w:pPr>
+            <w:r>
+              <w:rPr>
+                <w:rFonts w:ascii="Helvetica" w:hAnsi="Helvetica" w:eastAsia="Helvetica" w:cs="Helvetica"/>
+                <w:i w:val="false"/>
+                <w:b w:val="false"/>
+                <w:u w:val="none"/>
+                <w:sz w:val="22"/>
+                <w:szCs w:val="22"/>
+                <w:color w:val="000000"/>
+              </w:rPr>
+              <w:t xml:space="preserve">1.08, 16.8</w:t>
+            </w:r>
+          </w:p>
+        </w:tc>
+        <w:tc>
+          <w:tcPr>
+            <w:tcBorders>
+              <w:bottom w:val="none" w:sz="0" w:space="0" w:color="000000"/>
+              <w:top w:val="none" w:sz="0" w:space="0" w:color="000000"/>
+              <w:left w:val="none" w:sz="0" w:space="0" w:color="000000"/>
+              <w:right w:val="none" w:sz="0" w:space="0" w:color="000000"/>
+            </w:tcBorders>
+            <w:shd w:val="clear" w:color="auto" w:fill="FFFFFF"/>
+            <w:tcMar>
+              <w:top w:w="0" w:type="dxa"/>
+              <w:bottom w:w="0" w:type="dxa"/>
+              <w:left w:w="0" w:type="dxa"/>
+              <w:right w:w="0" w:type="dxa"/>
+            </w:tcMar>
+            <w:vAlign w:val="top"/>
+          </w:tcPr>
+          <w:p>
+            <w:pPr>
+              <w:pStyle w:val="Normal"/>
+              <w:jc w:val="center"/>
+              <w:pBdr>
+                <w:bottom w:val="none" w:sz="0" w:space="0" w:color="000000"/>
+                <w:top w:val="none" w:sz="0" w:space="0" w:color="000000"/>
+                <w:left w:val="none" w:sz="0" w:space="0" w:color="000000"/>
+                <w:right w:val="none" w:sz="0" w:space="0" w:color="000000"/>
+              </w:pBdr>
+              <w:spacing w:after="100" w:before="100" w:line="240"/>
+              <w:ind w:left="100" w:right="100" w:firstLine="0" w:firstLineChars="0"/>
+              <w:rPr>
+                <w:rFonts w:ascii="Helvetica" w:hAnsi="Helvetica" w:eastAsia="Helvetica" w:cs="Helvetica"/>
+                <w:i w:val="false"/>
+                <w:b w:val="false"/>
+                <w:u w:val="none"/>
+                <w:sz w:val="22"/>
+                <w:szCs w:val="22"/>
+                <w:color w:val="000000"/>
+              </w:rPr>
+            </w:pPr>
+            <w:r>
+              <w:rPr>
+                <w:rFonts w:ascii="Helvetica" w:hAnsi="Helvetica" w:eastAsia="Helvetica" w:cs="Helvetica"/>
+                <w:i w:val="false"/>
+                <w:b w:val="false"/>
+                <w:u w:val="none"/>
+                <w:sz w:val="22"/>
+                <w:szCs w:val="22"/>
+                <w:color w:val="000000"/>
+              </w:rPr>
+              <w:t xml:space="preserve">0.039</w:t>
             </w:r>
           </w:p>
         </w:tc>
@@ -3253,7 +3253,7 @@
                 <w:szCs w:val="22"/>
                 <w:color w:val="000000"/>
               </w:rPr>
-              <w:t xml:space="preserve">323</w:t>
+              <w:t xml:space="preserve">322</w:t>
             </w:r>
           </w:p>
         </w:tc>
@@ -3359,113 +3359,113 @@
                 <w:szCs w:val="22"/>
                 <w:color w:val="000000"/>
               </w:rPr>
-              <w:t xml:space="preserve">0.95, 1.16</w:t>
-            </w:r>
-          </w:p>
-        </w:tc>
-        <w:tc>
-          <w:tcPr>
-            <w:tcBorders>
-              <w:bottom w:val="none" w:sz="0" w:space="0" w:color="000000"/>
-              <w:top w:val="none" w:sz="0" w:space="0" w:color="000000"/>
-              <w:left w:val="none" w:sz="0" w:space="0" w:color="000000"/>
-              <w:right w:val="none" w:sz="0" w:space="0" w:color="000000"/>
-            </w:tcBorders>
-            <w:shd w:val="clear" w:color="auto" w:fill="FFFFFF"/>
-            <w:tcMar>
-              <w:top w:w="0" w:type="dxa"/>
-              <w:bottom w:w="0" w:type="dxa"/>
-              <w:left w:w="0" w:type="dxa"/>
-              <w:right w:w="0" w:type="dxa"/>
-            </w:tcMar>
-            <w:vAlign w:val="top"/>
-          </w:tcPr>
-          <w:p>
-            <w:pPr>
-              <w:pStyle w:val="Normal"/>
-              <w:jc w:val="center"/>
-              <w:pBdr>
-                <w:bottom w:val="none" w:sz="0" w:space="0" w:color="000000"/>
-                <w:top w:val="none" w:sz="0" w:space="0" w:color="000000"/>
-                <w:left w:val="none" w:sz="0" w:space="0" w:color="000000"/>
-                <w:right w:val="none" w:sz="0" w:space="0" w:color="000000"/>
-              </w:pBdr>
-              <w:spacing w:after="100" w:before="100" w:line="240"/>
-              <w:ind w:left="100" w:right="100" w:firstLine="0" w:firstLineChars="0"/>
-              <w:rPr>
-                <w:rFonts w:ascii="Helvetica" w:hAnsi="Helvetica" w:eastAsia="Helvetica" w:cs="Helvetica"/>
-                <w:i w:val="false"/>
-                <w:b w:val="false"/>
-                <w:u w:val="none"/>
-                <w:sz w:val="22"/>
-                <w:szCs w:val="22"/>
-                <w:color w:val="000000"/>
-              </w:rPr>
-            </w:pPr>
-            <w:r>
-              <w:rPr>
-                <w:rFonts w:ascii="Helvetica" w:hAnsi="Helvetica" w:eastAsia="Helvetica" w:cs="Helvetica"/>
-                <w:i w:val="false"/>
-                <w:b w:val="false"/>
-                <w:u w:val="none"/>
-                <w:sz w:val="22"/>
-                <w:szCs w:val="22"/>
-                <w:color w:val="000000"/>
-              </w:rPr>
-              <w:t xml:space="preserve">0.330</w:t>
-            </w:r>
-          </w:p>
-        </w:tc>
-        <w:tc>
-          <w:tcPr>
-            <w:tcBorders>
-              <w:bottom w:val="none" w:sz="0" w:space="0" w:color="000000"/>
-              <w:top w:val="none" w:sz="0" w:space="0" w:color="000000"/>
-              <w:left w:val="none" w:sz="0" w:space="0" w:color="000000"/>
-              <w:right w:val="none" w:sz="0" w:space="0" w:color="000000"/>
-            </w:tcBorders>
-            <w:shd w:val="clear" w:color="auto" w:fill="FFFFFF"/>
-            <w:tcMar>
-              <w:top w:w="0" w:type="dxa"/>
-              <w:bottom w:w="0" w:type="dxa"/>
-              <w:left w:w="0" w:type="dxa"/>
-              <w:right w:w="0" w:type="dxa"/>
-            </w:tcMar>
-            <w:vAlign w:val="top"/>
-          </w:tcPr>
-          <w:p>
-            <w:pPr>
-              <w:pStyle w:val="Normal"/>
-              <w:jc w:val="center"/>
-              <w:pBdr>
-                <w:bottom w:val="none" w:sz="0" w:space="0" w:color="000000"/>
-                <w:top w:val="none" w:sz="0" w:space="0" w:color="000000"/>
-                <w:left w:val="none" w:sz="0" w:space="0" w:color="000000"/>
-                <w:right w:val="none" w:sz="0" w:space="0" w:color="000000"/>
-              </w:pBdr>
-              <w:spacing w:after="100" w:before="100" w:line="240"/>
-              <w:ind w:left="100" w:right="100" w:firstLine="0" w:firstLineChars="0"/>
-              <w:rPr>
-                <w:rFonts w:ascii="Helvetica" w:hAnsi="Helvetica" w:eastAsia="Helvetica" w:cs="Helvetica"/>
-                <w:i w:val="false"/>
-                <w:b w:val="false"/>
-                <w:u w:val="none"/>
-                <w:sz w:val="22"/>
-                <w:szCs w:val="22"/>
-                <w:color w:val="000000"/>
-              </w:rPr>
-            </w:pPr>
-            <w:r>
-              <w:rPr>
-                <w:rFonts w:ascii="Helvetica" w:hAnsi="Helvetica" w:eastAsia="Helvetica" w:cs="Helvetica"/>
-                <w:i w:val="false"/>
-                <w:b w:val="false"/>
-                <w:u w:val="none"/>
-                <w:sz w:val="22"/>
-                <w:szCs w:val="22"/>
-                <w:color w:val="000000"/>
-              </w:rPr>
-              <w:t xml:space="preserve">323</w:t>
+              <w:t xml:space="preserve">0.95, 1.17</w:t>
+            </w:r>
+          </w:p>
+        </w:tc>
+        <w:tc>
+          <w:tcPr>
+            <w:tcBorders>
+              <w:bottom w:val="none" w:sz="0" w:space="0" w:color="000000"/>
+              <w:top w:val="none" w:sz="0" w:space="0" w:color="000000"/>
+              <w:left w:val="none" w:sz="0" w:space="0" w:color="000000"/>
+              <w:right w:val="none" w:sz="0" w:space="0" w:color="000000"/>
+            </w:tcBorders>
+            <w:shd w:val="clear" w:color="auto" w:fill="FFFFFF"/>
+            <w:tcMar>
+              <w:top w:w="0" w:type="dxa"/>
+              <w:bottom w:w="0" w:type="dxa"/>
+              <w:left w:w="0" w:type="dxa"/>
+              <w:right w:w="0" w:type="dxa"/>
+            </w:tcMar>
+            <w:vAlign w:val="top"/>
+          </w:tcPr>
+          <w:p>
+            <w:pPr>
+              <w:pStyle w:val="Normal"/>
+              <w:jc w:val="center"/>
+              <w:pBdr>
+                <w:bottom w:val="none" w:sz="0" w:space="0" w:color="000000"/>
+                <w:top w:val="none" w:sz="0" w:space="0" w:color="000000"/>
+                <w:left w:val="none" w:sz="0" w:space="0" w:color="000000"/>
+                <w:right w:val="none" w:sz="0" w:space="0" w:color="000000"/>
+              </w:pBdr>
+              <w:spacing w:after="100" w:before="100" w:line="240"/>
+              <w:ind w:left="100" w:right="100" w:firstLine="0" w:firstLineChars="0"/>
+              <w:rPr>
+                <w:rFonts w:ascii="Helvetica" w:hAnsi="Helvetica" w:eastAsia="Helvetica" w:cs="Helvetica"/>
+                <w:i w:val="false"/>
+                <w:b w:val="false"/>
+                <w:u w:val="none"/>
+                <w:sz w:val="22"/>
+                <w:szCs w:val="22"/>
+                <w:color w:val="000000"/>
+              </w:rPr>
+            </w:pPr>
+            <w:r>
+              <w:rPr>
+                <w:rFonts w:ascii="Helvetica" w:hAnsi="Helvetica" w:eastAsia="Helvetica" w:cs="Helvetica"/>
+                <w:i w:val="false"/>
+                <w:b w:val="false"/>
+                <w:u w:val="none"/>
+                <w:sz w:val="22"/>
+                <w:szCs w:val="22"/>
+                <w:color w:val="000000"/>
+              </w:rPr>
+              <w:t xml:space="preserve">0.300</w:t>
+            </w:r>
+          </w:p>
+        </w:tc>
+        <w:tc>
+          <w:tcPr>
+            <w:tcBorders>
+              <w:bottom w:val="none" w:sz="0" w:space="0" w:color="000000"/>
+              <w:top w:val="none" w:sz="0" w:space="0" w:color="000000"/>
+              <w:left w:val="none" w:sz="0" w:space="0" w:color="000000"/>
+              <w:right w:val="none" w:sz="0" w:space="0" w:color="000000"/>
+            </w:tcBorders>
+            <w:shd w:val="clear" w:color="auto" w:fill="FFFFFF"/>
+            <w:tcMar>
+              <w:top w:w="0" w:type="dxa"/>
+              <w:bottom w:w="0" w:type="dxa"/>
+              <w:left w:w="0" w:type="dxa"/>
+              <w:right w:w="0" w:type="dxa"/>
+            </w:tcMar>
+            <w:vAlign w:val="top"/>
+          </w:tcPr>
+          <w:p>
+            <w:pPr>
+              <w:pStyle w:val="Normal"/>
+              <w:jc w:val="center"/>
+              <w:pBdr>
+                <w:bottom w:val="none" w:sz="0" w:space="0" w:color="000000"/>
+                <w:top w:val="none" w:sz="0" w:space="0" w:color="000000"/>
+                <w:left w:val="none" w:sz="0" w:space="0" w:color="000000"/>
+                <w:right w:val="none" w:sz="0" w:space="0" w:color="000000"/>
+              </w:pBdr>
+              <w:spacing w:after="100" w:before="100" w:line="240"/>
+              <w:ind w:left="100" w:right="100" w:firstLine="0" w:firstLineChars="0"/>
+              <w:rPr>
+                <w:rFonts w:ascii="Helvetica" w:hAnsi="Helvetica" w:eastAsia="Helvetica" w:cs="Helvetica"/>
+                <w:i w:val="false"/>
+                <w:b w:val="false"/>
+                <w:u w:val="none"/>
+                <w:sz w:val="22"/>
+                <w:szCs w:val="22"/>
+                <w:color w:val="000000"/>
+              </w:rPr>
+            </w:pPr>
+            <w:r>
+              <w:rPr>
+                <w:rFonts w:ascii="Helvetica" w:hAnsi="Helvetica" w:eastAsia="Helvetica" w:cs="Helvetica"/>
+                <w:i w:val="false"/>
+                <w:b w:val="false"/>
+                <w:u w:val="none"/>
+                <w:sz w:val="22"/>
+                <w:szCs w:val="22"/>
+                <w:color w:val="000000"/>
+              </w:rPr>
+              <w:t xml:space="preserve">322</w:t>
             </w:r>
           </w:p>
         </w:tc>
@@ -3571,60 +3571,60 @@
                 <w:szCs w:val="22"/>
                 <w:color w:val="000000"/>
               </w:rPr>
-              <w:t xml:space="preserve">0.93, 1.17</w:t>
-            </w:r>
-          </w:p>
-        </w:tc>
-        <w:tc>
-          <w:tcPr>
-            <w:tcBorders>
-              <w:bottom w:val="none" w:sz="0" w:space="0" w:color="000000"/>
-              <w:top w:val="none" w:sz="0" w:space="0" w:color="000000"/>
-              <w:left w:val="none" w:sz="0" w:space="0" w:color="000000"/>
-              <w:right w:val="none" w:sz="0" w:space="0" w:color="000000"/>
-            </w:tcBorders>
-            <w:shd w:val="clear" w:color="auto" w:fill="FFFFFF"/>
-            <w:tcMar>
-              <w:top w:w="0" w:type="dxa"/>
-              <w:bottom w:w="0" w:type="dxa"/>
-              <w:left w:w="0" w:type="dxa"/>
-              <w:right w:w="0" w:type="dxa"/>
-            </w:tcMar>
-            <w:vAlign w:val="top"/>
-          </w:tcPr>
-          <w:p>
-            <w:pPr>
-              <w:pStyle w:val="Normal"/>
-              <w:jc w:val="center"/>
-              <w:pBdr>
-                <w:bottom w:val="none" w:sz="0" w:space="0" w:color="000000"/>
-                <w:top w:val="none" w:sz="0" w:space="0" w:color="000000"/>
-                <w:left w:val="none" w:sz="0" w:space="0" w:color="000000"/>
-                <w:right w:val="none" w:sz="0" w:space="0" w:color="000000"/>
-              </w:pBdr>
-              <w:spacing w:after="100" w:before="100" w:line="240"/>
-              <w:ind w:left="100" w:right="100" w:firstLine="0" w:firstLineChars="0"/>
-              <w:rPr>
-                <w:rFonts w:ascii="Helvetica" w:hAnsi="Helvetica" w:eastAsia="Helvetica" w:cs="Helvetica"/>
-                <w:i w:val="false"/>
-                <w:b w:val="false"/>
-                <w:u w:val="none"/>
-                <w:sz w:val="22"/>
-                <w:szCs w:val="22"/>
-                <w:color w:val="000000"/>
-              </w:rPr>
-            </w:pPr>
-            <w:r>
-              <w:rPr>
-                <w:rFonts w:ascii="Helvetica" w:hAnsi="Helvetica" w:eastAsia="Helvetica" w:cs="Helvetica"/>
-                <w:i w:val="false"/>
-                <w:b w:val="false"/>
-                <w:u w:val="none"/>
-                <w:sz w:val="22"/>
-                <w:szCs w:val="22"/>
-                <w:color w:val="000000"/>
-              </w:rPr>
-              <w:t xml:space="preserve">0.430</w:t>
+              <w:t xml:space="preserve">0.94, 1.17</w:t>
+            </w:r>
+          </w:p>
+        </w:tc>
+        <w:tc>
+          <w:tcPr>
+            <w:tcBorders>
+              <w:bottom w:val="none" w:sz="0" w:space="0" w:color="000000"/>
+              <w:top w:val="none" w:sz="0" w:space="0" w:color="000000"/>
+              <w:left w:val="none" w:sz="0" w:space="0" w:color="000000"/>
+              <w:right w:val="none" w:sz="0" w:space="0" w:color="000000"/>
+            </w:tcBorders>
+            <w:shd w:val="clear" w:color="auto" w:fill="FFFFFF"/>
+            <w:tcMar>
+              <w:top w:w="0" w:type="dxa"/>
+              <w:bottom w:w="0" w:type="dxa"/>
+              <w:left w:w="0" w:type="dxa"/>
+              <w:right w:w="0" w:type="dxa"/>
+            </w:tcMar>
+            <w:vAlign w:val="top"/>
+          </w:tcPr>
+          <w:p>
+            <w:pPr>
+              <w:pStyle w:val="Normal"/>
+              <w:jc w:val="center"/>
+              <w:pBdr>
+                <w:bottom w:val="none" w:sz="0" w:space="0" w:color="000000"/>
+                <w:top w:val="none" w:sz="0" w:space="0" w:color="000000"/>
+                <w:left w:val="none" w:sz="0" w:space="0" w:color="000000"/>
+                <w:right w:val="none" w:sz="0" w:space="0" w:color="000000"/>
+              </w:pBdr>
+              <w:spacing w:after="100" w:before="100" w:line="240"/>
+              <w:ind w:left="100" w:right="100" w:firstLine="0" w:firstLineChars="0"/>
+              <w:rPr>
+                <w:rFonts w:ascii="Helvetica" w:hAnsi="Helvetica" w:eastAsia="Helvetica" w:cs="Helvetica"/>
+                <w:i w:val="false"/>
+                <w:b w:val="false"/>
+                <w:u w:val="none"/>
+                <w:sz w:val="22"/>
+                <w:szCs w:val="22"/>
+                <w:color w:val="000000"/>
+              </w:rPr>
+            </w:pPr>
+            <w:r>
+              <w:rPr>
+                <w:rFonts w:ascii="Helvetica" w:hAnsi="Helvetica" w:eastAsia="Helvetica" w:cs="Helvetica"/>
+                <w:i w:val="false"/>
+                <w:b w:val="false"/>
+                <w:u w:val="none"/>
+                <w:sz w:val="22"/>
+                <w:szCs w:val="22"/>
+                <w:color w:val="000000"/>
+              </w:rPr>
+              <w:t xml:space="preserve">0.410</w:t>
             </w:r>
           </w:p>
         </w:tc>
@@ -3736,7 +3736,7 @@
                 <w:szCs w:val="22"/>
                 <w:color w:val="000000"/>
               </w:rPr>
-              <w:t xml:space="preserve">323</w:t>
+              <w:t xml:space="preserve">322</w:t>
             </w:r>
           </w:p>
         </w:tc>
@@ -3948,7 +3948,7 @@
                 <w:szCs w:val="22"/>
                 <w:color w:val="000000"/>
               </w:rPr>
-              <w:t xml:space="preserve">323</w:t>
+              <w:t xml:space="preserve">322</w:t>
             </w:r>
           </w:p>
         </w:tc>
@@ -4755,113 +4755,113 @@
                 <w:szCs w:val="22"/>
                 <w:color w:val="000000"/>
               </w:rPr>
-              <w:t xml:space="preserve">1.81</w:t>
-            </w:r>
-          </w:p>
-        </w:tc>
-        <w:tc>
-          <w:tcPr>
-            <w:tcBorders>
-              <w:bottom w:val="none" w:sz="0" w:space="0" w:color="000000"/>
-              <w:top w:val="none" w:sz="0" w:space="0" w:color="000000"/>
-              <w:left w:val="none" w:sz="0" w:space="0" w:color="000000"/>
-              <w:right w:val="none" w:sz="0" w:space="0" w:color="000000"/>
-            </w:tcBorders>
-            <w:shd w:val="clear" w:color="auto" w:fill="FFFFFF"/>
-            <w:tcMar>
-              <w:top w:w="0" w:type="dxa"/>
-              <w:bottom w:w="0" w:type="dxa"/>
-              <w:left w:w="0" w:type="dxa"/>
-              <w:right w:w="0" w:type="dxa"/>
-            </w:tcMar>
-            <w:vAlign w:val="top"/>
-          </w:tcPr>
-          <w:p>
-            <w:pPr>
-              <w:pStyle w:val="Normal"/>
-              <w:jc w:val="center"/>
-              <w:pBdr>
-                <w:bottom w:val="none" w:sz="0" w:space="0" w:color="000000"/>
-                <w:top w:val="none" w:sz="0" w:space="0" w:color="000000"/>
-                <w:left w:val="none" w:sz="0" w:space="0" w:color="000000"/>
-                <w:right w:val="none" w:sz="0" w:space="0" w:color="000000"/>
-              </w:pBdr>
-              <w:spacing w:after="100" w:before="100" w:line="240"/>
-              <w:ind w:left="100" w:right="100" w:firstLine="0" w:firstLineChars="0"/>
-              <w:rPr>
-                <w:rFonts w:ascii="Helvetica" w:hAnsi="Helvetica" w:eastAsia="Helvetica" w:cs="Helvetica"/>
-                <w:i w:val="false"/>
-                <w:b w:val="false"/>
-                <w:u w:val="none"/>
-                <w:sz w:val="22"/>
-                <w:szCs w:val="22"/>
-                <w:color w:val="000000"/>
-              </w:rPr>
-            </w:pPr>
-            <w:r>
-              <w:rPr>
-                <w:rFonts w:ascii="Helvetica" w:hAnsi="Helvetica" w:eastAsia="Helvetica" w:cs="Helvetica"/>
-                <w:i w:val="false"/>
-                <w:b w:val="false"/>
-                <w:u w:val="none"/>
-                <w:sz w:val="22"/>
-                <w:szCs w:val="22"/>
-                <w:color w:val="000000"/>
-              </w:rPr>
-              <w:t xml:space="preserve">0.97, 3.37</w:t>
-            </w:r>
-          </w:p>
-        </w:tc>
-        <w:tc>
-          <w:tcPr>
-            <w:tcBorders>
-              <w:bottom w:val="none" w:sz="0" w:space="0" w:color="000000"/>
-              <w:top w:val="none" w:sz="0" w:space="0" w:color="000000"/>
-              <w:left w:val="none" w:sz="0" w:space="0" w:color="000000"/>
-              <w:right w:val="none" w:sz="0" w:space="0" w:color="000000"/>
-            </w:tcBorders>
-            <w:shd w:val="clear" w:color="auto" w:fill="FFFFFF"/>
-            <w:tcMar>
-              <w:top w:w="0" w:type="dxa"/>
-              <w:bottom w:w="0" w:type="dxa"/>
-              <w:left w:w="0" w:type="dxa"/>
-              <w:right w:w="0" w:type="dxa"/>
-            </w:tcMar>
-            <w:vAlign w:val="top"/>
-          </w:tcPr>
-          <w:p>
-            <w:pPr>
-              <w:pStyle w:val="Normal"/>
-              <w:jc w:val="center"/>
-              <w:pBdr>
-                <w:bottom w:val="none" w:sz="0" w:space="0" w:color="000000"/>
-                <w:top w:val="none" w:sz="0" w:space="0" w:color="000000"/>
-                <w:left w:val="none" w:sz="0" w:space="0" w:color="000000"/>
-                <w:right w:val="none" w:sz="0" w:space="0" w:color="000000"/>
-              </w:pBdr>
-              <w:spacing w:after="100" w:before="100" w:line="240"/>
-              <w:ind w:left="100" w:right="100" w:firstLine="0" w:firstLineChars="0"/>
-              <w:rPr>
-                <w:rFonts w:ascii="Helvetica" w:hAnsi="Helvetica" w:eastAsia="Helvetica" w:cs="Helvetica"/>
-                <w:i w:val="false"/>
-                <w:b w:val="false"/>
-                <w:u w:val="none"/>
-                <w:sz w:val="22"/>
-                <w:szCs w:val="22"/>
-                <w:color w:val="000000"/>
-              </w:rPr>
-            </w:pPr>
-            <w:r>
-              <w:rPr>
-                <w:rFonts w:ascii="Helvetica" w:hAnsi="Helvetica" w:eastAsia="Helvetica" w:cs="Helvetica"/>
-                <w:i w:val="false"/>
-                <w:b w:val="false"/>
-                <w:u w:val="none"/>
-                <w:sz w:val="22"/>
-                <w:szCs w:val="22"/>
-                <w:color w:val="000000"/>
-              </w:rPr>
-              <w:t xml:space="preserve">0.062</w:t>
+              <w:t xml:space="preserve">1.84</w:t>
+            </w:r>
+          </w:p>
+        </w:tc>
+        <w:tc>
+          <w:tcPr>
+            <w:tcBorders>
+              <w:bottom w:val="none" w:sz="0" w:space="0" w:color="000000"/>
+              <w:top w:val="none" w:sz="0" w:space="0" w:color="000000"/>
+              <w:left w:val="none" w:sz="0" w:space="0" w:color="000000"/>
+              <w:right w:val="none" w:sz="0" w:space="0" w:color="000000"/>
+            </w:tcBorders>
+            <w:shd w:val="clear" w:color="auto" w:fill="FFFFFF"/>
+            <w:tcMar>
+              <w:top w:w="0" w:type="dxa"/>
+              <w:bottom w:w="0" w:type="dxa"/>
+              <w:left w:w="0" w:type="dxa"/>
+              <w:right w:w="0" w:type="dxa"/>
+            </w:tcMar>
+            <w:vAlign w:val="top"/>
+          </w:tcPr>
+          <w:p>
+            <w:pPr>
+              <w:pStyle w:val="Normal"/>
+              <w:jc w:val="center"/>
+              <w:pBdr>
+                <w:bottom w:val="none" w:sz="0" w:space="0" w:color="000000"/>
+                <w:top w:val="none" w:sz="0" w:space="0" w:color="000000"/>
+                <w:left w:val="none" w:sz="0" w:space="0" w:color="000000"/>
+                <w:right w:val="none" w:sz="0" w:space="0" w:color="000000"/>
+              </w:pBdr>
+              <w:spacing w:after="100" w:before="100" w:line="240"/>
+              <w:ind w:left="100" w:right="100" w:firstLine="0" w:firstLineChars="0"/>
+              <w:rPr>
+                <w:rFonts w:ascii="Helvetica" w:hAnsi="Helvetica" w:eastAsia="Helvetica" w:cs="Helvetica"/>
+                <w:i w:val="false"/>
+                <w:b w:val="false"/>
+                <w:u w:val="none"/>
+                <w:sz w:val="22"/>
+                <w:szCs w:val="22"/>
+                <w:color w:val="000000"/>
+              </w:rPr>
+            </w:pPr>
+            <w:r>
+              <w:rPr>
+                <w:rFonts w:ascii="Helvetica" w:hAnsi="Helvetica" w:eastAsia="Helvetica" w:cs="Helvetica"/>
+                <w:i w:val="false"/>
+                <w:b w:val="false"/>
+                <w:u w:val="none"/>
+                <w:sz w:val="22"/>
+                <w:szCs w:val="22"/>
+                <w:color w:val="000000"/>
+              </w:rPr>
+              <w:t xml:space="preserve">0.99, 3.44</w:t>
+            </w:r>
+          </w:p>
+        </w:tc>
+        <w:tc>
+          <w:tcPr>
+            <w:tcBorders>
+              <w:bottom w:val="none" w:sz="0" w:space="0" w:color="000000"/>
+              <w:top w:val="none" w:sz="0" w:space="0" w:color="000000"/>
+              <w:left w:val="none" w:sz="0" w:space="0" w:color="000000"/>
+              <w:right w:val="none" w:sz="0" w:space="0" w:color="000000"/>
+            </w:tcBorders>
+            <w:shd w:val="clear" w:color="auto" w:fill="FFFFFF"/>
+            <w:tcMar>
+              <w:top w:w="0" w:type="dxa"/>
+              <w:bottom w:w="0" w:type="dxa"/>
+              <w:left w:w="0" w:type="dxa"/>
+              <w:right w:w="0" w:type="dxa"/>
+            </w:tcMar>
+            <w:vAlign w:val="top"/>
+          </w:tcPr>
+          <w:p>
+            <w:pPr>
+              <w:pStyle w:val="Normal"/>
+              <w:jc w:val="center"/>
+              <w:pBdr>
+                <w:bottom w:val="none" w:sz="0" w:space="0" w:color="000000"/>
+                <w:top w:val="none" w:sz="0" w:space="0" w:color="000000"/>
+                <w:left w:val="none" w:sz="0" w:space="0" w:color="000000"/>
+                <w:right w:val="none" w:sz="0" w:space="0" w:color="000000"/>
+              </w:pBdr>
+              <w:spacing w:after="100" w:before="100" w:line="240"/>
+              <w:ind w:left="100" w:right="100" w:firstLine="0" w:firstLineChars="0"/>
+              <w:rPr>
+                <w:rFonts w:ascii="Helvetica" w:hAnsi="Helvetica" w:eastAsia="Helvetica" w:cs="Helvetica"/>
+                <w:i w:val="false"/>
+                <w:b w:val="false"/>
+                <w:u w:val="none"/>
+                <w:sz w:val="22"/>
+                <w:szCs w:val="22"/>
+                <w:color w:val="000000"/>
+              </w:rPr>
+            </w:pPr>
+            <w:r>
+              <w:rPr>
+                <w:rFonts w:ascii="Helvetica" w:hAnsi="Helvetica" w:eastAsia="Helvetica" w:cs="Helvetica"/>
+                <w:i w:val="false"/>
+                <w:b w:val="false"/>
+                <w:u w:val="none"/>
+                <w:sz w:val="22"/>
+                <w:szCs w:val="22"/>
+                <w:color w:val="000000"/>
+              </w:rPr>
+              <w:t xml:space="preserve">0.054</w:t>
             </w:r>
           </w:p>
         </w:tc>
@@ -4967,113 +4967,113 @@
                 <w:szCs w:val="22"/>
                 <w:color w:val="000000"/>
               </w:rPr>
-              <w:t xml:space="preserve">1.38</w:t>
-            </w:r>
-          </w:p>
-        </w:tc>
-        <w:tc>
-          <w:tcPr>
-            <w:tcBorders>
-              <w:bottom w:val="none" w:sz="0" w:space="0" w:color="000000"/>
-              <w:top w:val="none" w:sz="0" w:space="0" w:color="000000"/>
-              <w:left w:val="none" w:sz="0" w:space="0" w:color="000000"/>
-              <w:right w:val="none" w:sz="0" w:space="0" w:color="000000"/>
-            </w:tcBorders>
-            <w:shd w:val="clear" w:color="auto" w:fill="FFFFFF"/>
-            <w:tcMar>
-              <w:top w:w="0" w:type="dxa"/>
-              <w:bottom w:w="0" w:type="dxa"/>
-              <w:left w:w="0" w:type="dxa"/>
-              <w:right w:w="0" w:type="dxa"/>
-            </w:tcMar>
-            <w:vAlign w:val="top"/>
-          </w:tcPr>
-          <w:p>
-            <w:pPr>
-              <w:pStyle w:val="Normal"/>
-              <w:jc w:val="center"/>
-              <w:pBdr>
-                <w:bottom w:val="none" w:sz="0" w:space="0" w:color="000000"/>
-                <w:top w:val="none" w:sz="0" w:space="0" w:color="000000"/>
-                <w:left w:val="none" w:sz="0" w:space="0" w:color="000000"/>
-                <w:right w:val="none" w:sz="0" w:space="0" w:color="000000"/>
-              </w:pBdr>
-              <w:spacing w:after="100" w:before="100" w:line="240"/>
-              <w:ind w:left="100" w:right="100" w:firstLine="0" w:firstLineChars="0"/>
-              <w:rPr>
-                <w:rFonts w:ascii="Helvetica" w:hAnsi="Helvetica" w:eastAsia="Helvetica" w:cs="Helvetica"/>
-                <w:i w:val="false"/>
-                <w:b w:val="false"/>
-                <w:u w:val="none"/>
-                <w:sz w:val="22"/>
-                <w:szCs w:val="22"/>
-                <w:color w:val="000000"/>
-              </w:rPr>
-            </w:pPr>
-            <w:r>
-              <w:rPr>
-                <w:rFonts w:ascii="Helvetica" w:hAnsi="Helvetica" w:eastAsia="Helvetica" w:cs="Helvetica"/>
-                <w:i w:val="false"/>
-                <w:b w:val="false"/>
-                <w:u w:val="none"/>
-                <w:sz w:val="22"/>
-                <w:szCs w:val="22"/>
-                <w:color w:val="000000"/>
-              </w:rPr>
-              <w:t xml:space="preserve">0.62, 3.06</w:t>
-            </w:r>
-          </w:p>
-        </w:tc>
-        <w:tc>
-          <w:tcPr>
-            <w:tcBorders>
-              <w:bottom w:val="none" w:sz="0" w:space="0" w:color="000000"/>
-              <w:top w:val="none" w:sz="0" w:space="0" w:color="000000"/>
-              <w:left w:val="none" w:sz="0" w:space="0" w:color="000000"/>
-              <w:right w:val="none" w:sz="0" w:space="0" w:color="000000"/>
-            </w:tcBorders>
-            <w:shd w:val="clear" w:color="auto" w:fill="FFFFFF"/>
-            <w:tcMar>
-              <w:top w:w="0" w:type="dxa"/>
-              <w:bottom w:w="0" w:type="dxa"/>
-              <w:left w:w="0" w:type="dxa"/>
-              <w:right w:w="0" w:type="dxa"/>
-            </w:tcMar>
-            <w:vAlign w:val="top"/>
-          </w:tcPr>
-          <w:p>
-            <w:pPr>
-              <w:pStyle w:val="Normal"/>
-              <w:jc w:val="center"/>
-              <w:pBdr>
-                <w:bottom w:val="none" w:sz="0" w:space="0" w:color="000000"/>
-                <w:top w:val="none" w:sz="0" w:space="0" w:color="000000"/>
-                <w:left w:val="none" w:sz="0" w:space="0" w:color="000000"/>
-                <w:right w:val="none" w:sz="0" w:space="0" w:color="000000"/>
-              </w:pBdr>
-              <w:spacing w:after="100" w:before="100" w:line="240"/>
-              <w:ind w:left="100" w:right="100" w:firstLine="0" w:firstLineChars="0"/>
-              <w:rPr>
-                <w:rFonts w:ascii="Helvetica" w:hAnsi="Helvetica" w:eastAsia="Helvetica" w:cs="Helvetica"/>
-                <w:i w:val="false"/>
-                <w:b w:val="false"/>
-                <w:u w:val="none"/>
-                <w:sz w:val="22"/>
-                <w:szCs w:val="22"/>
-                <w:color w:val="000000"/>
-              </w:rPr>
-            </w:pPr>
-            <w:r>
-              <w:rPr>
-                <w:rFonts w:ascii="Helvetica" w:hAnsi="Helvetica" w:eastAsia="Helvetica" w:cs="Helvetica"/>
-                <w:i w:val="false"/>
-                <w:b w:val="false"/>
-                <w:u w:val="none"/>
-                <w:sz w:val="22"/>
-                <w:szCs w:val="22"/>
-                <w:color w:val="000000"/>
-              </w:rPr>
-              <w:t xml:space="preserve">0.430</w:t>
+              <w:t xml:space="preserve">1.40</w:t>
+            </w:r>
+          </w:p>
+        </w:tc>
+        <w:tc>
+          <w:tcPr>
+            <w:tcBorders>
+              <w:bottom w:val="none" w:sz="0" w:space="0" w:color="000000"/>
+              <w:top w:val="none" w:sz="0" w:space="0" w:color="000000"/>
+              <w:left w:val="none" w:sz="0" w:space="0" w:color="000000"/>
+              <w:right w:val="none" w:sz="0" w:space="0" w:color="000000"/>
+            </w:tcBorders>
+            <w:shd w:val="clear" w:color="auto" w:fill="FFFFFF"/>
+            <w:tcMar>
+              <w:top w:w="0" w:type="dxa"/>
+              <w:bottom w:w="0" w:type="dxa"/>
+              <w:left w:w="0" w:type="dxa"/>
+              <w:right w:w="0" w:type="dxa"/>
+            </w:tcMar>
+            <w:vAlign w:val="top"/>
+          </w:tcPr>
+          <w:p>
+            <w:pPr>
+              <w:pStyle w:val="Normal"/>
+              <w:jc w:val="center"/>
+              <w:pBdr>
+                <w:bottom w:val="none" w:sz="0" w:space="0" w:color="000000"/>
+                <w:top w:val="none" w:sz="0" w:space="0" w:color="000000"/>
+                <w:left w:val="none" w:sz="0" w:space="0" w:color="000000"/>
+                <w:right w:val="none" w:sz="0" w:space="0" w:color="000000"/>
+              </w:pBdr>
+              <w:spacing w:after="100" w:before="100" w:line="240"/>
+              <w:ind w:left="100" w:right="100" w:firstLine="0" w:firstLineChars="0"/>
+              <w:rPr>
+                <w:rFonts w:ascii="Helvetica" w:hAnsi="Helvetica" w:eastAsia="Helvetica" w:cs="Helvetica"/>
+                <w:i w:val="false"/>
+                <w:b w:val="false"/>
+                <w:u w:val="none"/>
+                <w:sz w:val="22"/>
+                <w:szCs w:val="22"/>
+                <w:color w:val="000000"/>
+              </w:rPr>
+            </w:pPr>
+            <w:r>
+              <w:rPr>
+                <w:rFonts w:ascii="Helvetica" w:hAnsi="Helvetica" w:eastAsia="Helvetica" w:cs="Helvetica"/>
+                <w:i w:val="false"/>
+                <w:b w:val="false"/>
+                <w:u w:val="none"/>
+                <w:sz w:val="22"/>
+                <w:szCs w:val="22"/>
+                <w:color w:val="000000"/>
+              </w:rPr>
+              <w:t xml:space="preserve">0.63, 3.11</w:t>
+            </w:r>
+          </w:p>
+        </w:tc>
+        <w:tc>
+          <w:tcPr>
+            <w:tcBorders>
+              <w:bottom w:val="none" w:sz="0" w:space="0" w:color="000000"/>
+              <w:top w:val="none" w:sz="0" w:space="0" w:color="000000"/>
+              <w:left w:val="none" w:sz="0" w:space="0" w:color="000000"/>
+              <w:right w:val="none" w:sz="0" w:space="0" w:color="000000"/>
+            </w:tcBorders>
+            <w:shd w:val="clear" w:color="auto" w:fill="FFFFFF"/>
+            <w:tcMar>
+              <w:top w:w="0" w:type="dxa"/>
+              <w:bottom w:w="0" w:type="dxa"/>
+              <w:left w:w="0" w:type="dxa"/>
+              <w:right w:w="0" w:type="dxa"/>
+            </w:tcMar>
+            <w:vAlign w:val="top"/>
+          </w:tcPr>
+          <w:p>
+            <w:pPr>
+              <w:pStyle w:val="Normal"/>
+              <w:jc w:val="center"/>
+              <w:pBdr>
+                <w:bottom w:val="none" w:sz="0" w:space="0" w:color="000000"/>
+                <w:top w:val="none" w:sz="0" w:space="0" w:color="000000"/>
+                <w:left w:val="none" w:sz="0" w:space="0" w:color="000000"/>
+                <w:right w:val="none" w:sz="0" w:space="0" w:color="000000"/>
+              </w:pBdr>
+              <w:spacing w:after="100" w:before="100" w:line="240"/>
+              <w:ind w:left="100" w:right="100" w:firstLine="0" w:firstLineChars="0"/>
+              <w:rPr>
+                <w:rFonts w:ascii="Helvetica" w:hAnsi="Helvetica" w:eastAsia="Helvetica" w:cs="Helvetica"/>
+                <w:i w:val="false"/>
+                <w:b w:val="false"/>
+                <w:u w:val="none"/>
+                <w:sz w:val="22"/>
+                <w:szCs w:val="22"/>
+                <w:color w:val="000000"/>
+              </w:rPr>
+            </w:pPr>
+            <w:r>
+              <w:rPr>
+                <w:rFonts w:ascii="Helvetica" w:hAnsi="Helvetica" w:eastAsia="Helvetica" w:cs="Helvetica"/>
+                <w:i w:val="false"/>
+                <w:b w:val="false"/>
+                <w:u w:val="none"/>
+                <w:sz w:val="22"/>
+                <w:szCs w:val="22"/>
+                <w:color w:val="000000"/>
+              </w:rPr>
+              <w:t xml:space="preserve">0.400</w:t>
             </w:r>
           </w:p>
         </w:tc>
@@ -5185,7 +5185,7 @@
                 <w:szCs w:val="22"/>
                 <w:color w:val="000000"/>
               </w:rPr>
-              <w:t xml:space="preserve">323</w:t>
+              <w:t xml:space="preserve">322</w:t>
             </w:r>
           </w:p>
         </w:tc>
@@ -5397,7 +5397,7 @@
                 <w:szCs w:val="22"/>
                 <w:color w:val="000000"/>
               </w:rPr>
-              <w:t xml:space="preserve">323</w:t>
+              <w:t xml:space="preserve">322</w:t>
             </w:r>
           </w:p>
         </w:tc>
@@ -6204,113 +6204,113 @@
                 <w:szCs w:val="22"/>
                 <w:color w:val="000000"/>
               </w:rPr>
-              <w:t xml:space="preserve">1.12</w:t>
-            </w:r>
-          </w:p>
-        </w:tc>
-        <w:tc>
-          <w:tcPr>
-            <w:tcBorders>
-              <w:bottom w:val="none" w:sz="0" w:space="0" w:color="000000"/>
-              <w:top w:val="none" w:sz="0" w:space="0" w:color="000000"/>
-              <w:left w:val="none" w:sz="0" w:space="0" w:color="000000"/>
-              <w:right w:val="none" w:sz="0" w:space="0" w:color="000000"/>
-            </w:tcBorders>
-            <w:shd w:val="clear" w:color="auto" w:fill="FFFFFF"/>
-            <w:tcMar>
-              <w:top w:w="0" w:type="dxa"/>
-              <w:bottom w:w="0" w:type="dxa"/>
-              <w:left w:w="0" w:type="dxa"/>
-              <w:right w:w="0" w:type="dxa"/>
-            </w:tcMar>
-            <w:vAlign w:val="top"/>
-          </w:tcPr>
-          <w:p>
-            <w:pPr>
-              <w:pStyle w:val="Normal"/>
-              <w:jc w:val="center"/>
-              <w:pBdr>
-                <w:bottom w:val="none" w:sz="0" w:space="0" w:color="000000"/>
-                <w:top w:val="none" w:sz="0" w:space="0" w:color="000000"/>
-                <w:left w:val="none" w:sz="0" w:space="0" w:color="000000"/>
-                <w:right w:val="none" w:sz="0" w:space="0" w:color="000000"/>
-              </w:pBdr>
-              <w:spacing w:after="100" w:before="100" w:line="240"/>
-              <w:ind w:left="100" w:right="100" w:firstLine="0" w:firstLineChars="0"/>
-              <w:rPr>
-                <w:rFonts w:ascii="Helvetica" w:hAnsi="Helvetica" w:eastAsia="Helvetica" w:cs="Helvetica"/>
-                <w:i w:val="false"/>
-                <w:b w:val="false"/>
-                <w:u w:val="none"/>
-                <w:sz w:val="22"/>
-                <w:szCs w:val="22"/>
-                <w:color w:val="000000"/>
-              </w:rPr>
-            </w:pPr>
-            <w:r>
-              <w:rPr>
-                <w:rFonts w:ascii="Helvetica" w:hAnsi="Helvetica" w:eastAsia="Helvetica" w:cs="Helvetica"/>
-                <w:i w:val="false"/>
-                <w:b w:val="false"/>
-                <w:u w:val="none"/>
-                <w:sz w:val="22"/>
-                <w:szCs w:val="22"/>
-                <w:color w:val="000000"/>
-              </w:rPr>
-              <w:t xml:space="preserve">0.36, 3.47</w:t>
-            </w:r>
-          </w:p>
-        </w:tc>
-        <w:tc>
-          <w:tcPr>
-            <w:tcBorders>
-              <w:bottom w:val="none" w:sz="0" w:space="0" w:color="000000"/>
-              <w:top w:val="none" w:sz="0" w:space="0" w:color="000000"/>
-              <w:left w:val="none" w:sz="0" w:space="0" w:color="000000"/>
-              <w:right w:val="none" w:sz="0" w:space="0" w:color="000000"/>
-            </w:tcBorders>
-            <w:shd w:val="clear" w:color="auto" w:fill="FFFFFF"/>
-            <w:tcMar>
-              <w:top w:w="0" w:type="dxa"/>
-              <w:bottom w:w="0" w:type="dxa"/>
-              <w:left w:w="0" w:type="dxa"/>
-              <w:right w:w="0" w:type="dxa"/>
-            </w:tcMar>
-            <w:vAlign w:val="top"/>
-          </w:tcPr>
-          <w:p>
-            <w:pPr>
-              <w:pStyle w:val="Normal"/>
-              <w:jc w:val="center"/>
-              <w:pBdr>
-                <w:bottom w:val="none" w:sz="0" w:space="0" w:color="000000"/>
-                <w:top w:val="none" w:sz="0" w:space="0" w:color="000000"/>
-                <w:left w:val="none" w:sz="0" w:space="0" w:color="000000"/>
-                <w:right w:val="none" w:sz="0" w:space="0" w:color="000000"/>
-              </w:pBdr>
-              <w:spacing w:after="100" w:before="100" w:line="240"/>
-              <w:ind w:left="100" w:right="100" w:firstLine="0" w:firstLineChars="0"/>
-              <w:rPr>
-                <w:rFonts w:ascii="Helvetica" w:hAnsi="Helvetica" w:eastAsia="Helvetica" w:cs="Helvetica"/>
-                <w:i w:val="false"/>
-                <w:b w:val="false"/>
-                <w:u w:val="none"/>
-                <w:sz w:val="22"/>
-                <w:szCs w:val="22"/>
-                <w:color w:val="000000"/>
-              </w:rPr>
-            </w:pPr>
-            <w:r>
-              <w:rPr>
-                <w:rFonts w:ascii="Helvetica" w:hAnsi="Helvetica" w:eastAsia="Helvetica" w:cs="Helvetica"/>
-                <w:i w:val="false"/>
-                <w:b w:val="false"/>
-                <w:u w:val="none"/>
-                <w:sz w:val="22"/>
-                <w:szCs w:val="22"/>
-                <w:color w:val="000000"/>
-              </w:rPr>
-              <w:t xml:space="preserve">0.850</w:t>
+              <w:t xml:space="preserve">1.09</w:t>
+            </w:r>
+          </w:p>
+        </w:tc>
+        <w:tc>
+          <w:tcPr>
+            <w:tcBorders>
+              <w:bottom w:val="none" w:sz="0" w:space="0" w:color="000000"/>
+              <w:top w:val="none" w:sz="0" w:space="0" w:color="000000"/>
+              <w:left w:val="none" w:sz="0" w:space="0" w:color="000000"/>
+              <w:right w:val="none" w:sz="0" w:space="0" w:color="000000"/>
+            </w:tcBorders>
+            <w:shd w:val="clear" w:color="auto" w:fill="FFFFFF"/>
+            <w:tcMar>
+              <w:top w:w="0" w:type="dxa"/>
+              <w:bottom w:w="0" w:type="dxa"/>
+              <w:left w:w="0" w:type="dxa"/>
+              <w:right w:w="0" w:type="dxa"/>
+            </w:tcMar>
+            <w:vAlign w:val="top"/>
+          </w:tcPr>
+          <w:p>
+            <w:pPr>
+              <w:pStyle w:val="Normal"/>
+              <w:jc w:val="center"/>
+              <w:pBdr>
+                <w:bottom w:val="none" w:sz="0" w:space="0" w:color="000000"/>
+                <w:top w:val="none" w:sz="0" w:space="0" w:color="000000"/>
+                <w:left w:val="none" w:sz="0" w:space="0" w:color="000000"/>
+                <w:right w:val="none" w:sz="0" w:space="0" w:color="000000"/>
+              </w:pBdr>
+              <w:spacing w:after="100" w:before="100" w:line="240"/>
+              <w:ind w:left="100" w:right="100" w:firstLine="0" w:firstLineChars="0"/>
+              <w:rPr>
+                <w:rFonts w:ascii="Helvetica" w:hAnsi="Helvetica" w:eastAsia="Helvetica" w:cs="Helvetica"/>
+                <w:i w:val="false"/>
+                <w:b w:val="false"/>
+                <w:u w:val="none"/>
+                <w:sz w:val="22"/>
+                <w:szCs w:val="22"/>
+                <w:color w:val="000000"/>
+              </w:rPr>
+            </w:pPr>
+            <w:r>
+              <w:rPr>
+                <w:rFonts w:ascii="Helvetica" w:hAnsi="Helvetica" w:eastAsia="Helvetica" w:cs="Helvetica"/>
+                <w:i w:val="false"/>
+                <w:b w:val="false"/>
+                <w:u w:val="none"/>
+                <w:sz w:val="22"/>
+                <w:szCs w:val="22"/>
+                <w:color w:val="000000"/>
+              </w:rPr>
+              <w:t xml:space="preserve">0.35, 3.40</w:t>
+            </w:r>
+          </w:p>
+        </w:tc>
+        <w:tc>
+          <w:tcPr>
+            <w:tcBorders>
+              <w:bottom w:val="none" w:sz="0" w:space="0" w:color="000000"/>
+              <w:top w:val="none" w:sz="0" w:space="0" w:color="000000"/>
+              <w:left w:val="none" w:sz="0" w:space="0" w:color="000000"/>
+              <w:right w:val="none" w:sz="0" w:space="0" w:color="000000"/>
+            </w:tcBorders>
+            <w:shd w:val="clear" w:color="auto" w:fill="FFFFFF"/>
+            <w:tcMar>
+              <w:top w:w="0" w:type="dxa"/>
+              <w:bottom w:w="0" w:type="dxa"/>
+              <w:left w:w="0" w:type="dxa"/>
+              <w:right w:w="0" w:type="dxa"/>
+            </w:tcMar>
+            <w:vAlign w:val="top"/>
+          </w:tcPr>
+          <w:p>
+            <w:pPr>
+              <w:pStyle w:val="Normal"/>
+              <w:jc w:val="center"/>
+              <w:pBdr>
+                <w:bottom w:val="none" w:sz="0" w:space="0" w:color="000000"/>
+                <w:top w:val="none" w:sz="0" w:space="0" w:color="000000"/>
+                <w:left w:val="none" w:sz="0" w:space="0" w:color="000000"/>
+                <w:right w:val="none" w:sz="0" w:space="0" w:color="000000"/>
+              </w:pBdr>
+              <w:spacing w:after="100" w:before="100" w:line="240"/>
+              <w:ind w:left="100" w:right="100" w:firstLine="0" w:firstLineChars="0"/>
+              <w:rPr>
+                <w:rFonts w:ascii="Helvetica" w:hAnsi="Helvetica" w:eastAsia="Helvetica" w:cs="Helvetica"/>
+                <w:i w:val="false"/>
+                <w:b w:val="false"/>
+                <w:u w:val="none"/>
+                <w:sz w:val="22"/>
+                <w:szCs w:val="22"/>
+                <w:color w:val="000000"/>
+              </w:rPr>
+            </w:pPr>
+            <w:r>
+              <w:rPr>
+                <w:rFonts w:ascii="Helvetica" w:hAnsi="Helvetica" w:eastAsia="Helvetica" w:cs="Helvetica"/>
+                <w:i w:val="false"/>
+                <w:b w:val="false"/>
+                <w:u w:val="none"/>
+                <w:sz w:val="22"/>
+                <w:szCs w:val="22"/>
+                <w:color w:val="000000"/>
+              </w:rPr>
+              <w:t xml:space="preserve">0.880</w:t>
             </w:r>
           </w:p>
         </w:tc>
@@ -6416,113 +6416,113 @@
                 <w:szCs w:val="22"/>
                 <w:color w:val="000000"/>
               </w:rPr>
-              <w:t xml:space="preserve">2.95</w:t>
-            </w:r>
-          </w:p>
-        </w:tc>
-        <w:tc>
-          <w:tcPr>
-            <w:tcBorders>
-              <w:bottom w:val="none" w:sz="0" w:space="0" w:color="000000"/>
-              <w:top w:val="none" w:sz="0" w:space="0" w:color="000000"/>
-              <w:left w:val="none" w:sz="0" w:space="0" w:color="000000"/>
-              <w:right w:val="none" w:sz="0" w:space="0" w:color="000000"/>
-            </w:tcBorders>
-            <w:shd w:val="clear" w:color="auto" w:fill="FFFFFF"/>
-            <w:tcMar>
-              <w:top w:w="0" w:type="dxa"/>
-              <w:bottom w:w="0" w:type="dxa"/>
-              <w:left w:w="0" w:type="dxa"/>
-              <w:right w:w="0" w:type="dxa"/>
-            </w:tcMar>
-            <w:vAlign w:val="top"/>
-          </w:tcPr>
-          <w:p>
-            <w:pPr>
-              <w:pStyle w:val="Normal"/>
-              <w:jc w:val="center"/>
-              <w:pBdr>
-                <w:bottom w:val="none" w:sz="0" w:space="0" w:color="000000"/>
-                <w:top w:val="none" w:sz="0" w:space="0" w:color="000000"/>
-                <w:left w:val="none" w:sz="0" w:space="0" w:color="000000"/>
-                <w:right w:val="none" w:sz="0" w:space="0" w:color="000000"/>
-              </w:pBdr>
-              <w:spacing w:after="100" w:before="100" w:line="240"/>
-              <w:ind w:left="100" w:right="100" w:firstLine="0" w:firstLineChars="0"/>
-              <w:rPr>
-                <w:rFonts w:ascii="Helvetica" w:hAnsi="Helvetica" w:eastAsia="Helvetica" w:cs="Helvetica"/>
-                <w:i w:val="false"/>
-                <w:b w:val="false"/>
-                <w:u w:val="none"/>
-                <w:sz w:val="22"/>
-                <w:szCs w:val="22"/>
-                <w:color w:val="000000"/>
-              </w:rPr>
-            </w:pPr>
-            <w:r>
-              <w:rPr>
-                <w:rFonts w:ascii="Helvetica" w:hAnsi="Helvetica" w:eastAsia="Helvetica" w:cs="Helvetica"/>
-                <w:i w:val="false"/>
-                <w:b w:val="false"/>
-                <w:u w:val="none"/>
-                <w:sz w:val="22"/>
-                <w:szCs w:val="22"/>
-                <w:color w:val="000000"/>
-              </w:rPr>
-              <w:t xml:space="preserve">0.41, 20.9</w:t>
-            </w:r>
-          </w:p>
-        </w:tc>
-        <w:tc>
-          <w:tcPr>
-            <w:tcBorders>
-              <w:bottom w:val="none" w:sz="0" w:space="0" w:color="000000"/>
-              <w:top w:val="none" w:sz="0" w:space="0" w:color="000000"/>
-              <w:left w:val="none" w:sz="0" w:space="0" w:color="000000"/>
-              <w:right w:val="none" w:sz="0" w:space="0" w:color="000000"/>
-            </w:tcBorders>
-            <w:shd w:val="clear" w:color="auto" w:fill="FFFFFF"/>
-            <w:tcMar>
-              <w:top w:w="0" w:type="dxa"/>
-              <w:bottom w:w="0" w:type="dxa"/>
-              <w:left w:w="0" w:type="dxa"/>
-              <w:right w:w="0" w:type="dxa"/>
-            </w:tcMar>
-            <w:vAlign w:val="top"/>
-          </w:tcPr>
-          <w:p>
-            <w:pPr>
-              <w:pStyle w:val="Normal"/>
-              <w:jc w:val="center"/>
-              <w:pBdr>
-                <w:bottom w:val="none" w:sz="0" w:space="0" w:color="000000"/>
-                <w:top w:val="none" w:sz="0" w:space="0" w:color="000000"/>
-                <w:left w:val="none" w:sz="0" w:space="0" w:color="000000"/>
-                <w:right w:val="none" w:sz="0" w:space="0" w:color="000000"/>
-              </w:pBdr>
-              <w:spacing w:after="100" w:before="100" w:line="240"/>
-              <w:ind w:left="100" w:right="100" w:firstLine="0" w:firstLineChars="0"/>
-              <w:rPr>
-                <w:rFonts w:ascii="Helvetica" w:hAnsi="Helvetica" w:eastAsia="Helvetica" w:cs="Helvetica"/>
-                <w:i w:val="false"/>
-                <w:b w:val="false"/>
-                <w:u w:val="none"/>
-                <w:sz w:val="22"/>
-                <w:szCs w:val="22"/>
-                <w:color w:val="000000"/>
-              </w:rPr>
-            </w:pPr>
-            <w:r>
-              <w:rPr>
-                <w:rFonts w:ascii="Helvetica" w:hAnsi="Helvetica" w:eastAsia="Helvetica" w:cs="Helvetica"/>
-                <w:i w:val="false"/>
-                <w:b w:val="false"/>
-                <w:u w:val="none"/>
-                <w:sz w:val="22"/>
-                <w:szCs w:val="22"/>
-                <w:color w:val="000000"/>
-              </w:rPr>
-              <w:t xml:space="preserve">0.280</w:t>
+              <w:t xml:space="preserve">2.88</w:t>
+            </w:r>
+          </w:p>
+        </w:tc>
+        <w:tc>
+          <w:tcPr>
+            <w:tcBorders>
+              <w:bottom w:val="none" w:sz="0" w:space="0" w:color="000000"/>
+              <w:top w:val="none" w:sz="0" w:space="0" w:color="000000"/>
+              <w:left w:val="none" w:sz="0" w:space="0" w:color="000000"/>
+              <w:right w:val="none" w:sz="0" w:space="0" w:color="000000"/>
+            </w:tcBorders>
+            <w:shd w:val="clear" w:color="auto" w:fill="FFFFFF"/>
+            <w:tcMar>
+              <w:top w:w="0" w:type="dxa"/>
+              <w:bottom w:w="0" w:type="dxa"/>
+              <w:left w:w="0" w:type="dxa"/>
+              <w:right w:w="0" w:type="dxa"/>
+            </w:tcMar>
+            <w:vAlign w:val="top"/>
+          </w:tcPr>
+          <w:p>
+            <w:pPr>
+              <w:pStyle w:val="Normal"/>
+              <w:jc w:val="center"/>
+              <w:pBdr>
+                <w:bottom w:val="none" w:sz="0" w:space="0" w:color="000000"/>
+                <w:top w:val="none" w:sz="0" w:space="0" w:color="000000"/>
+                <w:left w:val="none" w:sz="0" w:space="0" w:color="000000"/>
+                <w:right w:val="none" w:sz="0" w:space="0" w:color="000000"/>
+              </w:pBdr>
+              <w:spacing w:after="100" w:before="100" w:line="240"/>
+              <w:ind w:left="100" w:right="100" w:firstLine="0" w:firstLineChars="0"/>
+              <w:rPr>
+                <w:rFonts w:ascii="Helvetica" w:hAnsi="Helvetica" w:eastAsia="Helvetica" w:cs="Helvetica"/>
+                <w:i w:val="false"/>
+                <w:b w:val="false"/>
+                <w:u w:val="none"/>
+                <w:sz w:val="22"/>
+                <w:szCs w:val="22"/>
+                <w:color w:val="000000"/>
+              </w:rPr>
+            </w:pPr>
+            <w:r>
+              <w:rPr>
+                <w:rFonts w:ascii="Helvetica" w:hAnsi="Helvetica" w:eastAsia="Helvetica" w:cs="Helvetica"/>
+                <w:i w:val="false"/>
+                <w:b w:val="false"/>
+                <w:u w:val="none"/>
+                <w:sz w:val="22"/>
+                <w:szCs w:val="22"/>
+                <w:color w:val="000000"/>
+              </w:rPr>
+              <w:t xml:space="preserve">0.41, 20.2</w:t>
+            </w:r>
+          </w:p>
+        </w:tc>
+        <w:tc>
+          <w:tcPr>
+            <w:tcBorders>
+              <w:bottom w:val="none" w:sz="0" w:space="0" w:color="000000"/>
+              <w:top w:val="none" w:sz="0" w:space="0" w:color="000000"/>
+              <w:left w:val="none" w:sz="0" w:space="0" w:color="000000"/>
+              <w:right w:val="none" w:sz="0" w:space="0" w:color="000000"/>
+            </w:tcBorders>
+            <w:shd w:val="clear" w:color="auto" w:fill="FFFFFF"/>
+            <w:tcMar>
+              <w:top w:w="0" w:type="dxa"/>
+              <w:bottom w:w="0" w:type="dxa"/>
+              <w:left w:w="0" w:type="dxa"/>
+              <w:right w:w="0" w:type="dxa"/>
+            </w:tcMar>
+            <w:vAlign w:val="top"/>
+          </w:tcPr>
+          <w:p>
+            <w:pPr>
+              <w:pStyle w:val="Normal"/>
+              <w:jc w:val="center"/>
+              <w:pBdr>
+                <w:bottom w:val="none" w:sz="0" w:space="0" w:color="000000"/>
+                <w:top w:val="none" w:sz="0" w:space="0" w:color="000000"/>
+                <w:left w:val="none" w:sz="0" w:space="0" w:color="000000"/>
+                <w:right w:val="none" w:sz="0" w:space="0" w:color="000000"/>
+              </w:pBdr>
+              <w:spacing w:after="100" w:before="100" w:line="240"/>
+              <w:ind w:left="100" w:right="100" w:firstLine="0" w:firstLineChars="0"/>
+              <w:rPr>
+                <w:rFonts w:ascii="Helvetica" w:hAnsi="Helvetica" w:eastAsia="Helvetica" w:cs="Helvetica"/>
+                <w:i w:val="false"/>
+                <w:b w:val="false"/>
+                <w:u w:val="none"/>
+                <w:sz w:val="22"/>
+                <w:szCs w:val="22"/>
+                <w:color w:val="000000"/>
+              </w:rPr>
+            </w:pPr>
+            <w:r>
+              <w:rPr>
+                <w:rFonts w:ascii="Helvetica" w:hAnsi="Helvetica" w:eastAsia="Helvetica" w:cs="Helvetica"/>
+                <w:i w:val="false"/>
+                <w:b w:val="false"/>
+                <w:u w:val="none"/>
+                <w:sz w:val="22"/>
+                <w:szCs w:val="22"/>
+                <w:color w:val="000000"/>
+              </w:rPr>
+              <w:t xml:space="preserve">0.290</w:t>
             </w:r>
           </w:p>
         </w:tc>
@@ -6687,113 +6687,113 @@
                 <w:szCs w:val="22"/>
                 <w:color w:val="000000"/>
               </w:rPr>
-              <w:t xml:space="preserve">1.02</w:t>
-            </w:r>
-          </w:p>
-        </w:tc>
-        <w:tc>
-          <w:tcPr>
-            <w:tcBorders>
-              <w:bottom w:val="none" w:sz="0" w:space="0" w:color="000000"/>
-              <w:top w:val="none" w:sz="0" w:space="0" w:color="000000"/>
-              <w:left w:val="none" w:sz="0" w:space="0" w:color="000000"/>
-              <w:right w:val="none" w:sz="0" w:space="0" w:color="000000"/>
-            </w:tcBorders>
-            <w:shd w:val="clear" w:color="auto" w:fill="FFFFFF"/>
-            <w:tcMar>
-              <w:top w:w="0" w:type="dxa"/>
-              <w:bottom w:w="0" w:type="dxa"/>
-              <w:left w:w="0" w:type="dxa"/>
-              <w:right w:w="0" w:type="dxa"/>
-            </w:tcMar>
-            <w:vAlign w:val="top"/>
-          </w:tcPr>
-          <w:p>
-            <w:pPr>
-              <w:pStyle w:val="Normal"/>
-              <w:jc w:val="center"/>
-              <w:pBdr>
-                <w:bottom w:val="none" w:sz="0" w:space="0" w:color="000000"/>
-                <w:top w:val="none" w:sz="0" w:space="0" w:color="000000"/>
-                <w:left w:val="none" w:sz="0" w:space="0" w:color="000000"/>
-                <w:right w:val="none" w:sz="0" w:space="0" w:color="000000"/>
-              </w:pBdr>
-              <w:spacing w:after="100" w:before="100" w:line="240"/>
-              <w:ind w:left="100" w:right="100" w:firstLine="0" w:firstLineChars="0"/>
-              <w:rPr>
-                <w:rFonts w:ascii="Helvetica" w:hAnsi="Helvetica" w:eastAsia="Helvetica" w:cs="Helvetica"/>
-                <w:i w:val="false"/>
-                <w:b w:val="false"/>
-                <w:u w:val="none"/>
-                <w:sz w:val="22"/>
-                <w:szCs w:val="22"/>
-                <w:color w:val="000000"/>
-              </w:rPr>
-            </w:pPr>
-            <w:r>
-              <w:rPr>
-                <w:rFonts w:ascii="Helvetica" w:hAnsi="Helvetica" w:eastAsia="Helvetica" w:cs="Helvetica"/>
-                <w:i w:val="false"/>
-                <w:b w:val="false"/>
-                <w:u w:val="none"/>
-                <w:sz w:val="22"/>
-                <w:szCs w:val="22"/>
-                <w:color w:val="000000"/>
-              </w:rPr>
-              <w:t xml:space="preserve">0.25, 4.16</w:t>
-            </w:r>
-          </w:p>
-        </w:tc>
-        <w:tc>
-          <w:tcPr>
-            <w:tcBorders>
-              <w:bottom w:val="none" w:sz="0" w:space="0" w:color="000000"/>
-              <w:top w:val="none" w:sz="0" w:space="0" w:color="000000"/>
-              <w:left w:val="none" w:sz="0" w:space="0" w:color="000000"/>
-              <w:right w:val="none" w:sz="0" w:space="0" w:color="000000"/>
-            </w:tcBorders>
-            <w:shd w:val="clear" w:color="auto" w:fill="FFFFFF"/>
-            <w:tcMar>
-              <w:top w:w="0" w:type="dxa"/>
-              <w:bottom w:w="0" w:type="dxa"/>
-              <w:left w:w="0" w:type="dxa"/>
-              <w:right w:w="0" w:type="dxa"/>
-            </w:tcMar>
-            <w:vAlign w:val="top"/>
-          </w:tcPr>
-          <w:p>
-            <w:pPr>
-              <w:pStyle w:val="Normal"/>
-              <w:jc w:val="center"/>
-              <w:pBdr>
-                <w:bottom w:val="none" w:sz="0" w:space="0" w:color="000000"/>
-                <w:top w:val="none" w:sz="0" w:space="0" w:color="000000"/>
-                <w:left w:val="none" w:sz="0" w:space="0" w:color="000000"/>
-                <w:right w:val="none" w:sz="0" w:space="0" w:color="000000"/>
-              </w:pBdr>
-              <w:spacing w:after="100" w:before="100" w:line="240"/>
-              <w:ind w:left="100" w:right="100" w:firstLine="0" w:firstLineChars="0"/>
-              <w:rPr>
-                <w:rFonts w:ascii="Helvetica" w:hAnsi="Helvetica" w:eastAsia="Helvetica" w:cs="Helvetica"/>
-                <w:i w:val="false"/>
-                <w:b w:val="false"/>
-                <w:u w:val="none"/>
-                <w:sz w:val="22"/>
-                <w:szCs w:val="22"/>
-                <w:color w:val="000000"/>
-              </w:rPr>
-            </w:pPr>
-            <w:r>
-              <w:rPr>
-                <w:rFonts w:ascii="Helvetica" w:hAnsi="Helvetica" w:eastAsia="Helvetica" w:cs="Helvetica"/>
-                <w:i w:val="false"/>
-                <w:b w:val="false"/>
-                <w:u w:val="none"/>
-                <w:sz w:val="22"/>
-                <w:szCs w:val="22"/>
-                <w:color w:val="000000"/>
-              </w:rPr>
-              <w:t xml:space="preserve">0.980</w:t>
+              <w:t xml:space="preserve">1.00</w:t>
+            </w:r>
+          </w:p>
+        </w:tc>
+        <w:tc>
+          <w:tcPr>
+            <w:tcBorders>
+              <w:bottom w:val="none" w:sz="0" w:space="0" w:color="000000"/>
+              <w:top w:val="none" w:sz="0" w:space="0" w:color="000000"/>
+              <w:left w:val="none" w:sz="0" w:space="0" w:color="000000"/>
+              <w:right w:val="none" w:sz="0" w:space="0" w:color="000000"/>
+            </w:tcBorders>
+            <w:shd w:val="clear" w:color="auto" w:fill="FFFFFF"/>
+            <w:tcMar>
+              <w:top w:w="0" w:type="dxa"/>
+              <w:bottom w:w="0" w:type="dxa"/>
+              <w:left w:w="0" w:type="dxa"/>
+              <w:right w:w="0" w:type="dxa"/>
+            </w:tcMar>
+            <w:vAlign w:val="top"/>
+          </w:tcPr>
+          <w:p>
+            <w:pPr>
+              <w:pStyle w:val="Normal"/>
+              <w:jc w:val="center"/>
+              <w:pBdr>
+                <w:bottom w:val="none" w:sz="0" w:space="0" w:color="000000"/>
+                <w:top w:val="none" w:sz="0" w:space="0" w:color="000000"/>
+                <w:left w:val="none" w:sz="0" w:space="0" w:color="000000"/>
+                <w:right w:val="none" w:sz="0" w:space="0" w:color="000000"/>
+              </w:pBdr>
+              <w:spacing w:after="100" w:before="100" w:line="240"/>
+              <w:ind w:left="100" w:right="100" w:firstLine="0" w:firstLineChars="0"/>
+              <w:rPr>
+                <w:rFonts w:ascii="Helvetica" w:hAnsi="Helvetica" w:eastAsia="Helvetica" w:cs="Helvetica"/>
+                <w:i w:val="false"/>
+                <w:b w:val="false"/>
+                <w:u w:val="none"/>
+                <w:sz w:val="22"/>
+                <w:szCs w:val="22"/>
+                <w:color w:val="000000"/>
+              </w:rPr>
+            </w:pPr>
+            <w:r>
+              <w:rPr>
+                <w:rFonts w:ascii="Helvetica" w:hAnsi="Helvetica" w:eastAsia="Helvetica" w:cs="Helvetica"/>
+                <w:i w:val="false"/>
+                <w:b w:val="false"/>
+                <w:u w:val="none"/>
+                <w:sz w:val="22"/>
+                <w:szCs w:val="22"/>
+                <w:color w:val="000000"/>
+              </w:rPr>
+              <w:t xml:space="preserve">0.25, 4.07</w:t>
+            </w:r>
+          </w:p>
+        </w:tc>
+        <w:tc>
+          <w:tcPr>
+            <w:tcBorders>
+              <w:bottom w:val="none" w:sz="0" w:space="0" w:color="000000"/>
+              <w:top w:val="none" w:sz="0" w:space="0" w:color="000000"/>
+              <w:left w:val="none" w:sz="0" w:space="0" w:color="000000"/>
+              <w:right w:val="none" w:sz="0" w:space="0" w:color="000000"/>
+            </w:tcBorders>
+            <w:shd w:val="clear" w:color="auto" w:fill="FFFFFF"/>
+            <w:tcMar>
+              <w:top w:w="0" w:type="dxa"/>
+              <w:bottom w:w="0" w:type="dxa"/>
+              <w:left w:w="0" w:type="dxa"/>
+              <w:right w:w="0" w:type="dxa"/>
+            </w:tcMar>
+            <w:vAlign w:val="top"/>
+          </w:tcPr>
+          <w:p>
+            <w:pPr>
+              <w:pStyle w:val="Normal"/>
+              <w:jc w:val="center"/>
+              <w:pBdr>
+                <w:bottom w:val="none" w:sz="0" w:space="0" w:color="000000"/>
+                <w:top w:val="none" w:sz="0" w:space="0" w:color="000000"/>
+                <w:left w:val="none" w:sz="0" w:space="0" w:color="000000"/>
+                <w:right w:val="none" w:sz="0" w:space="0" w:color="000000"/>
+              </w:pBdr>
+              <w:spacing w:after="100" w:before="100" w:line="240"/>
+              <w:ind w:left="100" w:right="100" w:firstLine="0" w:firstLineChars="0"/>
+              <w:rPr>
+                <w:rFonts w:ascii="Helvetica" w:hAnsi="Helvetica" w:eastAsia="Helvetica" w:cs="Helvetica"/>
+                <w:i w:val="false"/>
+                <w:b w:val="false"/>
+                <w:u w:val="none"/>
+                <w:sz w:val="22"/>
+                <w:szCs w:val="22"/>
+                <w:color w:val="000000"/>
+              </w:rPr>
+            </w:pPr>
+            <w:r>
+              <w:rPr>
+                <w:rFonts w:ascii="Helvetica" w:hAnsi="Helvetica" w:eastAsia="Helvetica" w:cs="Helvetica"/>
+                <w:i w:val="false"/>
+                <w:b w:val="false"/>
+                <w:u w:val="none"/>
+                <w:sz w:val="22"/>
+                <w:szCs w:val="22"/>
+                <w:color w:val="000000"/>
+              </w:rPr>
+              <w:t xml:space="preserve">&gt;0.999</w:t>
             </w:r>
           </w:p>
         </w:tc>
@@ -6899,113 +6899,113 @@
                 <w:szCs w:val="22"/>
                 <w:color w:val="000000"/>
               </w:rPr>
-              <w:t xml:space="preserve">2.29</w:t>
-            </w:r>
-          </w:p>
-        </w:tc>
-        <w:tc>
-          <w:tcPr>
-            <w:tcBorders>
-              <w:bottom w:val="none" w:sz="0" w:space="0" w:color="000000"/>
-              <w:top w:val="none" w:sz="0" w:space="0" w:color="000000"/>
-              <w:left w:val="none" w:sz="0" w:space="0" w:color="000000"/>
-              <w:right w:val="none" w:sz="0" w:space="0" w:color="000000"/>
-            </w:tcBorders>
-            <w:shd w:val="clear" w:color="auto" w:fill="FFFFFF"/>
-            <w:tcMar>
-              <w:top w:w="0" w:type="dxa"/>
-              <w:bottom w:w="0" w:type="dxa"/>
-              <w:left w:w="0" w:type="dxa"/>
-              <w:right w:w="0" w:type="dxa"/>
-            </w:tcMar>
-            <w:vAlign w:val="top"/>
-          </w:tcPr>
-          <w:p>
-            <w:pPr>
-              <w:pStyle w:val="Normal"/>
-              <w:jc w:val="center"/>
-              <w:pBdr>
-                <w:bottom w:val="none" w:sz="0" w:space="0" w:color="000000"/>
-                <w:top w:val="none" w:sz="0" w:space="0" w:color="000000"/>
-                <w:left w:val="none" w:sz="0" w:space="0" w:color="000000"/>
-                <w:right w:val="none" w:sz="0" w:space="0" w:color="000000"/>
-              </w:pBdr>
-              <w:spacing w:after="100" w:before="100" w:line="240"/>
-              <w:ind w:left="100" w:right="100" w:firstLine="0" w:firstLineChars="0"/>
-              <w:rPr>
-                <w:rFonts w:ascii="Helvetica" w:hAnsi="Helvetica" w:eastAsia="Helvetica" w:cs="Helvetica"/>
-                <w:i w:val="false"/>
-                <w:b w:val="false"/>
-                <w:u w:val="none"/>
-                <w:sz w:val="22"/>
-                <w:szCs w:val="22"/>
-                <w:color w:val="000000"/>
-              </w:rPr>
-            </w:pPr>
-            <w:r>
-              <w:rPr>
-                <w:rFonts w:ascii="Helvetica" w:hAnsi="Helvetica" w:eastAsia="Helvetica" w:cs="Helvetica"/>
-                <w:i w:val="false"/>
-                <w:b w:val="false"/>
-                <w:u w:val="none"/>
-                <w:sz w:val="22"/>
-                <w:szCs w:val="22"/>
-                <w:color w:val="000000"/>
-              </w:rPr>
-              <w:t xml:space="preserve">0.36, 14.4</w:t>
-            </w:r>
-          </w:p>
-        </w:tc>
-        <w:tc>
-          <w:tcPr>
-            <w:tcBorders>
-              <w:bottom w:val="none" w:sz="0" w:space="0" w:color="000000"/>
-              <w:top w:val="none" w:sz="0" w:space="0" w:color="000000"/>
-              <w:left w:val="none" w:sz="0" w:space="0" w:color="000000"/>
-              <w:right w:val="none" w:sz="0" w:space="0" w:color="000000"/>
-            </w:tcBorders>
-            <w:shd w:val="clear" w:color="auto" w:fill="FFFFFF"/>
-            <w:tcMar>
-              <w:top w:w="0" w:type="dxa"/>
-              <w:bottom w:w="0" w:type="dxa"/>
-              <w:left w:w="0" w:type="dxa"/>
-              <w:right w:w="0" w:type="dxa"/>
-            </w:tcMar>
-            <w:vAlign w:val="top"/>
-          </w:tcPr>
-          <w:p>
-            <w:pPr>
-              <w:pStyle w:val="Normal"/>
-              <w:jc w:val="center"/>
-              <w:pBdr>
-                <w:bottom w:val="none" w:sz="0" w:space="0" w:color="000000"/>
-                <w:top w:val="none" w:sz="0" w:space="0" w:color="000000"/>
-                <w:left w:val="none" w:sz="0" w:space="0" w:color="000000"/>
-                <w:right w:val="none" w:sz="0" w:space="0" w:color="000000"/>
-              </w:pBdr>
-              <w:spacing w:after="100" w:before="100" w:line="240"/>
-              <w:ind w:left="100" w:right="100" w:firstLine="0" w:firstLineChars="0"/>
-              <w:rPr>
-                <w:rFonts w:ascii="Helvetica" w:hAnsi="Helvetica" w:eastAsia="Helvetica" w:cs="Helvetica"/>
-                <w:i w:val="false"/>
-                <w:b w:val="false"/>
-                <w:u w:val="none"/>
-                <w:sz w:val="22"/>
-                <w:szCs w:val="22"/>
-                <w:color w:val="000000"/>
-              </w:rPr>
-            </w:pPr>
-            <w:r>
-              <w:rPr>
-                <w:rFonts w:ascii="Helvetica" w:hAnsi="Helvetica" w:eastAsia="Helvetica" w:cs="Helvetica"/>
-                <w:i w:val="false"/>
-                <w:b w:val="false"/>
-                <w:u w:val="none"/>
-                <w:sz w:val="22"/>
-                <w:szCs w:val="22"/>
-                <w:color w:val="000000"/>
-              </w:rPr>
-              <w:t xml:space="preserve">0.380</w:t>
+              <w:t xml:space="preserve">2.24</w:t>
+            </w:r>
+          </w:p>
+        </w:tc>
+        <w:tc>
+          <w:tcPr>
+            <w:tcBorders>
+              <w:bottom w:val="none" w:sz="0" w:space="0" w:color="000000"/>
+              <w:top w:val="none" w:sz="0" w:space="0" w:color="000000"/>
+              <w:left w:val="none" w:sz="0" w:space="0" w:color="000000"/>
+              <w:right w:val="none" w:sz="0" w:space="0" w:color="000000"/>
+            </w:tcBorders>
+            <w:shd w:val="clear" w:color="auto" w:fill="FFFFFF"/>
+            <w:tcMar>
+              <w:top w:w="0" w:type="dxa"/>
+              <w:bottom w:w="0" w:type="dxa"/>
+              <w:left w:w="0" w:type="dxa"/>
+              <w:right w:w="0" w:type="dxa"/>
+            </w:tcMar>
+            <w:vAlign w:val="top"/>
+          </w:tcPr>
+          <w:p>
+            <w:pPr>
+              <w:pStyle w:val="Normal"/>
+              <w:jc w:val="center"/>
+              <w:pBdr>
+                <w:bottom w:val="none" w:sz="0" w:space="0" w:color="000000"/>
+                <w:top w:val="none" w:sz="0" w:space="0" w:color="000000"/>
+                <w:left w:val="none" w:sz="0" w:space="0" w:color="000000"/>
+                <w:right w:val="none" w:sz="0" w:space="0" w:color="000000"/>
+              </w:pBdr>
+              <w:spacing w:after="100" w:before="100" w:line="240"/>
+              <w:ind w:left="100" w:right="100" w:firstLine="0" w:firstLineChars="0"/>
+              <w:rPr>
+                <w:rFonts w:ascii="Helvetica" w:hAnsi="Helvetica" w:eastAsia="Helvetica" w:cs="Helvetica"/>
+                <w:i w:val="false"/>
+                <w:b w:val="false"/>
+                <w:u w:val="none"/>
+                <w:sz w:val="22"/>
+                <w:szCs w:val="22"/>
+                <w:color w:val="000000"/>
+              </w:rPr>
+            </w:pPr>
+            <w:r>
+              <w:rPr>
+                <w:rFonts w:ascii="Helvetica" w:hAnsi="Helvetica" w:eastAsia="Helvetica" w:cs="Helvetica"/>
+                <w:i w:val="false"/>
+                <w:b w:val="false"/>
+                <w:u w:val="none"/>
+                <w:sz w:val="22"/>
+                <w:szCs w:val="22"/>
+                <w:color w:val="000000"/>
+              </w:rPr>
+              <w:t xml:space="preserve">0.35, 14.6</w:t>
+            </w:r>
+          </w:p>
+        </w:tc>
+        <w:tc>
+          <w:tcPr>
+            <w:tcBorders>
+              <w:bottom w:val="none" w:sz="0" w:space="0" w:color="000000"/>
+              <w:top w:val="none" w:sz="0" w:space="0" w:color="000000"/>
+              <w:left w:val="none" w:sz="0" w:space="0" w:color="000000"/>
+              <w:right w:val="none" w:sz="0" w:space="0" w:color="000000"/>
+            </w:tcBorders>
+            <w:shd w:val="clear" w:color="auto" w:fill="FFFFFF"/>
+            <w:tcMar>
+              <w:top w:w="0" w:type="dxa"/>
+              <w:bottom w:w="0" w:type="dxa"/>
+              <w:left w:w="0" w:type="dxa"/>
+              <w:right w:w="0" w:type="dxa"/>
+            </w:tcMar>
+            <w:vAlign w:val="top"/>
+          </w:tcPr>
+          <w:p>
+            <w:pPr>
+              <w:pStyle w:val="Normal"/>
+              <w:jc w:val="center"/>
+              <w:pBdr>
+                <w:bottom w:val="none" w:sz="0" w:space="0" w:color="000000"/>
+                <w:top w:val="none" w:sz="0" w:space="0" w:color="000000"/>
+                <w:left w:val="none" w:sz="0" w:space="0" w:color="000000"/>
+                <w:right w:val="none" w:sz="0" w:space="0" w:color="000000"/>
+              </w:pBdr>
+              <w:spacing w:after="100" w:before="100" w:line="240"/>
+              <w:ind w:left="100" w:right="100" w:firstLine="0" w:firstLineChars="0"/>
+              <w:rPr>
+                <w:rFonts w:ascii="Helvetica" w:hAnsi="Helvetica" w:eastAsia="Helvetica" w:cs="Helvetica"/>
+                <w:i w:val="false"/>
+                <w:b w:val="false"/>
+                <w:u w:val="none"/>
+                <w:sz w:val="22"/>
+                <w:szCs w:val="22"/>
+                <w:color w:val="000000"/>
+              </w:rPr>
+            </w:pPr>
+            <w:r>
+              <w:rPr>
+                <w:rFonts w:ascii="Helvetica" w:hAnsi="Helvetica" w:eastAsia="Helvetica" w:cs="Helvetica"/>
+                <w:i w:val="false"/>
+                <w:b w:val="false"/>
+                <w:u w:val="none"/>
+                <w:sz w:val="22"/>
+                <w:szCs w:val="22"/>
+                <w:color w:val="000000"/>
+              </w:rPr>
+              <w:t xml:space="preserve">0.400</w:t>
             </w:r>
           </w:p>
         </w:tc>
@@ -7170,113 +7170,113 @@
                 <w:szCs w:val="22"/>
                 <w:color w:val="000000"/>
               </w:rPr>
-              <w:t xml:space="preserve">1.39</w:t>
-            </w:r>
-          </w:p>
-        </w:tc>
-        <w:tc>
-          <w:tcPr>
-            <w:tcBorders>
-              <w:bottom w:val="none" w:sz="0" w:space="0" w:color="000000"/>
-              <w:top w:val="none" w:sz="0" w:space="0" w:color="000000"/>
-              <w:left w:val="none" w:sz="0" w:space="0" w:color="000000"/>
-              <w:right w:val="none" w:sz="0" w:space="0" w:color="000000"/>
-            </w:tcBorders>
-            <w:shd w:val="clear" w:color="auto" w:fill="FFFFFF"/>
-            <w:tcMar>
-              <w:top w:w="0" w:type="dxa"/>
-              <w:bottom w:w="0" w:type="dxa"/>
-              <w:left w:w="0" w:type="dxa"/>
-              <w:right w:w="0" w:type="dxa"/>
-            </w:tcMar>
-            <w:vAlign w:val="top"/>
-          </w:tcPr>
-          <w:p>
-            <w:pPr>
-              <w:pStyle w:val="Normal"/>
-              <w:jc w:val="center"/>
-              <w:pBdr>
-                <w:bottom w:val="none" w:sz="0" w:space="0" w:color="000000"/>
-                <w:top w:val="none" w:sz="0" w:space="0" w:color="000000"/>
-                <w:left w:val="none" w:sz="0" w:space="0" w:color="000000"/>
-                <w:right w:val="none" w:sz="0" w:space="0" w:color="000000"/>
-              </w:pBdr>
-              <w:spacing w:after="100" w:before="100" w:line="240"/>
-              <w:ind w:left="100" w:right="100" w:firstLine="0" w:firstLineChars="0"/>
-              <w:rPr>
-                <w:rFonts w:ascii="Helvetica" w:hAnsi="Helvetica" w:eastAsia="Helvetica" w:cs="Helvetica"/>
-                <w:i w:val="false"/>
-                <w:b w:val="false"/>
-                <w:u w:val="none"/>
-                <w:sz w:val="22"/>
-                <w:szCs w:val="22"/>
-                <w:color w:val="000000"/>
-              </w:rPr>
-            </w:pPr>
-            <w:r>
-              <w:rPr>
-                <w:rFonts w:ascii="Helvetica" w:hAnsi="Helvetica" w:eastAsia="Helvetica" w:cs="Helvetica"/>
-                <w:i w:val="false"/>
-                <w:b w:val="false"/>
-                <w:u w:val="none"/>
-                <w:sz w:val="22"/>
-                <w:szCs w:val="22"/>
-                <w:color w:val="000000"/>
-              </w:rPr>
-              <w:t xml:space="preserve">0.45, 4.32</w:t>
-            </w:r>
-          </w:p>
-        </w:tc>
-        <w:tc>
-          <w:tcPr>
-            <w:tcBorders>
-              <w:bottom w:val="none" w:sz="0" w:space="0" w:color="000000"/>
-              <w:top w:val="none" w:sz="0" w:space="0" w:color="000000"/>
-              <w:left w:val="none" w:sz="0" w:space="0" w:color="000000"/>
-              <w:right w:val="none" w:sz="0" w:space="0" w:color="000000"/>
-            </w:tcBorders>
-            <w:shd w:val="clear" w:color="auto" w:fill="FFFFFF"/>
-            <w:tcMar>
-              <w:top w:w="0" w:type="dxa"/>
-              <w:bottom w:w="0" w:type="dxa"/>
-              <w:left w:w="0" w:type="dxa"/>
-              <w:right w:w="0" w:type="dxa"/>
-            </w:tcMar>
-            <w:vAlign w:val="top"/>
-          </w:tcPr>
-          <w:p>
-            <w:pPr>
-              <w:pStyle w:val="Normal"/>
-              <w:jc w:val="center"/>
-              <w:pBdr>
-                <w:bottom w:val="none" w:sz="0" w:space="0" w:color="000000"/>
-                <w:top w:val="none" w:sz="0" w:space="0" w:color="000000"/>
-                <w:left w:val="none" w:sz="0" w:space="0" w:color="000000"/>
-                <w:right w:val="none" w:sz="0" w:space="0" w:color="000000"/>
-              </w:pBdr>
-              <w:spacing w:after="100" w:before="100" w:line="240"/>
-              <w:ind w:left="100" w:right="100" w:firstLine="0" w:firstLineChars="0"/>
-              <w:rPr>
-                <w:rFonts w:ascii="Helvetica" w:hAnsi="Helvetica" w:eastAsia="Helvetica" w:cs="Helvetica"/>
-                <w:i w:val="false"/>
-                <w:b w:val="false"/>
-                <w:u w:val="none"/>
-                <w:sz w:val="22"/>
-                <w:szCs w:val="22"/>
-                <w:color w:val="000000"/>
-              </w:rPr>
-            </w:pPr>
-            <w:r>
-              <w:rPr>
-                <w:rFonts w:ascii="Helvetica" w:hAnsi="Helvetica" w:eastAsia="Helvetica" w:cs="Helvetica"/>
-                <w:i w:val="false"/>
-                <w:b w:val="false"/>
-                <w:u w:val="none"/>
-                <w:sz w:val="22"/>
-                <w:szCs w:val="22"/>
-                <w:color w:val="000000"/>
-              </w:rPr>
-              <w:t xml:space="preserve">0.560</w:t>
+              <w:t xml:space="preserve">1.37</w:t>
+            </w:r>
+          </w:p>
+        </w:tc>
+        <w:tc>
+          <w:tcPr>
+            <w:tcBorders>
+              <w:bottom w:val="none" w:sz="0" w:space="0" w:color="000000"/>
+              <w:top w:val="none" w:sz="0" w:space="0" w:color="000000"/>
+              <w:left w:val="none" w:sz="0" w:space="0" w:color="000000"/>
+              <w:right w:val="none" w:sz="0" w:space="0" w:color="000000"/>
+            </w:tcBorders>
+            <w:shd w:val="clear" w:color="auto" w:fill="FFFFFF"/>
+            <w:tcMar>
+              <w:top w:w="0" w:type="dxa"/>
+              <w:bottom w:w="0" w:type="dxa"/>
+              <w:left w:w="0" w:type="dxa"/>
+              <w:right w:w="0" w:type="dxa"/>
+            </w:tcMar>
+            <w:vAlign w:val="top"/>
+          </w:tcPr>
+          <w:p>
+            <w:pPr>
+              <w:pStyle w:val="Normal"/>
+              <w:jc w:val="center"/>
+              <w:pBdr>
+                <w:bottom w:val="none" w:sz="0" w:space="0" w:color="000000"/>
+                <w:top w:val="none" w:sz="0" w:space="0" w:color="000000"/>
+                <w:left w:val="none" w:sz="0" w:space="0" w:color="000000"/>
+                <w:right w:val="none" w:sz="0" w:space="0" w:color="000000"/>
+              </w:pBdr>
+              <w:spacing w:after="100" w:before="100" w:line="240"/>
+              <w:ind w:left="100" w:right="100" w:firstLine="0" w:firstLineChars="0"/>
+              <w:rPr>
+                <w:rFonts w:ascii="Helvetica" w:hAnsi="Helvetica" w:eastAsia="Helvetica" w:cs="Helvetica"/>
+                <w:i w:val="false"/>
+                <w:b w:val="false"/>
+                <w:u w:val="none"/>
+                <w:sz w:val="22"/>
+                <w:szCs w:val="22"/>
+                <w:color w:val="000000"/>
+              </w:rPr>
+            </w:pPr>
+            <w:r>
+              <w:rPr>
+                <w:rFonts w:ascii="Helvetica" w:hAnsi="Helvetica" w:eastAsia="Helvetica" w:cs="Helvetica"/>
+                <w:i w:val="false"/>
+                <w:b w:val="false"/>
+                <w:u w:val="none"/>
+                <w:sz w:val="22"/>
+                <w:szCs w:val="22"/>
+                <w:color w:val="000000"/>
+              </w:rPr>
+              <w:t xml:space="preserve">0.44, 4.24</w:t>
+            </w:r>
+          </w:p>
+        </w:tc>
+        <w:tc>
+          <w:tcPr>
+            <w:tcBorders>
+              <w:bottom w:val="none" w:sz="0" w:space="0" w:color="000000"/>
+              <w:top w:val="none" w:sz="0" w:space="0" w:color="000000"/>
+              <w:left w:val="none" w:sz="0" w:space="0" w:color="000000"/>
+              <w:right w:val="none" w:sz="0" w:space="0" w:color="000000"/>
+            </w:tcBorders>
+            <w:shd w:val="clear" w:color="auto" w:fill="FFFFFF"/>
+            <w:tcMar>
+              <w:top w:w="0" w:type="dxa"/>
+              <w:bottom w:w="0" w:type="dxa"/>
+              <w:left w:w="0" w:type="dxa"/>
+              <w:right w:w="0" w:type="dxa"/>
+            </w:tcMar>
+            <w:vAlign w:val="top"/>
+          </w:tcPr>
+          <w:p>
+            <w:pPr>
+              <w:pStyle w:val="Normal"/>
+              <w:jc w:val="center"/>
+              <w:pBdr>
+                <w:bottom w:val="none" w:sz="0" w:space="0" w:color="000000"/>
+                <w:top w:val="none" w:sz="0" w:space="0" w:color="000000"/>
+                <w:left w:val="none" w:sz="0" w:space="0" w:color="000000"/>
+                <w:right w:val="none" w:sz="0" w:space="0" w:color="000000"/>
+              </w:pBdr>
+              <w:spacing w:after="100" w:before="100" w:line="240"/>
+              <w:ind w:left="100" w:right="100" w:firstLine="0" w:firstLineChars="0"/>
+              <w:rPr>
+                <w:rFonts w:ascii="Helvetica" w:hAnsi="Helvetica" w:eastAsia="Helvetica" w:cs="Helvetica"/>
+                <w:i w:val="false"/>
+                <w:b w:val="false"/>
+                <w:u w:val="none"/>
+                <w:sz w:val="22"/>
+                <w:szCs w:val="22"/>
+                <w:color w:val="000000"/>
+              </w:rPr>
+            </w:pPr>
+            <w:r>
+              <w:rPr>
+                <w:rFonts w:ascii="Helvetica" w:hAnsi="Helvetica" w:eastAsia="Helvetica" w:cs="Helvetica"/>
+                <w:i w:val="false"/>
+                <w:b w:val="false"/>
+                <w:u w:val="none"/>
+                <w:sz w:val="22"/>
+                <w:szCs w:val="22"/>
+                <w:color w:val="000000"/>
+              </w:rPr>
+              <w:t xml:space="preserve">0.590</w:t>
             </w:r>
           </w:p>
         </w:tc>
@@ -7382,113 +7382,113 @@
                 <w:szCs w:val="22"/>
                 <w:color w:val="000000"/>
               </w:rPr>
-              <w:t xml:space="preserve">0.69</w:t>
-            </w:r>
-          </w:p>
-        </w:tc>
-        <w:tc>
-          <w:tcPr>
-            <w:tcBorders>
-              <w:bottom w:val="none" w:sz="0" w:space="0" w:color="000000"/>
-              <w:top w:val="none" w:sz="0" w:space="0" w:color="000000"/>
-              <w:left w:val="none" w:sz="0" w:space="0" w:color="000000"/>
-              <w:right w:val="none" w:sz="0" w:space="0" w:color="000000"/>
-            </w:tcBorders>
-            <w:shd w:val="clear" w:color="auto" w:fill="FFFFFF"/>
-            <w:tcMar>
-              <w:top w:w="0" w:type="dxa"/>
-              <w:bottom w:w="0" w:type="dxa"/>
-              <w:left w:w="0" w:type="dxa"/>
-              <w:right w:w="0" w:type="dxa"/>
-            </w:tcMar>
-            <w:vAlign w:val="top"/>
-          </w:tcPr>
-          <w:p>
-            <w:pPr>
-              <w:pStyle w:val="Normal"/>
-              <w:jc w:val="center"/>
-              <w:pBdr>
-                <w:bottom w:val="none" w:sz="0" w:space="0" w:color="000000"/>
-                <w:top w:val="none" w:sz="0" w:space="0" w:color="000000"/>
-                <w:left w:val="none" w:sz="0" w:space="0" w:color="000000"/>
-                <w:right w:val="none" w:sz="0" w:space="0" w:color="000000"/>
-              </w:pBdr>
-              <w:spacing w:after="100" w:before="100" w:line="240"/>
-              <w:ind w:left="100" w:right="100" w:firstLine="0" w:firstLineChars="0"/>
-              <w:rPr>
-                <w:rFonts w:ascii="Helvetica" w:hAnsi="Helvetica" w:eastAsia="Helvetica" w:cs="Helvetica"/>
-                <w:i w:val="false"/>
-                <w:b w:val="false"/>
-                <w:u w:val="none"/>
-                <w:sz w:val="22"/>
-                <w:szCs w:val="22"/>
-                <w:color w:val="000000"/>
-              </w:rPr>
-            </w:pPr>
-            <w:r>
-              <w:rPr>
-                <w:rFonts w:ascii="Helvetica" w:hAnsi="Helvetica" w:eastAsia="Helvetica" w:cs="Helvetica"/>
-                <w:i w:val="false"/>
-                <w:b w:val="false"/>
-                <w:u w:val="none"/>
-                <w:sz w:val="22"/>
-                <w:szCs w:val="22"/>
-                <w:color w:val="000000"/>
-              </w:rPr>
-              <w:t xml:space="preserve">0.15, 3.10</w:t>
-            </w:r>
-          </w:p>
-        </w:tc>
-        <w:tc>
-          <w:tcPr>
-            <w:tcBorders>
-              <w:bottom w:val="none" w:sz="0" w:space="0" w:color="000000"/>
-              <w:top w:val="none" w:sz="0" w:space="0" w:color="000000"/>
-              <w:left w:val="none" w:sz="0" w:space="0" w:color="000000"/>
-              <w:right w:val="none" w:sz="0" w:space="0" w:color="000000"/>
-            </w:tcBorders>
-            <w:shd w:val="clear" w:color="auto" w:fill="FFFFFF"/>
-            <w:tcMar>
-              <w:top w:w="0" w:type="dxa"/>
-              <w:bottom w:w="0" w:type="dxa"/>
-              <w:left w:w="0" w:type="dxa"/>
-              <w:right w:w="0" w:type="dxa"/>
-            </w:tcMar>
-            <w:vAlign w:val="top"/>
-          </w:tcPr>
-          <w:p>
-            <w:pPr>
-              <w:pStyle w:val="Normal"/>
-              <w:jc w:val="center"/>
-              <w:pBdr>
-                <w:bottom w:val="none" w:sz="0" w:space="0" w:color="000000"/>
-                <w:top w:val="none" w:sz="0" w:space="0" w:color="000000"/>
-                <w:left w:val="none" w:sz="0" w:space="0" w:color="000000"/>
-                <w:right w:val="none" w:sz="0" w:space="0" w:color="000000"/>
-              </w:pBdr>
-              <w:spacing w:after="100" w:before="100" w:line="240"/>
-              <w:ind w:left="100" w:right="100" w:firstLine="0" w:firstLineChars="0"/>
-              <w:rPr>
-                <w:rFonts w:ascii="Helvetica" w:hAnsi="Helvetica" w:eastAsia="Helvetica" w:cs="Helvetica"/>
-                <w:i w:val="false"/>
-                <w:b w:val="false"/>
-                <w:u w:val="none"/>
-                <w:sz w:val="22"/>
-                <w:szCs w:val="22"/>
-                <w:color w:val="000000"/>
-              </w:rPr>
-            </w:pPr>
-            <w:r>
-              <w:rPr>
-                <w:rFonts w:ascii="Helvetica" w:hAnsi="Helvetica" w:eastAsia="Helvetica" w:cs="Helvetica"/>
-                <w:i w:val="false"/>
-                <w:b w:val="false"/>
-                <w:u w:val="none"/>
-                <w:sz w:val="22"/>
-                <w:szCs w:val="22"/>
-                <w:color w:val="000000"/>
-              </w:rPr>
-              <w:t xml:space="preserve">0.620</w:t>
+              <w:t xml:space="preserve">0.71</w:t>
+            </w:r>
+          </w:p>
+        </w:tc>
+        <w:tc>
+          <w:tcPr>
+            <w:tcBorders>
+              <w:bottom w:val="none" w:sz="0" w:space="0" w:color="000000"/>
+              <w:top w:val="none" w:sz="0" w:space="0" w:color="000000"/>
+              <w:left w:val="none" w:sz="0" w:space="0" w:color="000000"/>
+              <w:right w:val="none" w:sz="0" w:space="0" w:color="000000"/>
+            </w:tcBorders>
+            <w:shd w:val="clear" w:color="auto" w:fill="FFFFFF"/>
+            <w:tcMar>
+              <w:top w:w="0" w:type="dxa"/>
+              <w:bottom w:w="0" w:type="dxa"/>
+              <w:left w:w="0" w:type="dxa"/>
+              <w:right w:w="0" w:type="dxa"/>
+            </w:tcMar>
+            <w:vAlign w:val="top"/>
+          </w:tcPr>
+          <w:p>
+            <w:pPr>
+              <w:pStyle w:val="Normal"/>
+              <w:jc w:val="center"/>
+              <w:pBdr>
+                <w:bottom w:val="none" w:sz="0" w:space="0" w:color="000000"/>
+                <w:top w:val="none" w:sz="0" w:space="0" w:color="000000"/>
+                <w:left w:val="none" w:sz="0" w:space="0" w:color="000000"/>
+                <w:right w:val="none" w:sz="0" w:space="0" w:color="000000"/>
+              </w:pBdr>
+              <w:spacing w:after="100" w:before="100" w:line="240"/>
+              <w:ind w:left="100" w:right="100" w:firstLine="0" w:firstLineChars="0"/>
+              <w:rPr>
+                <w:rFonts w:ascii="Helvetica" w:hAnsi="Helvetica" w:eastAsia="Helvetica" w:cs="Helvetica"/>
+                <w:i w:val="false"/>
+                <w:b w:val="false"/>
+                <w:u w:val="none"/>
+                <w:sz w:val="22"/>
+                <w:szCs w:val="22"/>
+                <w:color w:val="000000"/>
+              </w:rPr>
+            </w:pPr>
+            <w:r>
+              <w:rPr>
+                <w:rFonts w:ascii="Helvetica" w:hAnsi="Helvetica" w:eastAsia="Helvetica" w:cs="Helvetica"/>
+                <w:i w:val="false"/>
+                <w:b w:val="false"/>
+                <w:u w:val="none"/>
+                <w:sz w:val="22"/>
+                <w:szCs w:val="22"/>
+                <w:color w:val="000000"/>
+              </w:rPr>
+              <w:t xml:space="preserve">0.16, 3.18</w:t>
+            </w:r>
+          </w:p>
+        </w:tc>
+        <w:tc>
+          <w:tcPr>
+            <w:tcBorders>
+              <w:bottom w:val="none" w:sz="0" w:space="0" w:color="000000"/>
+              <w:top w:val="none" w:sz="0" w:space="0" w:color="000000"/>
+              <w:left w:val="none" w:sz="0" w:space="0" w:color="000000"/>
+              <w:right w:val="none" w:sz="0" w:space="0" w:color="000000"/>
+            </w:tcBorders>
+            <w:shd w:val="clear" w:color="auto" w:fill="FFFFFF"/>
+            <w:tcMar>
+              <w:top w:w="0" w:type="dxa"/>
+              <w:bottom w:w="0" w:type="dxa"/>
+              <w:left w:w="0" w:type="dxa"/>
+              <w:right w:w="0" w:type="dxa"/>
+            </w:tcMar>
+            <w:vAlign w:val="top"/>
+          </w:tcPr>
+          <w:p>
+            <w:pPr>
+              <w:pStyle w:val="Normal"/>
+              <w:jc w:val="center"/>
+              <w:pBdr>
+                <w:bottom w:val="none" w:sz="0" w:space="0" w:color="000000"/>
+                <w:top w:val="none" w:sz="0" w:space="0" w:color="000000"/>
+                <w:left w:val="none" w:sz="0" w:space="0" w:color="000000"/>
+                <w:right w:val="none" w:sz="0" w:space="0" w:color="000000"/>
+              </w:pBdr>
+              <w:spacing w:after="100" w:before="100" w:line="240"/>
+              <w:ind w:left="100" w:right="100" w:firstLine="0" w:firstLineChars="0"/>
+              <w:rPr>
+                <w:rFonts w:ascii="Helvetica" w:hAnsi="Helvetica" w:eastAsia="Helvetica" w:cs="Helvetica"/>
+                <w:i w:val="false"/>
+                <w:b w:val="false"/>
+                <w:u w:val="none"/>
+                <w:sz w:val="22"/>
+                <w:szCs w:val="22"/>
+                <w:color w:val="000000"/>
+              </w:rPr>
+            </w:pPr>
+            <w:r>
+              <w:rPr>
+                <w:rFonts w:ascii="Helvetica" w:hAnsi="Helvetica" w:eastAsia="Helvetica" w:cs="Helvetica"/>
+                <w:i w:val="false"/>
+                <w:b w:val="false"/>
+                <w:u w:val="none"/>
+                <w:sz w:val="22"/>
+                <w:szCs w:val="22"/>
+                <w:color w:val="000000"/>
+              </w:rPr>
+              <w:t xml:space="preserve">0.650</w:t>
             </w:r>
           </w:p>
         </w:tc>
@@ -7653,113 +7653,113 @@
                 <w:szCs w:val="22"/>
                 <w:color w:val="000000"/>
               </w:rPr>
-              <w:t xml:space="preserve">0.89</w:t>
-            </w:r>
-          </w:p>
-        </w:tc>
-        <w:tc>
-          <w:tcPr>
-            <w:tcBorders>
-              <w:bottom w:val="none" w:sz="0" w:space="0" w:color="000000"/>
-              <w:top w:val="none" w:sz="0" w:space="0" w:color="000000"/>
-              <w:left w:val="none" w:sz="0" w:space="0" w:color="000000"/>
-              <w:right w:val="none" w:sz="0" w:space="0" w:color="000000"/>
-            </w:tcBorders>
-            <w:shd w:val="clear" w:color="auto" w:fill="FFFFFF"/>
-            <w:tcMar>
-              <w:top w:w="0" w:type="dxa"/>
-              <w:bottom w:w="0" w:type="dxa"/>
-              <w:left w:w="0" w:type="dxa"/>
-              <w:right w:w="0" w:type="dxa"/>
-            </w:tcMar>
-            <w:vAlign w:val="top"/>
-          </w:tcPr>
-          <w:p>
-            <w:pPr>
-              <w:pStyle w:val="Normal"/>
-              <w:jc w:val="center"/>
-              <w:pBdr>
-                <w:bottom w:val="none" w:sz="0" w:space="0" w:color="000000"/>
-                <w:top w:val="none" w:sz="0" w:space="0" w:color="000000"/>
-                <w:left w:val="none" w:sz="0" w:space="0" w:color="000000"/>
-                <w:right w:val="none" w:sz="0" w:space="0" w:color="000000"/>
-              </w:pBdr>
-              <w:spacing w:after="100" w:before="100" w:line="240"/>
-              <w:ind w:left="100" w:right="100" w:firstLine="0" w:firstLineChars="0"/>
-              <w:rPr>
-                <w:rFonts w:ascii="Helvetica" w:hAnsi="Helvetica" w:eastAsia="Helvetica" w:cs="Helvetica"/>
-                <w:i w:val="false"/>
-                <w:b w:val="false"/>
-                <w:u w:val="none"/>
-                <w:sz w:val="22"/>
-                <w:szCs w:val="22"/>
-                <w:color w:val="000000"/>
-              </w:rPr>
-            </w:pPr>
-            <w:r>
-              <w:rPr>
-                <w:rFonts w:ascii="Helvetica" w:hAnsi="Helvetica" w:eastAsia="Helvetica" w:cs="Helvetica"/>
-                <w:i w:val="false"/>
-                <w:b w:val="false"/>
-                <w:u w:val="none"/>
-                <w:sz w:val="22"/>
-                <w:szCs w:val="22"/>
-                <w:color w:val="000000"/>
-              </w:rPr>
-              <w:t xml:space="preserve">0.31, 2.59</w:t>
-            </w:r>
-          </w:p>
-        </w:tc>
-        <w:tc>
-          <w:tcPr>
-            <w:tcBorders>
-              <w:bottom w:val="none" w:sz="0" w:space="0" w:color="000000"/>
-              <w:top w:val="none" w:sz="0" w:space="0" w:color="000000"/>
-              <w:left w:val="none" w:sz="0" w:space="0" w:color="000000"/>
-              <w:right w:val="none" w:sz="0" w:space="0" w:color="000000"/>
-            </w:tcBorders>
-            <w:shd w:val="clear" w:color="auto" w:fill="FFFFFF"/>
-            <w:tcMar>
-              <w:top w:w="0" w:type="dxa"/>
-              <w:bottom w:w="0" w:type="dxa"/>
-              <w:left w:w="0" w:type="dxa"/>
-              <w:right w:w="0" w:type="dxa"/>
-            </w:tcMar>
-            <w:vAlign w:val="top"/>
-          </w:tcPr>
-          <w:p>
-            <w:pPr>
-              <w:pStyle w:val="Normal"/>
-              <w:jc w:val="center"/>
-              <w:pBdr>
-                <w:bottom w:val="none" w:sz="0" w:space="0" w:color="000000"/>
-                <w:top w:val="none" w:sz="0" w:space="0" w:color="000000"/>
-                <w:left w:val="none" w:sz="0" w:space="0" w:color="000000"/>
-                <w:right w:val="none" w:sz="0" w:space="0" w:color="000000"/>
-              </w:pBdr>
-              <w:spacing w:after="100" w:before="100" w:line="240"/>
-              <w:ind w:left="100" w:right="100" w:firstLine="0" w:firstLineChars="0"/>
-              <w:rPr>
-                <w:rFonts w:ascii="Helvetica" w:hAnsi="Helvetica" w:eastAsia="Helvetica" w:cs="Helvetica"/>
-                <w:i w:val="false"/>
-                <w:b w:val="false"/>
-                <w:u w:val="none"/>
-                <w:sz w:val="22"/>
-                <w:szCs w:val="22"/>
-                <w:color w:val="000000"/>
-              </w:rPr>
-            </w:pPr>
-            <w:r>
-              <w:rPr>
-                <w:rFonts w:ascii="Helvetica" w:hAnsi="Helvetica" w:eastAsia="Helvetica" w:cs="Helvetica"/>
-                <w:i w:val="false"/>
-                <w:b w:val="false"/>
-                <w:u w:val="none"/>
-                <w:sz w:val="22"/>
-                <w:szCs w:val="22"/>
-                <w:color w:val="000000"/>
-              </w:rPr>
-              <w:t xml:space="preserve">0.830</w:t>
+              <w:t xml:space="preserve">0.87</w:t>
+            </w:r>
+          </w:p>
+        </w:tc>
+        <w:tc>
+          <w:tcPr>
+            <w:tcBorders>
+              <w:bottom w:val="none" w:sz="0" w:space="0" w:color="000000"/>
+              <w:top w:val="none" w:sz="0" w:space="0" w:color="000000"/>
+              <w:left w:val="none" w:sz="0" w:space="0" w:color="000000"/>
+              <w:right w:val="none" w:sz="0" w:space="0" w:color="000000"/>
+            </w:tcBorders>
+            <w:shd w:val="clear" w:color="auto" w:fill="FFFFFF"/>
+            <w:tcMar>
+              <w:top w:w="0" w:type="dxa"/>
+              <w:bottom w:w="0" w:type="dxa"/>
+              <w:left w:w="0" w:type="dxa"/>
+              <w:right w:w="0" w:type="dxa"/>
+            </w:tcMar>
+            <w:vAlign w:val="top"/>
+          </w:tcPr>
+          <w:p>
+            <w:pPr>
+              <w:pStyle w:val="Normal"/>
+              <w:jc w:val="center"/>
+              <w:pBdr>
+                <w:bottom w:val="none" w:sz="0" w:space="0" w:color="000000"/>
+                <w:top w:val="none" w:sz="0" w:space="0" w:color="000000"/>
+                <w:left w:val="none" w:sz="0" w:space="0" w:color="000000"/>
+                <w:right w:val="none" w:sz="0" w:space="0" w:color="000000"/>
+              </w:pBdr>
+              <w:spacing w:after="100" w:before="100" w:line="240"/>
+              <w:ind w:left="100" w:right="100" w:firstLine="0" w:firstLineChars="0"/>
+              <w:rPr>
+                <w:rFonts w:ascii="Helvetica" w:hAnsi="Helvetica" w:eastAsia="Helvetica" w:cs="Helvetica"/>
+                <w:i w:val="false"/>
+                <w:b w:val="false"/>
+                <w:u w:val="none"/>
+                <w:sz w:val="22"/>
+                <w:szCs w:val="22"/>
+                <w:color w:val="000000"/>
+              </w:rPr>
+            </w:pPr>
+            <w:r>
+              <w:rPr>
+                <w:rFonts w:ascii="Helvetica" w:hAnsi="Helvetica" w:eastAsia="Helvetica" w:cs="Helvetica"/>
+                <w:i w:val="false"/>
+                <w:b w:val="false"/>
+                <w:u w:val="none"/>
+                <w:sz w:val="22"/>
+                <w:szCs w:val="22"/>
+                <w:color w:val="000000"/>
+              </w:rPr>
+              <w:t xml:space="preserve">0.30, 2.54</w:t>
+            </w:r>
+          </w:p>
+        </w:tc>
+        <w:tc>
+          <w:tcPr>
+            <w:tcBorders>
+              <w:bottom w:val="none" w:sz="0" w:space="0" w:color="000000"/>
+              <w:top w:val="none" w:sz="0" w:space="0" w:color="000000"/>
+              <w:left w:val="none" w:sz="0" w:space="0" w:color="000000"/>
+              <w:right w:val="none" w:sz="0" w:space="0" w:color="000000"/>
+            </w:tcBorders>
+            <w:shd w:val="clear" w:color="auto" w:fill="FFFFFF"/>
+            <w:tcMar>
+              <w:top w:w="0" w:type="dxa"/>
+              <w:bottom w:w="0" w:type="dxa"/>
+              <w:left w:w="0" w:type="dxa"/>
+              <w:right w:w="0" w:type="dxa"/>
+            </w:tcMar>
+            <w:vAlign w:val="top"/>
+          </w:tcPr>
+          <w:p>
+            <w:pPr>
+              <w:pStyle w:val="Normal"/>
+              <w:jc w:val="center"/>
+              <w:pBdr>
+                <w:bottom w:val="none" w:sz="0" w:space="0" w:color="000000"/>
+                <w:top w:val="none" w:sz="0" w:space="0" w:color="000000"/>
+                <w:left w:val="none" w:sz="0" w:space="0" w:color="000000"/>
+                <w:right w:val="none" w:sz="0" w:space="0" w:color="000000"/>
+              </w:pBdr>
+              <w:spacing w:after="100" w:before="100" w:line="240"/>
+              <w:ind w:left="100" w:right="100" w:firstLine="0" w:firstLineChars="0"/>
+              <w:rPr>
+                <w:rFonts w:ascii="Helvetica" w:hAnsi="Helvetica" w:eastAsia="Helvetica" w:cs="Helvetica"/>
+                <w:i w:val="false"/>
+                <w:b w:val="false"/>
+                <w:u w:val="none"/>
+                <w:sz w:val="22"/>
+                <w:szCs w:val="22"/>
+                <w:color w:val="000000"/>
+              </w:rPr>
+            </w:pPr>
+            <w:r>
+              <w:rPr>
+                <w:rFonts w:ascii="Helvetica" w:hAnsi="Helvetica" w:eastAsia="Helvetica" w:cs="Helvetica"/>
+                <w:i w:val="false"/>
+                <w:b w:val="false"/>
+                <w:u w:val="none"/>
+                <w:sz w:val="22"/>
+                <w:szCs w:val="22"/>
+                <w:color w:val="000000"/>
+              </w:rPr>
+              <w:t xml:space="preserve">0.800</w:t>
             </w:r>
           </w:p>
         </w:tc>
@@ -7865,113 +7865,113 @@
                 <w:szCs w:val="22"/>
                 <w:color w:val="000000"/>
               </w:rPr>
-              <w:t xml:space="preserve">5.72</w:t>
-            </w:r>
-          </w:p>
-        </w:tc>
-        <w:tc>
-          <w:tcPr>
-            <w:tcBorders>
-              <w:bottom w:val="none" w:sz="0" w:space="0" w:color="000000"/>
-              <w:top w:val="none" w:sz="0" w:space="0" w:color="000000"/>
-              <w:left w:val="none" w:sz="0" w:space="0" w:color="000000"/>
-              <w:right w:val="none" w:sz="0" w:space="0" w:color="000000"/>
-            </w:tcBorders>
-            <w:shd w:val="clear" w:color="auto" w:fill="FFFFFF"/>
-            <w:tcMar>
-              <w:top w:w="0" w:type="dxa"/>
-              <w:bottom w:w="0" w:type="dxa"/>
-              <w:left w:w="0" w:type="dxa"/>
-              <w:right w:w="0" w:type="dxa"/>
-            </w:tcMar>
-            <w:vAlign w:val="top"/>
-          </w:tcPr>
-          <w:p>
-            <w:pPr>
-              <w:pStyle w:val="Normal"/>
-              <w:jc w:val="center"/>
-              <w:pBdr>
-                <w:bottom w:val="none" w:sz="0" w:space="0" w:color="000000"/>
-                <w:top w:val="none" w:sz="0" w:space="0" w:color="000000"/>
-                <w:left w:val="none" w:sz="0" w:space="0" w:color="000000"/>
-                <w:right w:val="none" w:sz="0" w:space="0" w:color="000000"/>
-              </w:pBdr>
-              <w:spacing w:after="100" w:before="100" w:line="240"/>
-              <w:ind w:left="100" w:right="100" w:firstLine="0" w:firstLineChars="0"/>
-              <w:rPr>
-                <w:rFonts w:ascii="Helvetica" w:hAnsi="Helvetica" w:eastAsia="Helvetica" w:cs="Helvetica"/>
-                <w:i w:val="false"/>
-                <w:b w:val="false"/>
-                <w:u w:val="none"/>
-                <w:sz w:val="22"/>
-                <w:szCs w:val="22"/>
-                <w:color w:val="000000"/>
-              </w:rPr>
-            </w:pPr>
-            <w:r>
-              <w:rPr>
-                <w:rFonts w:ascii="Helvetica" w:hAnsi="Helvetica" w:eastAsia="Helvetica" w:cs="Helvetica"/>
-                <w:i w:val="false"/>
-                <w:b w:val="false"/>
-                <w:u w:val="none"/>
-                <w:sz w:val="22"/>
-                <w:szCs w:val="22"/>
-                <w:color w:val="000000"/>
-              </w:rPr>
-              <w:t xml:space="preserve">0.77, 42.7</w:t>
-            </w:r>
-          </w:p>
-        </w:tc>
-        <w:tc>
-          <w:tcPr>
-            <w:tcBorders>
-              <w:bottom w:val="none" w:sz="0" w:space="0" w:color="000000"/>
-              <w:top w:val="none" w:sz="0" w:space="0" w:color="000000"/>
-              <w:left w:val="none" w:sz="0" w:space="0" w:color="000000"/>
-              <w:right w:val="none" w:sz="0" w:space="0" w:color="000000"/>
-            </w:tcBorders>
-            <w:shd w:val="clear" w:color="auto" w:fill="FFFFFF"/>
-            <w:tcMar>
-              <w:top w:w="0" w:type="dxa"/>
-              <w:bottom w:w="0" w:type="dxa"/>
-              <w:left w:w="0" w:type="dxa"/>
-              <w:right w:w="0" w:type="dxa"/>
-            </w:tcMar>
-            <w:vAlign w:val="top"/>
-          </w:tcPr>
-          <w:p>
-            <w:pPr>
-              <w:pStyle w:val="Normal"/>
-              <w:jc w:val="center"/>
-              <w:pBdr>
-                <w:bottom w:val="none" w:sz="0" w:space="0" w:color="000000"/>
-                <w:top w:val="none" w:sz="0" w:space="0" w:color="000000"/>
-                <w:left w:val="none" w:sz="0" w:space="0" w:color="000000"/>
-                <w:right w:val="none" w:sz="0" w:space="0" w:color="000000"/>
-              </w:pBdr>
-              <w:spacing w:after="100" w:before="100" w:line="240"/>
-              <w:ind w:left="100" w:right="100" w:firstLine="0" w:firstLineChars="0"/>
-              <w:rPr>
-                <w:rFonts w:ascii="Helvetica" w:hAnsi="Helvetica" w:eastAsia="Helvetica" w:cs="Helvetica"/>
-                <w:i w:val="false"/>
-                <w:b w:val="false"/>
-                <w:u w:val="none"/>
-                <w:sz w:val="22"/>
-                <w:szCs w:val="22"/>
-                <w:color w:val="000000"/>
-              </w:rPr>
-            </w:pPr>
-            <w:r>
-              <w:rPr>
-                <w:rFonts w:ascii="Helvetica" w:hAnsi="Helvetica" w:eastAsia="Helvetica" w:cs="Helvetica"/>
-                <w:i w:val="false"/>
-                <w:b w:val="false"/>
-                <w:u w:val="none"/>
-                <w:sz w:val="22"/>
-                <w:szCs w:val="22"/>
-                <w:color w:val="000000"/>
-              </w:rPr>
-              <w:t xml:space="preserve">0.089</w:t>
+              <w:t xml:space="preserve">5.60</w:t>
+            </w:r>
+          </w:p>
+        </w:tc>
+        <w:tc>
+          <w:tcPr>
+            <w:tcBorders>
+              <w:bottom w:val="none" w:sz="0" w:space="0" w:color="000000"/>
+              <w:top w:val="none" w:sz="0" w:space="0" w:color="000000"/>
+              <w:left w:val="none" w:sz="0" w:space="0" w:color="000000"/>
+              <w:right w:val="none" w:sz="0" w:space="0" w:color="000000"/>
+            </w:tcBorders>
+            <w:shd w:val="clear" w:color="auto" w:fill="FFFFFF"/>
+            <w:tcMar>
+              <w:top w:w="0" w:type="dxa"/>
+              <w:bottom w:w="0" w:type="dxa"/>
+              <w:left w:w="0" w:type="dxa"/>
+              <w:right w:w="0" w:type="dxa"/>
+            </w:tcMar>
+            <w:vAlign w:val="top"/>
+          </w:tcPr>
+          <w:p>
+            <w:pPr>
+              <w:pStyle w:val="Normal"/>
+              <w:jc w:val="center"/>
+              <w:pBdr>
+                <w:bottom w:val="none" w:sz="0" w:space="0" w:color="000000"/>
+                <w:top w:val="none" w:sz="0" w:space="0" w:color="000000"/>
+                <w:left w:val="none" w:sz="0" w:space="0" w:color="000000"/>
+                <w:right w:val="none" w:sz="0" w:space="0" w:color="000000"/>
+              </w:pBdr>
+              <w:spacing w:after="100" w:before="100" w:line="240"/>
+              <w:ind w:left="100" w:right="100" w:firstLine="0" w:firstLineChars="0"/>
+              <w:rPr>
+                <w:rFonts w:ascii="Helvetica" w:hAnsi="Helvetica" w:eastAsia="Helvetica" w:cs="Helvetica"/>
+                <w:i w:val="false"/>
+                <w:b w:val="false"/>
+                <w:u w:val="none"/>
+                <w:sz w:val="22"/>
+                <w:szCs w:val="22"/>
+                <w:color w:val="000000"/>
+              </w:rPr>
+            </w:pPr>
+            <w:r>
+              <w:rPr>
+                <w:rFonts w:ascii="Helvetica" w:hAnsi="Helvetica" w:eastAsia="Helvetica" w:cs="Helvetica"/>
+                <w:i w:val="false"/>
+                <w:b w:val="false"/>
+                <w:u w:val="none"/>
+                <w:sz w:val="22"/>
+                <w:szCs w:val="22"/>
+                <w:color w:val="000000"/>
+              </w:rPr>
+              <w:t xml:space="preserve">0.76, 41.2</w:t>
+            </w:r>
+          </w:p>
+        </w:tc>
+        <w:tc>
+          <w:tcPr>
+            <w:tcBorders>
+              <w:bottom w:val="none" w:sz="0" w:space="0" w:color="000000"/>
+              <w:top w:val="none" w:sz="0" w:space="0" w:color="000000"/>
+              <w:left w:val="none" w:sz="0" w:space="0" w:color="000000"/>
+              <w:right w:val="none" w:sz="0" w:space="0" w:color="000000"/>
+            </w:tcBorders>
+            <w:shd w:val="clear" w:color="auto" w:fill="FFFFFF"/>
+            <w:tcMar>
+              <w:top w:w="0" w:type="dxa"/>
+              <w:bottom w:w="0" w:type="dxa"/>
+              <w:left w:w="0" w:type="dxa"/>
+              <w:right w:w="0" w:type="dxa"/>
+            </w:tcMar>
+            <w:vAlign w:val="top"/>
+          </w:tcPr>
+          <w:p>
+            <w:pPr>
+              <w:pStyle w:val="Normal"/>
+              <w:jc w:val="center"/>
+              <w:pBdr>
+                <w:bottom w:val="none" w:sz="0" w:space="0" w:color="000000"/>
+                <w:top w:val="none" w:sz="0" w:space="0" w:color="000000"/>
+                <w:left w:val="none" w:sz="0" w:space="0" w:color="000000"/>
+                <w:right w:val="none" w:sz="0" w:space="0" w:color="000000"/>
+              </w:pBdr>
+              <w:spacing w:after="100" w:before="100" w:line="240"/>
+              <w:ind w:left="100" w:right="100" w:firstLine="0" w:firstLineChars="0"/>
+              <w:rPr>
+                <w:rFonts w:ascii="Helvetica" w:hAnsi="Helvetica" w:eastAsia="Helvetica" w:cs="Helvetica"/>
+                <w:i w:val="false"/>
+                <w:b w:val="false"/>
+                <w:u w:val="none"/>
+                <w:sz w:val="22"/>
+                <w:szCs w:val="22"/>
+                <w:color w:val="000000"/>
+              </w:rPr>
+            </w:pPr>
+            <w:r>
+              <w:rPr>
+                <w:rFonts w:ascii="Helvetica" w:hAnsi="Helvetica" w:eastAsia="Helvetica" w:cs="Helvetica"/>
+                <w:i w:val="false"/>
+                <w:b w:val="false"/>
+                <w:u w:val="none"/>
+                <w:sz w:val="22"/>
+                <w:szCs w:val="22"/>
+                <w:color w:val="000000"/>
+              </w:rPr>
+              <w:t xml:space="preserve">0.091</w:t>
             </w:r>
           </w:p>
         </w:tc>
@@ -8136,113 +8136,113 @@
                 <w:szCs w:val="22"/>
                 <w:color w:val="000000"/>
               </w:rPr>
-              <w:t xml:space="preserve">0.82</w:t>
-            </w:r>
-          </w:p>
-        </w:tc>
-        <w:tc>
-          <w:tcPr>
-            <w:tcBorders>
-              <w:bottom w:val="none" w:sz="0" w:space="0" w:color="000000"/>
-              <w:top w:val="none" w:sz="0" w:space="0" w:color="000000"/>
-              <w:left w:val="none" w:sz="0" w:space="0" w:color="000000"/>
-              <w:right w:val="none" w:sz="0" w:space="0" w:color="000000"/>
-            </w:tcBorders>
-            <w:shd w:val="clear" w:color="auto" w:fill="FFFFFF"/>
-            <w:tcMar>
-              <w:top w:w="0" w:type="dxa"/>
-              <w:bottom w:w="0" w:type="dxa"/>
-              <w:left w:w="0" w:type="dxa"/>
-              <w:right w:w="0" w:type="dxa"/>
-            </w:tcMar>
-            <w:vAlign w:val="top"/>
-          </w:tcPr>
-          <w:p>
-            <w:pPr>
-              <w:pStyle w:val="Normal"/>
-              <w:jc w:val="center"/>
-              <w:pBdr>
-                <w:bottom w:val="none" w:sz="0" w:space="0" w:color="000000"/>
-                <w:top w:val="none" w:sz="0" w:space="0" w:color="000000"/>
-                <w:left w:val="none" w:sz="0" w:space="0" w:color="000000"/>
-                <w:right w:val="none" w:sz="0" w:space="0" w:color="000000"/>
-              </w:pBdr>
-              <w:spacing w:after="100" w:before="100" w:line="240"/>
-              <w:ind w:left="100" w:right="100" w:firstLine="0" w:firstLineChars="0"/>
-              <w:rPr>
-                <w:rFonts w:ascii="Helvetica" w:hAnsi="Helvetica" w:eastAsia="Helvetica" w:cs="Helvetica"/>
-                <w:i w:val="false"/>
-                <w:b w:val="false"/>
-                <w:u w:val="none"/>
-                <w:sz w:val="22"/>
-                <w:szCs w:val="22"/>
-                <w:color w:val="000000"/>
-              </w:rPr>
-            </w:pPr>
-            <w:r>
-              <w:rPr>
-                <w:rFonts w:ascii="Helvetica" w:hAnsi="Helvetica" w:eastAsia="Helvetica" w:cs="Helvetica"/>
-                <w:i w:val="false"/>
-                <w:b w:val="false"/>
-                <w:u w:val="none"/>
-                <w:sz w:val="22"/>
-                <w:szCs w:val="22"/>
-                <w:color w:val="000000"/>
-              </w:rPr>
-              <w:t xml:space="preserve">0.26, 2.53</w:t>
-            </w:r>
-          </w:p>
-        </w:tc>
-        <w:tc>
-          <w:tcPr>
-            <w:tcBorders>
-              <w:bottom w:val="none" w:sz="0" w:space="0" w:color="000000"/>
-              <w:top w:val="none" w:sz="0" w:space="0" w:color="000000"/>
-              <w:left w:val="none" w:sz="0" w:space="0" w:color="000000"/>
-              <w:right w:val="none" w:sz="0" w:space="0" w:color="000000"/>
-            </w:tcBorders>
-            <w:shd w:val="clear" w:color="auto" w:fill="FFFFFF"/>
-            <w:tcMar>
-              <w:top w:w="0" w:type="dxa"/>
-              <w:bottom w:w="0" w:type="dxa"/>
-              <w:left w:w="0" w:type="dxa"/>
-              <w:right w:w="0" w:type="dxa"/>
-            </w:tcMar>
-            <w:vAlign w:val="top"/>
-          </w:tcPr>
-          <w:p>
-            <w:pPr>
-              <w:pStyle w:val="Normal"/>
-              <w:jc w:val="center"/>
-              <w:pBdr>
-                <w:bottom w:val="none" w:sz="0" w:space="0" w:color="000000"/>
-                <w:top w:val="none" w:sz="0" w:space="0" w:color="000000"/>
-                <w:left w:val="none" w:sz="0" w:space="0" w:color="000000"/>
-                <w:right w:val="none" w:sz="0" w:space="0" w:color="000000"/>
-              </w:pBdr>
-              <w:spacing w:after="100" w:before="100" w:line="240"/>
-              <w:ind w:left="100" w:right="100" w:firstLine="0" w:firstLineChars="0"/>
-              <w:rPr>
-                <w:rFonts w:ascii="Helvetica" w:hAnsi="Helvetica" w:eastAsia="Helvetica" w:cs="Helvetica"/>
-                <w:i w:val="false"/>
-                <w:b w:val="false"/>
-                <w:u w:val="none"/>
-                <w:sz w:val="22"/>
-                <w:szCs w:val="22"/>
-                <w:color w:val="000000"/>
-              </w:rPr>
-            </w:pPr>
-            <w:r>
-              <w:rPr>
-                <w:rFonts w:ascii="Helvetica" w:hAnsi="Helvetica" w:eastAsia="Helvetica" w:cs="Helvetica"/>
-                <w:i w:val="false"/>
-                <w:b w:val="false"/>
-                <w:u w:val="none"/>
-                <w:sz w:val="22"/>
-                <w:szCs w:val="22"/>
-                <w:color w:val="000000"/>
-              </w:rPr>
-              <w:t xml:space="preserve">0.730</w:t>
+              <w:t xml:space="preserve">0.79</w:t>
+            </w:r>
+          </w:p>
+        </w:tc>
+        <w:tc>
+          <w:tcPr>
+            <w:tcBorders>
+              <w:bottom w:val="none" w:sz="0" w:space="0" w:color="000000"/>
+              <w:top w:val="none" w:sz="0" w:space="0" w:color="000000"/>
+              <w:left w:val="none" w:sz="0" w:space="0" w:color="000000"/>
+              <w:right w:val="none" w:sz="0" w:space="0" w:color="000000"/>
+            </w:tcBorders>
+            <w:shd w:val="clear" w:color="auto" w:fill="FFFFFF"/>
+            <w:tcMar>
+              <w:top w:w="0" w:type="dxa"/>
+              <w:bottom w:w="0" w:type="dxa"/>
+              <w:left w:w="0" w:type="dxa"/>
+              <w:right w:w="0" w:type="dxa"/>
+            </w:tcMar>
+            <w:vAlign w:val="top"/>
+          </w:tcPr>
+          <w:p>
+            <w:pPr>
+              <w:pStyle w:val="Normal"/>
+              <w:jc w:val="center"/>
+              <w:pBdr>
+                <w:bottom w:val="none" w:sz="0" w:space="0" w:color="000000"/>
+                <w:top w:val="none" w:sz="0" w:space="0" w:color="000000"/>
+                <w:left w:val="none" w:sz="0" w:space="0" w:color="000000"/>
+                <w:right w:val="none" w:sz="0" w:space="0" w:color="000000"/>
+              </w:pBdr>
+              <w:spacing w:after="100" w:before="100" w:line="240"/>
+              <w:ind w:left="100" w:right="100" w:firstLine="0" w:firstLineChars="0"/>
+              <w:rPr>
+                <w:rFonts w:ascii="Helvetica" w:hAnsi="Helvetica" w:eastAsia="Helvetica" w:cs="Helvetica"/>
+                <w:i w:val="false"/>
+                <w:b w:val="false"/>
+                <w:u w:val="none"/>
+                <w:sz w:val="22"/>
+                <w:szCs w:val="22"/>
+                <w:color w:val="000000"/>
+              </w:rPr>
+            </w:pPr>
+            <w:r>
+              <w:rPr>
+                <w:rFonts w:ascii="Helvetica" w:hAnsi="Helvetica" w:eastAsia="Helvetica" w:cs="Helvetica"/>
+                <w:i w:val="false"/>
+                <w:b w:val="false"/>
+                <w:u w:val="none"/>
+                <w:sz w:val="22"/>
+                <w:szCs w:val="22"/>
+                <w:color w:val="000000"/>
+              </w:rPr>
+              <w:t xml:space="preserve">0.25, 2.45</w:t>
+            </w:r>
+          </w:p>
+        </w:tc>
+        <w:tc>
+          <w:tcPr>
+            <w:tcBorders>
+              <w:bottom w:val="none" w:sz="0" w:space="0" w:color="000000"/>
+              <w:top w:val="none" w:sz="0" w:space="0" w:color="000000"/>
+              <w:left w:val="none" w:sz="0" w:space="0" w:color="000000"/>
+              <w:right w:val="none" w:sz="0" w:space="0" w:color="000000"/>
+            </w:tcBorders>
+            <w:shd w:val="clear" w:color="auto" w:fill="FFFFFF"/>
+            <w:tcMar>
+              <w:top w:w="0" w:type="dxa"/>
+              <w:bottom w:w="0" w:type="dxa"/>
+              <w:left w:w="0" w:type="dxa"/>
+              <w:right w:w="0" w:type="dxa"/>
+            </w:tcMar>
+            <w:vAlign w:val="top"/>
+          </w:tcPr>
+          <w:p>
+            <w:pPr>
+              <w:pStyle w:val="Normal"/>
+              <w:jc w:val="center"/>
+              <w:pBdr>
+                <w:bottom w:val="none" w:sz="0" w:space="0" w:color="000000"/>
+                <w:top w:val="none" w:sz="0" w:space="0" w:color="000000"/>
+                <w:left w:val="none" w:sz="0" w:space="0" w:color="000000"/>
+                <w:right w:val="none" w:sz="0" w:space="0" w:color="000000"/>
+              </w:pBdr>
+              <w:spacing w:after="100" w:before="100" w:line="240"/>
+              <w:ind w:left="100" w:right="100" w:firstLine="0" w:firstLineChars="0"/>
+              <w:rPr>
+                <w:rFonts w:ascii="Helvetica" w:hAnsi="Helvetica" w:eastAsia="Helvetica" w:cs="Helvetica"/>
+                <w:i w:val="false"/>
+                <w:b w:val="false"/>
+                <w:u w:val="none"/>
+                <w:sz w:val="22"/>
+                <w:szCs w:val="22"/>
+                <w:color w:val="000000"/>
+              </w:rPr>
+            </w:pPr>
+            <w:r>
+              <w:rPr>
+                <w:rFonts w:ascii="Helvetica" w:hAnsi="Helvetica" w:eastAsia="Helvetica" w:cs="Helvetica"/>
+                <w:i w:val="false"/>
+                <w:b w:val="false"/>
+                <w:u w:val="none"/>
+                <w:sz w:val="22"/>
+                <w:szCs w:val="22"/>
+                <w:color w:val="000000"/>
+              </w:rPr>
+              <w:t xml:space="preserve">0.680</w:t>
             </w:r>
           </w:p>
         </w:tc>
@@ -8348,113 +8348,113 @@
                 <w:szCs w:val="22"/>
                 <w:color w:val="000000"/>
               </w:rPr>
-              <w:t xml:space="preserve">0.42</w:t>
-            </w:r>
-          </w:p>
-        </w:tc>
-        <w:tc>
-          <w:tcPr>
-            <w:tcBorders>
-              <w:bottom w:val="none" w:sz="0" w:space="0" w:color="000000"/>
-              <w:top w:val="none" w:sz="0" w:space="0" w:color="000000"/>
-              <w:left w:val="none" w:sz="0" w:space="0" w:color="000000"/>
-              <w:right w:val="none" w:sz="0" w:space="0" w:color="000000"/>
-            </w:tcBorders>
-            <w:shd w:val="clear" w:color="auto" w:fill="FFFFFF"/>
-            <w:tcMar>
-              <w:top w:w="0" w:type="dxa"/>
-              <w:bottom w:w="0" w:type="dxa"/>
-              <w:left w:w="0" w:type="dxa"/>
-              <w:right w:w="0" w:type="dxa"/>
-            </w:tcMar>
-            <w:vAlign w:val="top"/>
-          </w:tcPr>
-          <w:p>
-            <w:pPr>
-              <w:pStyle w:val="Normal"/>
-              <w:jc w:val="center"/>
-              <w:pBdr>
-                <w:bottom w:val="none" w:sz="0" w:space="0" w:color="000000"/>
-                <w:top w:val="none" w:sz="0" w:space="0" w:color="000000"/>
-                <w:left w:val="none" w:sz="0" w:space="0" w:color="000000"/>
-                <w:right w:val="none" w:sz="0" w:space="0" w:color="000000"/>
-              </w:pBdr>
-              <w:spacing w:after="100" w:before="100" w:line="240"/>
-              <w:ind w:left="100" w:right="100" w:firstLine="0" w:firstLineChars="0"/>
-              <w:rPr>
-                <w:rFonts w:ascii="Helvetica" w:hAnsi="Helvetica" w:eastAsia="Helvetica" w:cs="Helvetica"/>
-                <w:i w:val="false"/>
-                <w:b w:val="false"/>
-                <w:u w:val="none"/>
-                <w:sz w:val="22"/>
-                <w:szCs w:val="22"/>
-                <w:color w:val="000000"/>
-              </w:rPr>
-            </w:pPr>
-            <w:r>
-              <w:rPr>
-                <w:rFonts w:ascii="Helvetica" w:hAnsi="Helvetica" w:eastAsia="Helvetica" w:cs="Helvetica"/>
-                <w:i w:val="false"/>
-                <w:b w:val="false"/>
-                <w:u w:val="none"/>
-                <w:sz w:val="22"/>
-                <w:szCs w:val="22"/>
-                <w:color w:val="000000"/>
-              </w:rPr>
-              <w:t xml:space="preserve">0.10, 1.77</w:t>
-            </w:r>
-          </w:p>
-        </w:tc>
-        <w:tc>
-          <w:tcPr>
-            <w:tcBorders>
-              <w:bottom w:val="none" w:sz="0" w:space="0" w:color="000000"/>
-              <w:top w:val="none" w:sz="0" w:space="0" w:color="000000"/>
-              <w:left w:val="none" w:sz="0" w:space="0" w:color="000000"/>
-              <w:right w:val="none" w:sz="0" w:space="0" w:color="000000"/>
-            </w:tcBorders>
-            <w:shd w:val="clear" w:color="auto" w:fill="FFFFFF"/>
-            <w:tcMar>
-              <w:top w:w="0" w:type="dxa"/>
-              <w:bottom w:w="0" w:type="dxa"/>
-              <w:left w:w="0" w:type="dxa"/>
-              <w:right w:w="0" w:type="dxa"/>
-            </w:tcMar>
-            <w:vAlign w:val="top"/>
-          </w:tcPr>
-          <w:p>
-            <w:pPr>
-              <w:pStyle w:val="Normal"/>
-              <w:jc w:val="center"/>
-              <w:pBdr>
-                <w:bottom w:val="none" w:sz="0" w:space="0" w:color="000000"/>
-                <w:top w:val="none" w:sz="0" w:space="0" w:color="000000"/>
-                <w:left w:val="none" w:sz="0" w:space="0" w:color="000000"/>
-                <w:right w:val="none" w:sz="0" w:space="0" w:color="000000"/>
-              </w:pBdr>
-              <w:spacing w:after="100" w:before="100" w:line="240"/>
-              <w:ind w:left="100" w:right="100" w:firstLine="0" w:firstLineChars="0"/>
-              <w:rPr>
-                <w:rFonts w:ascii="Helvetica" w:hAnsi="Helvetica" w:eastAsia="Helvetica" w:cs="Helvetica"/>
-                <w:i w:val="false"/>
-                <w:b w:val="false"/>
-                <w:u w:val="none"/>
-                <w:sz w:val="22"/>
-                <w:szCs w:val="22"/>
-                <w:color w:val="000000"/>
-              </w:rPr>
-            </w:pPr>
-            <w:r>
-              <w:rPr>
-                <w:rFonts w:ascii="Helvetica" w:hAnsi="Helvetica" w:eastAsia="Helvetica" w:cs="Helvetica"/>
-                <w:i w:val="false"/>
-                <w:b w:val="false"/>
-                <w:u w:val="none"/>
-                <w:sz w:val="22"/>
-                <w:szCs w:val="22"/>
-                <w:color w:val="000000"/>
-              </w:rPr>
-              <w:t xml:space="preserve">0.240</w:t>
+              <w:t xml:space="preserve">0.43</w:t>
+            </w:r>
+          </w:p>
+        </w:tc>
+        <w:tc>
+          <w:tcPr>
+            <w:tcBorders>
+              <w:bottom w:val="none" w:sz="0" w:space="0" w:color="000000"/>
+              <w:top w:val="none" w:sz="0" w:space="0" w:color="000000"/>
+              <w:left w:val="none" w:sz="0" w:space="0" w:color="000000"/>
+              <w:right w:val="none" w:sz="0" w:space="0" w:color="000000"/>
+            </w:tcBorders>
+            <w:shd w:val="clear" w:color="auto" w:fill="FFFFFF"/>
+            <w:tcMar>
+              <w:top w:w="0" w:type="dxa"/>
+              <w:bottom w:w="0" w:type="dxa"/>
+              <w:left w:w="0" w:type="dxa"/>
+              <w:right w:w="0" w:type="dxa"/>
+            </w:tcMar>
+            <w:vAlign w:val="top"/>
+          </w:tcPr>
+          <w:p>
+            <w:pPr>
+              <w:pStyle w:val="Normal"/>
+              <w:jc w:val="center"/>
+              <w:pBdr>
+                <w:bottom w:val="none" w:sz="0" w:space="0" w:color="000000"/>
+                <w:top w:val="none" w:sz="0" w:space="0" w:color="000000"/>
+                <w:left w:val="none" w:sz="0" w:space="0" w:color="000000"/>
+                <w:right w:val="none" w:sz="0" w:space="0" w:color="000000"/>
+              </w:pBdr>
+              <w:spacing w:after="100" w:before="100" w:line="240"/>
+              <w:ind w:left="100" w:right="100" w:firstLine="0" w:firstLineChars="0"/>
+              <w:rPr>
+                <w:rFonts w:ascii="Helvetica" w:hAnsi="Helvetica" w:eastAsia="Helvetica" w:cs="Helvetica"/>
+                <w:i w:val="false"/>
+                <w:b w:val="false"/>
+                <w:u w:val="none"/>
+                <w:sz w:val="22"/>
+                <w:szCs w:val="22"/>
+                <w:color w:val="000000"/>
+              </w:rPr>
+            </w:pPr>
+            <w:r>
+              <w:rPr>
+                <w:rFonts w:ascii="Helvetica" w:hAnsi="Helvetica" w:eastAsia="Helvetica" w:cs="Helvetica"/>
+                <w:i w:val="false"/>
+                <w:b w:val="false"/>
+                <w:u w:val="none"/>
+                <w:sz w:val="22"/>
+                <w:szCs w:val="22"/>
+                <w:color w:val="000000"/>
+              </w:rPr>
+              <w:t xml:space="preserve">0.10, 1.80</w:t>
+            </w:r>
+          </w:p>
+        </w:tc>
+        <w:tc>
+          <w:tcPr>
+            <w:tcBorders>
+              <w:bottom w:val="none" w:sz="0" w:space="0" w:color="000000"/>
+              <w:top w:val="none" w:sz="0" w:space="0" w:color="000000"/>
+              <w:left w:val="none" w:sz="0" w:space="0" w:color="000000"/>
+              <w:right w:val="none" w:sz="0" w:space="0" w:color="000000"/>
+            </w:tcBorders>
+            <w:shd w:val="clear" w:color="auto" w:fill="FFFFFF"/>
+            <w:tcMar>
+              <w:top w:w="0" w:type="dxa"/>
+              <w:bottom w:w="0" w:type="dxa"/>
+              <w:left w:w="0" w:type="dxa"/>
+              <w:right w:w="0" w:type="dxa"/>
+            </w:tcMar>
+            <w:vAlign w:val="top"/>
+          </w:tcPr>
+          <w:p>
+            <w:pPr>
+              <w:pStyle w:val="Normal"/>
+              <w:jc w:val="center"/>
+              <w:pBdr>
+                <w:bottom w:val="none" w:sz="0" w:space="0" w:color="000000"/>
+                <w:top w:val="none" w:sz="0" w:space="0" w:color="000000"/>
+                <w:left w:val="none" w:sz="0" w:space="0" w:color="000000"/>
+                <w:right w:val="none" w:sz="0" w:space="0" w:color="000000"/>
+              </w:pBdr>
+              <w:spacing w:after="100" w:before="100" w:line="240"/>
+              <w:ind w:left="100" w:right="100" w:firstLine="0" w:firstLineChars="0"/>
+              <w:rPr>
+                <w:rFonts w:ascii="Helvetica" w:hAnsi="Helvetica" w:eastAsia="Helvetica" w:cs="Helvetica"/>
+                <w:i w:val="false"/>
+                <w:b w:val="false"/>
+                <w:u w:val="none"/>
+                <w:sz w:val="22"/>
+                <w:szCs w:val="22"/>
+                <w:color w:val="000000"/>
+              </w:rPr>
+            </w:pPr>
+            <w:r>
+              <w:rPr>
+                <w:rFonts w:ascii="Helvetica" w:hAnsi="Helvetica" w:eastAsia="Helvetica" w:cs="Helvetica"/>
+                <w:i w:val="false"/>
+                <w:b w:val="false"/>
+                <w:u w:val="none"/>
+                <w:sz w:val="22"/>
+                <w:szCs w:val="22"/>
+                <w:color w:val="000000"/>
+              </w:rPr>
+              <w:t xml:space="preserve">0.250</w:t>
             </w:r>
           </w:p>
         </w:tc>
@@ -8619,113 +8619,113 @@
                 <w:szCs w:val="22"/>
                 <w:color w:val="000000"/>
               </w:rPr>
-              <w:t xml:space="preserve">3.14</w:t>
-            </w:r>
-          </w:p>
-        </w:tc>
-        <w:tc>
-          <w:tcPr>
-            <w:tcBorders>
-              <w:bottom w:val="none" w:sz="0" w:space="0" w:color="000000"/>
-              <w:top w:val="none" w:sz="0" w:space="0" w:color="000000"/>
-              <w:left w:val="none" w:sz="0" w:space="0" w:color="000000"/>
-              <w:right w:val="none" w:sz="0" w:space="0" w:color="000000"/>
-            </w:tcBorders>
-            <w:shd w:val="clear" w:color="auto" w:fill="FFFFFF"/>
-            <w:tcMar>
-              <w:top w:w="0" w:type="dxa"/>
-              <w:bottom w:w="0" w:type="dxa"/>
-              <w:left w:w="0" w:type="dxa"/>
-              <w:right w:w="0" w:type="dxa"/>
-            </w:tcMar>
-            <w:vAlign w:val="top"/>
-          </w:tcPr>
-          <w:p>
-            <w:pPr>
-              <w:pStyle w:val="Normal"/>
-              <w:jc w:val="center"/>
-              <w:pBdr>
-                <w:bottom w:val="none" w:sz="0" w:space="0" w:color="000000"/>
-                <w:top w:val="none" w:sz="0" w:space="0" w:color="000000"/>
-                <w:left w:val="none" w:sz="0" w:space="0" w:color="000000"/>
-                <w:right w:val="none" w:sz="0" w:space="0" w:color="000000"/>
-              </w:pBdr>
-              <w:spacing w:after="100" w:before="100" w:line="240"/>
-              <w:ind w:left="100" w:right="100" w:firstLine="0" w:firstLineChars="0"/>
-              <w:rPr>
-                <w:rFonts w:ascii="Helvetica" w:hAnsi="Helvetica" w:eastAsia="Helvetica" w:cs="Helvetica"/>
-                <w:i w:val="false"/>
-                <w:b w:val="false"/>
-                <w:u w:val="none"/>
-                <w:sz w:val="22"/>
-                <w:szCs w:val="22"/>
-                <w:color w:val="000000"/>
-              </w:rPr>
-            </w:pPr>
-            <w:r>
-              <w:rPr>
-                <w:rFonts w:ascii="Helvetica" w:hAnsi="Helvetica" w:eastAsia="Helvetica" w:cs="Helvetica"/>
-                <w:i w:val="false"/>
-                <w:b w:val="false"/>
-                <w:u w:val="none"/>
-                <w:sz w:val="22"/>
-                <w:szCs w:val="22"/>
-                <w:color w:val="000000"/>
-              </w:rPr>
-              <w:t xml:space="preserve">0.98, 9.99</w:t>
-            </w:r>
-          </w:p>
-        </w:tc>
-        <w:tc>
-          <w:tcPr>
-            <w:tcBorders>
-              <w:bottom w:val="none" w:sz="0" w:space="0" w:color="000000"/>
-              <w:top w:val="none" w:sz="0" w:space="0" w:color="000000"/>
-              <w:left w:val="none" w:sz="0" w:space="0" w:color="000000"/>
-              <w:right w:val="none" w:sz="0" w:space="0" w:color="000000"/>
-            </w:tcBorders>
-            <w:shd w:val="clear" w:color="auto" w:fill="FFFFFF"/>
-            <w:tcMar>
-              <w:top w:w="0" w:type="dxa"/>
-              <w:bottom w:w="0" w:type="dxa"/>
-              <w:left w:w="0" w:type="dxa"/>
-              <w:right w:w="0" w:type="dxa"/>
-            </w:tcMar>
-            <w:vAlign w:val="top"/>
-          </w:tcPr>
-          <w:p>
-            <w:pPr>
-              <w:pStyle w:val="Normal"/>
-              <w:jc w:val="center"/>
-              <w:pBdr>
-                <w:bottom w:val="none" w:sz="0" w:space="0" w:color="000000"/>
-                <w:top w:val="none" w:sz="0" w:space="0" w:color="000000"/>
-                <w:left w:val="none" w:sz="0" w:space="0" w:color="000000"/>
-                <w:right w:val="none" w:sz="0" w:space="0" w:color="000000"/>
-              </w:pBdr>
-              <w:spacing w:after="100" w:before="100" w:line="240"/>
-              <w:ind w:left="100" w:right="100" w:firstLine="0" w:firstLineChars="0"/>
-              <w:rPr>
-                <w:rFonts w:ascii="Helvetica" w:hAnsi="Helvetica" w:eastAsia="Helvetica" w:cs="Helvetica"/>
-                <w:i w:val="false"/>
-                <w:b w:val="false"/>
-                <w:u w:val="none"/>
-                <w:sz w:val="22"/>
-                <w:szCs w:val="22"/>
-                <w:color w:val="000000"/>
-              </w:rPr>
-            </w:pPr>
-            <w:r>
-              <w:rPr>
-                <w:rFonts w:ascii="Helvetica" w:hAnsi="Helvetica" w:eastAsia="Helvetica" w:cs="Helvetica"/>
-                <w:i w:val="false"/>
-                <w:b w:val="false"/>
-                <w:u w:val="none"/>
-                <w:sz w:val="22"/>
-                <w:szCs w:val="22"/>
-                <w:color w:val="000000"/>
-              </w:rPr>
-              <w:t xml:space="preserve">0.053</w:t>
+              <w:t xml:space="preserve">2.85</w:t>
+            </w:r>
+          </w:p>
+        </w:tc>
+        <w:tc>
+          <w:tcPr>
+            <w:tcBorders>
+              <w:bottom w:val="none" w:sz="0" w:space="0" w:color="000000"/>
+              <w:top w:val="none" w:sz="0" w:space="0" w:color="000000"/>
+              <w:left w:val="none" w:sz="0" w:space="0" w:color="000000"/>
+              <w:right w:val="none" w:sz="0" w:space="0" w:color="000000"/>
+            </w:tcBorders>
+            <w:shd w:val="clear" w:color="auto" w:fill="FFFFFF"/>
+            <w:tcMar>
+              <w:top w:w="0" w:type="dxa"/>
+              <w:bottom w:w="0" w:type="dxa"/>
+              <w:left w:w="0" w:type="dxa"/>
+              <w:right w:w="0" w:type="dxa"/>
+            </w:tcMar>
+            <w:vAlign w:val="top"/>
+          </w:tcPr>
+          <w:p>
+            <w:pPr>
+              <w:pStyle w:val="Normal"/>
+              <w:jc w:val="center"/>
+              <w:pBdr>
+                <w:bottom w:val="none" w:sz="0" w:space="0" w:color="000000"/>
+                <w:top w:val="none" w:sz="0" w:space="0" w:color="000000"/>
+                <w:left w:val="none" w:sz="0" w:space="0" w:color="000000"/>
+                <w:right w:val="none" w:sz="0" w:space="0" w:color="000000"/>
+              </w:pBdr>
+              <w:spacing w:after="100" w:before="100" w:line="240"/>
+              <w:ind w:left="100" w:right="100" w:firstLine="0" w:firstLineChars="0"/>
+              <w:rPr>
+                <w:rFonts w:ascii="Helvetica" w:hAnsi="Helvetica" w:eastAsia="Helvetica" w:cs="Helvetica"/>
+                <w:i w:val="false"/>
+                <w:b w:val="false"/>
+                <w:u w:val="none"/>
+                <w:sz w:val="22"/>
+                <w:szCs w:val="22"/>
+                <w:color w:val="000000"/>
+              </w:rPr>
+            </w:pPr>
+            <w:r>
+              <w:rPr>
+                <w:rFonts w:ascii="Helvetica" w:hAnsi="Helvetica" w:eastAsia="Helvetica" w:cs="Helvetica"/>
+                <w:i w:val="false"/>
+                <w:b w:val="false"/>
+                <w:u w:val="none"/>
+                <w:sz w:val="22"/>
+                <w:szCs w:val="22"/>
+                <w:color w:val="000000"/>
+              </w:rPr>
+              <w:t xml:space="preserve">0.89, 9.12</w:t>
+            </w:r>
+          </w:p>
+        </w:tc>
+        <w:tc>
+          <w:tcPr>
+            <w:tcBorders>
+              <w:bottom w:val="none" w:sz="0" w:space="0" w:color="000000"/>
+              <w:top w:val="none" w:sz="0" w:space="0" w:color="000000"/>
+              <w:left w:val="none" w:sz="0" w:space="0" w:color="000000"/>
+              <w:right w:val="none" w:sz="0" w:space="0" w:color="000000"/>
+            </w:tcBorders>
+            <w:shd w:val="clear" w:color="auto" w:fill="FFFFFF"/>
+            <w:tcMar>
+              <w:top w:w="0" w:type="dxa"/>
+              <w:bottom w:w="0" w:type="dxa"/>
+              <w:left w:w="0" w:type="dxa"/>
+              <w:right w:w="0" w:type="dxa"/>
+            </w:tcMar>
+            <w:vAlign w:val="top"/>
+          </w:tcPr>
+          <w:p>
+            <w:pPr>
+              <w:pStyle w:val="Normal"/>
+              <w:jc w:val="center"/>
+              <w:pBdr>
+                <w:bottom w:val="none" w:sz="0" w:space="0" w:color="000000"/>
+                <w:top w:val="none" w:sz="0" w:space="0" w:color="000000"/>
+                <w:left w:val="none" w:sz="0" w:space="0" w:color="000000"/>
+                <w:right w:val="none" w:sz="0" w:space="0" w:color="000000"/>
+              </w:pBdr>
+              <w:spacing w:after="100" w:before="100" w:line="240"/>
+              <w:ind w:left="100" w:right="100" w:firstLine="0" w:firstLineChars="0"/>
+              <w:rPr>
+                <w:rFonts w:ascii="Helvetica" w:hAnsi="Helvetica" w:eastAsia="Helvetica" w:cs="Helvetica"/>
+                <w:i w:val="false"/>
+                <w:b w:val="false"/>
+                <w:u w:val="none"/>
+                <w:sz w:val="22"/>
+                <w:szCs w:val="22"/>
+                <w:color w:val="000000"/>
+              </w:rPr>
+            </w:pPr>
+            <w:r>
+              <w:rPr>
+                <w:rFonts w:ascii="Helvetica" w:hAnsi="Helvetica" w:eastAsia="Helvetica" w:cs="Helvetica"/>
+                <w:i w:val="false"/>
+                <w:b w:val="false"/>
+                <w:u w:val="none"/>
+                <w:sz w:val="22"/>
+                <w:szCs w:val="22"/>
+                <w:color w:val="000000"/>
+              </w:rPr>
+              <w:t xml:space="preserve">0.077</w:t>
             </w:r>
           </w:p>
         </w:tc>
@@ -8831,113 +8831,113 @@
                 <w:szCs w:val="22"/>
                 <w:color w:val="000000"/>
               </w:rPr>
-              <w:t xml:space="preserve">2.25</w:t>
-            </w:r>
-          </w:p>
-        </w:tc>
-        <w:tc>
-          <w:tcPr>
-            <w:tcBorders>
-              <w:bottom w:val="none" w:sz="0" w:space="0" w:color="000000"/>
-              <w:top w:val="none" w:sz="0" w:space="0" w:color="000000"/>
-              <w:left w:val="none" w:sz="0" w:space="0" w:color="000000"/>
-              <w:right w:val="none" w:sz="0" w:space="0" w:color="000000"/>
-            </w:tcBorders>
-            <w:shd w:val="clear" w:color="auto" w:fill="FFFFFF"/>
-            <w:tcMar>
-              <w:top w:w="0" w:type="dxa"/>
-              <w:bottom w:w="0" w:type="dxa"/>
-              <w:left w:w="0" w:type="dxa"/>
-              <w:right w:w="0" w:type="dxa"/>
-            </w:tcMar>
-            <w:vAlign w:val="top"/>
-          </w:tcPr>
-          <w:p>
-            <w:pPr>
-              <w:pStyle w:val="Normal"/>
-              <w:jc w:val="center"/>
-              <w:pBdr>
-                <w:bottom w:val="none" w:sz="0" w:space="0" w:color="000000"/>
-                <w:top w:val="none" w:sz="0" w:space="0" w:color="000000"/>
-                <w:left w:val="none" w:sz="0" w:space="0" w:color="000000"/>
-                <w:right w:val="none" w:sz="0" w:space="0" w:color="000000"/>
-              </w:pBdr>
-              <w:spacing w:after="100" w:before="100" w:line="240"/>
-              <w:ind w:left="100" w:right="100" w:firstLine="0" w:firstLineChars="0"/>
-              <w:rPr>
-                <w:rFonts w:ascii="Helvetica" w:hAnsi="Helvetica" w:eastAsia="Helvetica" w:cs="Helvetica"/>
-                <w:i w:val="false"/>
-                <w:b w:val="false"/>
-                <w:u w:val="none"/>
-                <w:sz w:val="22"/>
-                <w:szCs w:val="22"/>
-                <w:color w:val="000000"/>
-              </w:rPr>
-            </w:pPr>
-            <w:r>
-              <w:rPr>
-                <w:rFonts w:ascii="Helvetica" w:hAnsi="Helvetica" w:eastAsia="Helvetica" w:cs="Helvetica"/>
-                <w:i w:val="false"/>
-                <w:b w:val="false"/>
-                <w:u w:val="none"/>
-                <w:sz w:val="22"/>
-                <w:szCs w:val="22"/>
-                <w:color w:val="000000"/>
-              </w:rPr>
-              <w:t xml:space="preserve">0.48, 10.5</w:t>
-            </w:r>
-          </w:p>
-        </w:tc>
-        <w:tc>
-          <w:tcPr>
-            <w:tcBorders>
-              <w:bottom w:val="none" w:sz="0" w:space="0" w:color="000000"/>
-              <w:top w:val="none" w:sz="0" w:space="0" w:color="000000"/>
-              <w:left w:val="none" w:sz="0" w:space="0" w:color="000000"/>
-              <w:right w:val="none" w:sz="0" w:space="0" w:color="000000"/>
-            </w:tcBorders>
-            <w:shd w:val="clear" w:color="auto" w:fill="FFFFFF"/>
-            <w:tcMar>
-              <w:top w:w="0" w:type="dxa"/>
-              <w:bottom w:w="0" w:type="dxa"/>
-              <w:left w:w="0" w:type="dxa"/>
-              <w:right w:w="0" w:type="dxa"/>
-            </w:tcMar>
-            <w:vAlign w:val="top"/>
-          </w:tcPr>
-          <w:p>
-            <w:pPr>
-              <w:pStyle w:val="Normal"/>
-              <w:jc w:val="center"/>
-              <w:pBdr>
-                <w:bottom w:val="none" w:sz="0" w:space="0" w:color="000000"/>
-                <w:top w:val="none" w:sz="0" w:space="0" w:color="000000"/>
-                <w:left w:val="none" w:sz="0" w:space="0" w:color="000000"/>
-                <w:right w:val="none" w:sz="0" w:space="0" w:color="000000"/>
-              </w:pBdr>
-              <w:spacing w:after="100" w:before="100" w:line="240"/>
-              <w:ind w:left="100" w:right="100" w:firstLine="0" w:firstLineChars="0"/>
-              <w:rPr>
-                <w:rFonts w:ascii="Helvetica" w:hAnsi="Helvetica" w:eastAsia="Helvetica" w:cs="Helvetica"/>
-                <w:i w:val="false"/>
-                <w:b w:val="false"/>
-                <w:u w:val="none"/>
-                <w:sz w:val="22"/>
-                <w:szCs w:val="22"/>
-                <w:color w:val="000000"/>
-              </w:rPr>
-            </w:pPr>
-            <w:r>
-              <w:rPr>
-                <w:rFonts w:ascii="Helvetica" w:hAnsi="Helvetica" w:eastAsia="Helvetica" w:cs="Helvetica"/>
-                <w:i w:val="false"/>
-                <w:b w:val="false"/>
-                <w:u w:val="none"/>
-                <w:sz w:val="22"/>
-                <w:szCs w:val="22"/>
-                <w:color w:val="000000"/>
-              </w:rPr>
-              <w:t xml:space="preserve">0.300</w:t>
+              <w:t xml:space="preserve">2.10</w:t>
+            </w:r>
+          </w:p>
+        </w:tc>
+        <w:tc>
+          <w:tcPr>
+            <w:tcBorders>
+              <w:bottom w:val="none" w:sz="0" w:space="0" w:color="000000"/>
+              <w:top w:val="none" w:sz="0" w:space="0" w:color="000000"/>
+              <w:left w:val="none" w:sz="0" w:space="0" w:color="000000"/>
+              <w:right w:val="none" w:sz="0" w:space="0" w:color="000000"/>
+            </w:tcBorders>
+            <w:shd w:val="clear" w:color="auto" w:fill="FFFFFF"/>
+            <w:tcMar>
+              <w:top w:w="0" w:type="dxa"/>
+              <w:bottom w:w="0" w:type="dxa"/>
+              <w:left w:w="0" w:type="dxa"/>
+              <w:right w:w="0" w:type="dxa"/>
+            </w:tcMar>
+            <w:vAlign w:val="top"/>
+          </w:tcPr>
+          <w:p>
+            <w:pPr>
+              <w:pStyle w:val="Normal"/>
+              <w:jc w:val="center"/>
+              <w:pBdr>
+                <w:bottom w:val="none" w:sz="0" w:space="0" w:color="000000"/>
+                <w:top w:val="none" w:sz="0" w:space="0" w:color="000000"/>
+                <w:left w:val="none" w:sz="0" w:space="0" w:color="000000"/>
+                <w:right w:val="none" w:sz="0" w:space="0" w:color="000000"/>
+              </w:pBdr>
+              <w:spacing w:after="100" w:before="100" w:line="240"/>
+              <w:ind w:left="100" w:right="100" w:firstLine="0" w:firstLineChars="0"/>
+              <w:rPr>
+                <w:rFonts w:ascii="Helvetica" w:hAnsi="Helvetica" w:eastAsia="Helvetica" w:cs="Helvetica"/>
+                <w:i w:val="false"/>
+                <w:b w:val="false"/>
+                <w:u w:val="none"/>
+                <w:sz w:val="22"/>
+                <w:szCs w:val="22"/>
+                <w:color w:val="000000"/>
+              </w:rPr>
+            </w:pPr>
+            <w:r>
+              <w:rPr>
+                <w:rFonts w:ascii="Helvetica" w:hAnsi="Helvetica" w:eastAsia="Helvetica" w:cs="Helvetica"/>
+                <w:i w:val="false"/>
+                <w:b w:val="false"/>
+                <w:u w:val="none"/>
+                <w:sz w:val="22"/>
+                <w:szCs w:val="22"/>
+                <w:color w:val="000000"/>
+              </w:rPr>
+              <w:t xml:space="preserve">0.44, 9.92</w:t>
+            </w:r>
+          </w:p>
+        </w:tc>
+        <w:tc>
+          <w:tcPr>
+            <w:tcBorders>
+              <w:bottom w:val="none" w:sz="0" w:space="0" w:color="000000"/>
+              <w:top w:val="none" w:sz="0" w:space="0" w:color="000000"/>
+              <w:left w:val="none" w:sz="0" w:space="0" w:color="000000"/>
+              <w:right w:val="none" w:sz="0" w:space="0" w:color="000000"/>
+            </w:tcBorders>
+            <w:shd w:val="clear" w:color="auto" w:fill="FFFFFF"/>
+            <w:tcMar>
+              <w:top w:w="0" w:type="dxa"/>
+              <w:bottom w:w="0" w:type="dxa"/>
+              <w:left w:w="0" w:type="dxa"/>
+              <w:right w:w="0" w:type="dxa"/>
+            </w:tcMar>
+            <w:vAlign w:val="top"/>
+          </w:tcPr>
+          <w:p>
+            <w:pPr>
+              <w:pStyle w:val="Normal"/>
+              <w:jc w:val="center"/>
+              <w:pBdr>
+                <w:bottom w:val="none" w:sz="0" w:space="0" w:color="000000"/>
+                <w:top w:val="none" w:sz="0" w:space="0" w:color="000000"/>
+                <w:left w:val="none" w:sz="0" w:space="0" w:color="000000"/>
+                <w:right w:val="none" w:sz="0" w:space="0" w:color="000000"/>
+              </w:pBdr>
+              <w:spacing w:after="100" w:before="100" w:line="240"/>
+              <w:ind w:left="100" w:right="100" w:firstLine="0" w:firstLineChars="0"/>
+              <w:rPr>
+                <w:rFonts w:ascii="Helvetica" w:hAnsi="Helvetica" w:eastAsia="Helvetica" w:cs="Helvetica"/>
+                <w:i w:val="false"/>
+                <w:b w:val="false"/>
+                <w:u w:val="none"/>
+                <w:sz w:val="22"/>
+                <w:szCs w:val="22"/>
+                <w:color w:val="000000"/>
+              </w:rPr>
+            </w:pPr>
+            <w:r>
+              <w:rPr>
+                <w:rFonts w:ascii="Helvetica" w:hAnsi="Helvetica" w:eastAsia="Helvetica" w:cs="Helvetica"/>
+                <w:i w:val="false"/>
+                <w:b w:val="false"/>
+                <w:u w:val="none"/>
+                <w:sz w:val="22"/>
+                <w:szCs w:val="22"/>
+                <w:color w:val="000000"/>
+              </w:rPr>
+              <w:t xml:space="preserve">0.350</w:t>
             </w:r>
           </w:p>
         </w:tc>
@@ -9049,7 +9049,7 @@
                 <w:szCs w:val="22"/>
                 <w:color w:val="000000"/>
               </w:rPr>
-              <w:t xml:space="preserve">323</w:t>
+              <w:t xml:space="preserve">322</w:t>
             </w:r>
           </w:p>
         </w:tc>
@@ -9261,7 +9261,7 @@
                 <w:szCs w:val="22"/>
                 <w:color w:val="000000"/>
               </w:rPr>
-              <w:t xml:space="preserve">323</w:t>
+              <w:t xml:space="preserve">322</w:t>
             </w:r>
           </w:p>
         </w:tc>
@@ -10068,113 +10068,113 @@
                 <w:szCs w:val="22"/>
                 <w:color w:val="000000"/>
               </w:rPr>
-              <w:t xml:space="preserve">1.84</w:t>
-            </w:r>
-          </w:p>
-        </w:tc>
-        <w:tc>
-          <w:tcPr>
-            <w:tcBorders>
-              <w:bottom w:val="none" w:sz="0" w:space="0" w:color="000000"/>
-              <w:top w:val="none" w:sz="0" w:space="0" w:color="000000"/>
-              <w:left w:val="none" w:sz="0" w:space="0" w:color="000000"/>
-              <w:right w:val="none" w:sz="0" w:space="0" w:color="000000"/>
-            </w:tcBorders>
-            <w:shd w:val="clear" w:color="auto" w:fill="FFFFFF"/>
-            <w:tcMar>
-              <w:top w:w="0" w:type="dxa"/>
-              <w:bottom w:w="0" w:type="dxa"/>
-              <w:left w:w="0" w:type="dxa"/>
-              <w:right w:w="0" w:type="dxa"/>
-            </w:tcMar>
-            <w:vAlign w:val="top"/>
-          </w:tcPr>
-          <w:p>
-            <w:pPr>
-              <w:pStyle w:val="Normal"/>
-              <w:jc w:val="center"/>
-              <w:pBdr>
-                <w:bottom w:val="none" w:sz="0" w:space="0" w:color="000000"/>
-                <w:top w:val="none" w:sz="0" w:space="0" w:color="000000"/>
-                <w:left w:val="none" w:sz="0" w:space="0" w:color="000000"/>
-                <w:right w:val="none" w:sz="0" w:space="0" w:color="000000"/>
-              </w:pBdr>
-              <w:spacing w:after="100" w:before="100" w:line="240"/>
-              <w:ind w:left="100" w:right="100" w:firstLine="0" w:firstLineChars="0"/>
-              <w:rPr>
-                <w:rFonts w:ascii="Helvetica" w:hAnsi="Helvetica" w:eastAsia="Helvetica" w:cs="Helvetica"/>
-                <w:i w:val="false"/>
-                <w:b w:val="false"/>
-                <w:u w:val="none"/>
-                <w:sz w:val="22"/>
-                <w:szCs w:val="22"/>
-                <w:color w:val="000000"/>
-              </w:rPr>
-            </w:pPr>
-            <w:r>
-              <w:rPr>
-                <w:rFonts w:ascii="Helvetica" w:hAnsi="Helvetica" w:eastAsia="Helvetica" w:cs="Helvetica"/>
-                <w:i w:val="false"/>
-                <w:b w:val="false"/>
-                <w:u w:val="none"/>
-                <w:sz w:val="22"/>
-                <w:szCs w:val="22"/>
-                <w:color w:val="000000"/>
-              </w:rPr>
-              <w:t xml:space="preserve">0.99, 3.42</w:t>
-            </w:r>
-          </w:p>
-        </w:tc>
-        <w:tc>
-          <w:tcPr>
-            <w:tcBorders>
-              <w:bottom w:val="none" w:sz="0" w:space="0" w:color="000000"/>
-              <w:top w:val="none" w:sz="0" w:space="0" w:color="000000"/>
-              <w:left w:val="none" w:sz="0" w:space="0" w:color="000000"/>
-              <w:right w:val="none" w:sz="0" w:space="0" w:color="000000"/>
-            </w:tcBorders>
-            <w:shd w:val="clear" w:color="auto" w:fill="FFFFFF"/>
-            <w:tcMar>
-              <w:top w:w="0" w:type="dxa"/>
-              <w:bottom w:w="0" w:type="dxa"/>
-              <w:left w:w="0" w:type="dxa"/>
-              <w:right w:w="0" w:type="dxa"/>
-            </w:tcMar>
-            <w:vAlign w:val="top"/>
-          </w:tcPr>
-          <w:p>
-            <w:pPr>
-              <w:pStyle w:val="Normal"/>
-              <w:jc w:val="center"/>
-              <w:pBdr>
-                <w:bottom w:val="none" w:sz="0" w:space="0" w:color="000000"/>
-                <w:top w:val="none" w:sz="0" w:space="0" w:color="000000"/>
-                <w:left w:val="none" w:sz="0" w:space="0" w:color="000000"/>
-                <w:right w:val="none" w:sz="0" w:space="0" w:color="000000"/>
-              </w:pBdr>
-              <w:spacing w:after="100" w:before="100" w:line="240"/>
-              <w:ind w:left="100" w:right="100" w:firstLine="0" w:firstLineChars="0"/>
-              <w:rPr>
-                <w:rFonts w:ascii="Helvetica" w:hAnsi="Helvetica" w:eastAsia="Helvetica" w:cs="Helvetica"/>
-                <w:i w:val="false"/>
-                <w:b w:val="false"/>
-                <w:u w:val="none"/>
-                <w:sz w:val="22"/>
-                <w:szCs w:val="22"/>
-                <w:color w:val="000000"/>
-              </w:rPr>
-            </w:pPr>
-            <w:r>
-              <w:rPr>
-                <w:rFonts w:ascii="Helvetica" w:hAnsi="Helvetica" w:eastAsia="Helvetica" w:cs="Helvetica"/>
-                <w:i w:val="false"/>
-                <w:b w:val="false"/>
-                <w:u w:val="none"/>
-                <w:sz w:val="22"/>
-                <w:szCs w:val="22"/>
-                <w:color w:val="000000"/>
-              </w:rPr>
-              <w:t xml:space="preserve">0.054</w:t>
+              <w:t xml:space="preserve">1.80</w:t>
+            </w:r>
+          </w:p>
+        </w:tc>
+        <w:tc>
+          <w:tcPr>
+            <w:tcBorders>
+              <w:bottom w:val="none" w:sz="0" w:space="0" w:color="000000"/>
+              <w:top w:val="none" w:sz="0" w:space="0" w:color="000000"/>
+              <w:left w:val="none" w:sz="0" w:space="0" w:color="000000"/>
+              <w:right w:val="none" w:sz="0" w:space="0" w:color="000000"/>
+            </w:tcBorders>
+            <w:shd w:val="clear" w:color="auto" w:fill="FFFFFF"/>
+            <w:tcMar>
+              <w:top w:w="0" w:type="dxa"/>
+              <w:bottom w:w="0" w:type="dxa"/>
+              <w:left w:w="0" w:type="dxa"/>
+              <w:right w:w="0" w:type="dxa"/>
+            </w:tcMar>
+            <w:vAlign w:val="top"/>
+          </w:tcPr>
+          <w:p>
+            <w:pPr>
+              <w:pStyle w:val="Normal"/>
+              <w:jc w:val="center"/>
+              <w:pBdr>
+                <w:bottom w:val="none" w:sz="0" w:space="0" w:color="000000"/>
+                <w:top w:val="none" w:sz="0" w:space="0" w:color="000000"/>
+                <w:left w:val="none" w:sz="0" w:space="0" w:color="000000"/>
+                <w:right w:val="none" w:sz="0" w:space="0" w:color="000000"/>
+              </w:pBdr>
+              <w:spacing w:after="100" w:before="100" w:line="240"/>
+              <w:ind w:left="100" w:right="100" w:firstLine="0" w:firstLineChars="0"/>
+              <w:rPr>
+                <w:rFonts w:ascii="Helvetica" w:hAnsi="Helvetica" w:eastAsia="Helvetica" w:cs="Helvetica"/>
+                <w:i w:val="false"/>
+                <w:b w:val="false"/>
+                <w:u w:val="none"/>
+                <w:sz w:val="22"/>
+                <w:szCs w:val="22"/>
+                <w:color w:val="000000"/>
+              </w:rPr>
+            </w:pPr>
+            <w:r>
+              <w:rPr>
+                <w:rFonts w:ascii="Helvetica" w:hAnsi="Helvetica" w:eastAsia="Helvetica" w:cs="Helvetica"/>
+                <w:i w:val="false"/>
+                <w:b w:val="false"/>
+                <w:u w:val="none"/>
+                <w:sz w:val="22"/>
+                <w:szCs w:val="22"/>
+                <w:color w:val="000000"/>
+              </w:rPr>
+              <w:t xml:space="preserve">0.97, 3.35</w:t>
+            </w:r>
+          </w:p>
+        </w:tc>
+        <w:tc>
+          <w:tcPr>
+            <w:tcBorders>
+              <w:bottom w:val="none" w:sz="0" w:space="0" w:color="000000"/>
+              <w:top w:val="none" w:sz="0" w:space="0" w:color="000000"/>
+              <w:left w:val="none" w:sz="0" w:space="0" w:color="000000"/>
+              <w:right w:val="none" w:sz="0" w:space="0" w:color="000000"/>
+            </w:tcBorders>
+            <w:shd w:val="clear" w:color="auto" w:fill="FFFFFF"/>
+            <w:tcMar>
+              <w:top w:w="0" w:type="dxa"/>
+              <w:bottom w:w="0" w:type="dxa"/>
+              <w:left w:w="0" w:type="dxa"/>
+              <w:right w:w="0" w:type="dxa"/>
+            </w:tcMar>
+            <w:vAlign w:val="top"/>
+          </w:tcPr>
+          <w:p>
+            <w:pPr>
+              <w:pStyle w:val="Normal"/>
+              <w:jc w:val="center"/>
+              <w:pBdr>
+                <w:bottom w:val="none" w:sz="0" w:space="0" w:color="000000"/>
+                <w:top w:val="none" w:sz="0" w:space="0" w:color="000000"/>
+                <w:left w:val="none" w:sz="0" w:space="0" w:color="000000"/>
+                <w:right w:val="none" w:sz="0" w:space="0" w:color="000000"/>
+              </w:pBdr>
+              <w:spacing w:after="100" w:before="100" w:line="240"/>
+              <w:ind w:left="100" w:right="100" w:firstLine="0" w:firstLineChars="0"/>
+              <w:rPr>
+                <w:rFonts w:ascii="Helvetica" w:hAnsi="Helvetica" w:eastAsia="Helvetica" w:cs="Helvetica"/>
+                <w:i w:val="false"/>
+                <w:b w:val="false"/>
+                <w:u w:val="none"/>
+                <w:sz w:val="22"/>
+                <w:szCs w:val="22"/>
+                <w:color w:val="000000"/>
+              </w:rPr>
+            </w:pPr>
+            <w:r>
+              <w:rPr>
+                <w:rFonts w:ascii="Helvetica" w:hAnsi="Helvetica" w:eastAsia="Helvetica" w:cs="Helvetica"/>
+                <w:i w:val="false"/>
+                <w:b w:val="false"/>
+                <w:u w:val="none"/>
+                <w:sz w:val="22"/>
+                <w:szCs w:val="22"/>
+                <w:color w:val="000000"/>
+              </w:rPr>
+              <w:t xml:space="preserve">0.063</w:t>
             </w:r>
           </w:p>
         </w:tc>
@@ -10280,113 +10280,113 @@
                 <w:szCs w:val="22"/>
                 <w:color w:val="000000"/>
               </w:rPr>
-              <w:t xml:space="preserve">1.94</w:t>
-            </w:r>
-          </w:p>
-        </w:tc>
-        <w:tc>
-          <w:tcPr>
-            <w:tcBorders>
-              <w:bottom w:val="none" w:sz="0" w:space="0" w:color="000000"/>
-              <w:top w:val="none" w:sz="0" w:space="0" w:color="000000"/>
-              <w:left w:val="none" w:sz="0" w:space="0" w:color="000000"/>
-              <w:right w:val="none" w:sz="0" w:space="0" w:color="000000"/>
-            </w:tcBorders>
-            <w:shd w:val="clear" w:color="auto" w:fill="FFFFFF"/>
-            <w:tcMar>
-              <w:top w:w="0" w:type="dxa"/>
-              <w:bottom w:w="0" w:type="dxa"/>
-              <w:left w:w="0" w:type="dxa"/>
-              <w:right w:w="0" w:type="dxa"/>
-            </w:tcMar>
-            <w:vAlign w:val="top"/>
-          </w:tcPr>
-          <w:p>
-            <w:pPr>
-              <w:pStyle w:val="Normal"/>
-              <w:jc w:val="center"/>
-              <w:pBdr>
-                <w:bottom w:val="none" w:sz="0" w:space="0" w:color="000000"/>
-                <w:top w:val="none" w:sz="0" w:space="0" w:color="000000"/>
-                <w:left w:val="none" w:sz="0" w:space="0" w:color="000000"/>
-                <w:right w:val="none" w:sz="0" w:space="0" w:color="000000"/>
-              </w:pBdr>
-              <w:spacing w:after="100" w:before="100" w:line="240"/>
-              <w:ind w:left="100" w:right="100" w:firstLine="0" w:firstLineChars="0"/>
-              <w:rPr>
-                <w:rFonts w:ascii="Helvetica" w:hAnsi="Helvetica" w:eastAsia="Helvetica" w:cs="Helvetica"/>
-                <w:i w:val="false"/>
-                <w:b w:val="false"/>
-                <w:u w:val="none"/>
-                <w:sz w:val="22"/>
-                <w:szCs w:val="22"/>
-                <w:color w:val="000000"/>
-              </w:rPr>
-            </w:pPr>
-            <w:r>
-              <w:rPr>
-                <w:rFonts w:ascii="Helvetica" w:hAnsi="Helvetica" w:eastAsia="Helvetica" w:cs="Helvetica"/>
-                <w:i w:val="false"/>
-                <w:b w:val="false"/>
-                <w:u w:val="none"/>
-                <w:sz w:val="22"/>
-                <w:szCs w:val="22"/>
-                <w:color w:val="000000"/>
-              </w:rPr>
-              <w:t xml:space="preserve">0.52, 7.25</w:t>
-            </w:r>
-          </w:p>
-        </w:tc>
-        <w:tc>
-          <w:tcPr>
-            <w:tcBorders>
-              <w:bottom w:val="none" w:sz="0" w:space="0" w:color="000000"/>
-              <w:top w:val="none" w:sz="0" w:space="0" w:color="000000"/>
-              <w:left w:val="none" w:sz="0" w:space="0" w:color="000000"/>
-              <w:right w:val="none" w:sz="0" w:space="0" w:color="000000"/>
-            </w:tcBorders>
-            <w:shd w:val="clear" w:color="auto" w:fill="FFFFFF"/>
-            <w:tcMar>
-              <w:top w:w="0" w:type="dxa"/>
-              <w:bottom w:w="0" w:type="dxa"/>
-              <w:left w:w="0" w:type="dxa"/>
-              <w:right w:w="0" w:type="dxa"/>
-            </w:tcMar>
-            <w:vAlign w:val="top"/>
-          </w:tcPr>
-          <w:p>
-            <w:pPr>
-              <w:pStyle w:val="Normal"/>
-              <w:jc w:val="center"/>
-              <w:pBdr>
-                <w:bottom w:val="none" w:sz="0" w:space="0" w:color="000000"/>
-                <w:top w:val="none" w:sz="0" w:space="0" w:color="000000"/>
-                <w:left w:val="none" w:sz="0" w:space="0" w:color="000000"/>
-                <w:right w:val="none" w:sz="0" w:space="0" w:color="000000"/>
-              </w:pBdr>
-              <w:spacing w:after="100" w:before="100" w:line="240"/>
-              <w:ind w:left="100" w:right="100" w:firstLine="0" w:firstLineChars="0"/>
-              <w:rPr>
-                <w:rFonts w:ascii="Helvetica" w:hAnsi="Helvetica" w:eastAsia="Helvetica" w:cs="Helvetica"/>
-                <w:i w:val="false"/>
-                <w:b w:val="false"/>
-                <w:u w:val="none"/>
-                <w:sz w:val="22"/>
-                <w:szCs w:val="22"/>
-                <w:color w:val="000000"/>
-              </w:rPr>
-            </w:pPr>
-            <w:r>
-              <w:rPr>
-                <w:rFonts w:ascii="Helvetica" w:hAnsi="Helvetica" w:eastAsia="Helvetica" w:cs="Helvetica"/>
-                <w:i w:val="false"/>
-                <w:b w:val="false"/>
-                <w:u w:val="none"/>
-                <w:sz w:val="22"/>
-                <w:szCs w:val="22"/>
-                <w:color w:val="000000"/>
-              </w:rPr>
-              <w:t xml:space="preserve">0.320</w:t>
+              <w:t xml:space="preserve">1.72</w:t>
+            </w:r>
+          </w:p>
+        </w:tc>
+        <w:tc>
+          <w:tcPr>
+            <w:tcBorders>
+              <w:bottom w:val="none" w:sz="0" w:space="0" w:color="000000"/>
+              <w:top w:val="none" w:sz="0" w:space="0" w:color="000000"/>
+              <w:left w:val="none" w:sz="0" w:space="0" w:color="000000"/>
+              <w:right w:val="none" w:sz="0" w:space="0" w:color="000000"/>
+            </w:tcBorders>
+            <w:shd w:val="clear" w:color="auto" w:fill="FFFFFF"/>
+            <w:tcMar>
+              <w:top w:w="0" w:type="dxa"/>
+              <w:bottom w:w="0" w:type="dxa"/>
+              <w:left w:w="0" w:type="dxa"/>
+              <w:right w:w="0" w:type="dxa"/>
+            </w:tcMar>
+            <w:vAlign w:val="top"/>
+          </w:tcPr>
+          <w:p>
+            <w:pPr>
+              <w:pStyle w:val="Normal"/>
+              <w:jc w:val="center"/>
+              <w:pBdr>
+                <w:bottom w:val="none" w:sz="0" w:space="0" w:color="000000"/>
+                <w:top w:val="none" w:sz="0" w:space="0" w:color="000000"/>
+                <w:left w:val="none" w:sz="0" w:space="0" w:color="000000"/>
+                <w:right w:val="none" w:sz="0" w:space="0" w:color="000000"/>
+              </w:pBdr>
+              <w:spacing w:after="100" w:before="100" w:line="240"/>
+              <w:ind w:left="100" w:right="100" w:firstLine="0" w:firstLineChars="0"/>
+              <w:rPr>
+                <w:rFonts w:ascii="Helvetica" w:hAnsi="Helvetica" w:eastAsia="Helvetica" w:cs="Helvetica"/>
+                <w:i w:val="false"/>
+                <w:b w:val="false"/>
+                <w:u w:val="none"/>
+                <w:sz w:val="22"/>
+                <w:szCs w:val="22"/>
+                <w:color w:val="000000"/>
+              </w:rPr>
+            </w:pPr>
+            <w:r>
+              <w:rPr>
+                <w:rFonts w:ascii="Helvetica" w:hAnsi="Helvetica" w:eastAsia="Helvetica" w:cs="Helvetica"/>
+                <w:i w:val="false"/>
+                <w:b w:val="false"/>
+                <w:u w:val="none"/>
+                <w:sz w:val="22"/>
+                <w:szCs w:val="22"/>
+                <w:color w:val="000000"/>
+              </w:rPr>
+              <w:t xml:space="preserve">0.40, 7.32</w:t>
+            </w:r>
+          </w:p>
+        </w:tc>
+        <w:tc>
+          <w:tcPr>
+            <w:tcBorders>
+              <w:bottom w:val="none" w:sz="0" w:space="0" w:color="000000"/>
+              <w:top w:val="none" w:sz="0" w:space="0" w:color="000000"/>
+              <w:left w:val="none" w:sz="0" w:space="0" w:color="000000"/>
+              <w:right w:val="none" w:sz="0" w:space="0" w:color="000000"/>
+            </w:tcBorders>
+            <w:shd w:val="clear" w:color="auto" w:fill="FFFFFF"/>
+            <w:tcMar>
+              <w:top w:w="0" w:type="dxa"/>
+              <w:bottom w:w="0" w:type="dxa"/>
+              <w:left w:w="0" w:type="dxa"/>
+              <w:right w:w="0" w:type="dxa"/>
+            </w:tcMar>
+            <w:vAlign w:val="top"/>
+          </w:tcPr>
+          <w:p>
+            <w:pPr>
+              <w:pStyle w:val="Normal"/>
+              <w:jc w:val="center"/>
+              <w:pBdr>
+                <w:bottom w:val="none" w:sz="0" w:space="0" w:color="000000"/>
+                <w:top w:val="none" w:sz="0" w:space="0" w:color="000000"/>
+                <w:left w:val="none" w:sz="0" w:space="0" w:color="000000"/>
+                <w:right w:val="none" w:sz="0" w:space="0" w:color="000000"/>
+              </w:pBdr>
+              <w:spacing w:after="100" w:before="100" w:line="240"/>
+              <w:ind w:left="100" w:right="100" w:firstLine="0" w:firstLineChars="0"/>
+              <w:rPr>
+                <w:rFonts w:ascii="Helvetica" w:hAnsi="Helvetica" w:eastAsia="Helvetica" w:cs="Helvetica"/>
+                <w:i w:val="false"/>
+                <w:b w:val="false"/>
+                <w:u w:val="none"/>
+                <w:sz w:val="22"/>
+                <w:szCs w:val="22"/>
+                <w:color w:val="000000"/>
+              </w:rPr>
+            </w:pPr>
+            <w:r>
+              <w:rPr>
+                <w:rFonts w:ascii="Helvetica" w:hAnsi="Helvetica" w:eastAsia="Helvetica" w:cs="Helvetica"/>
+                <w:i w:val="false"/>
+                <w:b w:val="false"/>
+                <w:u w:val="none"/>
+                <w:sz w:val="22"/>
+                <w:szCs w:val="22"/>
+                <w:color w:val="000000"/>
+              </w:rPr>
+              <w:t xml:space="preserve">0.460</w:t>
             </w:r>
           </w:p>
         </w:tc>
@@ -10498,7 +10498,7 @@
                 <w:szCs w:val="22"/>
                 <w:color w:val="000000"/>
               </w:rPr>
-              <w:t xml:space="preserve">323</w:t>
+              <w:t xml:space="preserve">322</w:t>
             </w:r>
           </w:p>
         </w:tc>
@@ -10710,7 +10710,7 @@
                 <w:szCs w:val="22"/>
                 <w:color w:val="000000"/>
               </w:rPr>
-              <w:t xml:space="preserve">323</w:t>
+              <w:t xml:space="preserve">322</w:t>
             </w:r>
           </w:p>
         </w:tc>
@@ -11623,7 +11623,7 @@
                 <w:szCs w:val="22"/>
                 <w:color w:val="000000"/>
               </w:rPr>
-              <w:t xml:space="preserve">0.090</w:t>
+              <w:t xml:space="preserve">0.093</w:t>
             </w:r>
           </w:p>
         </w:tc>
@@ -11729,113 +11729,113 @@
                 <w:szCs w:val="22"/>
                 <w:color w:val="000000"/>
               </w:rPr>
-              <w:t xml:space="preserve">0.57</w:t>
-            </w:r>
-          </w:p>
-        </w:tc>
-        <w:tc>
-          <w:tcPr>
-            <w:tcBorders>
-              <w:bottom w:val="none" w:sz="0" w:space="0" w:color="000000"/>
-              <w:top w:val="none" w:sz="0" w:space="0" w:color="000000"/>
-              <w:left w:val="none" w:sz="0" w:space="0" w:color="000000"/>
-              <w:right w:val="none" w:sz="0" w:space="0" w:color="000000"/>
-            </w:tcBorders>
-            <w:shd w:val="clear" w:color="auto" w:fill="FFFFFF"/>
-            <w:tcMar>
-              <w:top w:w="0" w:type="dxa"/>
-              <w:bottom w:w="0" w:type="dxa"/>
-              <w:left w:w="0" w:type="dxa"/>
-              <w:right w:w="0" w:type="dxa"/>
-            </w:tcMar>
-            <w:vAlign w:val="top"/>
-          </w:tcPr>
-          <w:p>
-            <w:pPr>
-              <w:pStyle w:val="Normal"/>
-              <w:jc w:val="center"/>
-              <w:pBdr>
-                <w:bottom w:val="none" w:sz="0" w:space="0" w:color="000000"/>
-                <w:top w:val="none" w:sz="0" w:space="0" w:color="000000"/>
-                <w:left w:val="none" w:sz="0" w:space="0" w:color="000000"/>
-                <w:right w:val="none" w:sz="0" w:space="0" w:color="000000"/>
-              </w:pBdr>
-              <w:spacing w:after="100" w:before="100" w:line="240"/>
-              <w:ind w:left="100" w:right="100" w:firstLine="0" w:firstLineChars="0"/>
-              <w:rPr>
-                <w:rFonts w:ascii="Helvetica" w:hAnsi="Helvetica" w:eastAsia="Helvetica" w:cs="Helvetica"/>
-                <w:i w:val="false"/>
-                <w:b w:val="false"/>
-                <w:u w:val="none"/>
-                <w:sz w:val="22"/>
-                <w:szCs w:val="22"/>
-                <w:color w:val="000000"/>
-              </w:rPr>
-            </w:pPr>
-            <w:r>
-              <w:rPr>
-                <w:rFonts w:ascii="Helvetica" w:hAnsi="Helvetica" w:eastAsia="Helvetica" w:cs="Helvetica"/>
-                <w:i w:val="false"/>
-                <w:b w:val="false"/>
-                <w:u w:val="none"/>
-                <w:sz w:val="22"/>
-                <w:szCs w:val="22"/>
-                <w:color w:val="000000"/>
-              </w:rPr>
-              <w:t xml:space="preserve">0.15, 2.17</w:t>
-            </w:r>
-          </w:p>
-        </w:tc>
-        <w:tc>
-          <w:tcPr>
-            <w:tcBorders>
-              <w:bottom w:val="none" w:sz="0" w:space="0" w:color="000000"/>
-              <w:top w:val="none" w:sz="0" w:space="0" w:color="000000"/>
-              <w:left w:val="none" w:sz="0" w:space="0" w:color="000000"/>
-              <w:right w:val="none" w:sz="0" w:space="0" w:color="000000"/>
-            </w:tcBorders>
-            <w:shd w:val="clear" w:color="auto" w:fill="FFFFFF"/>
-            <w:tcMar>
-              <w:top w:w="0" w:type="dxa"/>
-              <w:bottom w:w="0" w:type="dxa"/>
-              <w:left w:w="0" w:type="dxa"/>
-              <w:right w:w="0" w:type="dxa"/>
-            </w:tcMar>
-            <w:vAlign w:val="top"/>
-          </w:tcPr>
-          <w:p>
-            <w:pPr>
-              <w:pStyle w:val="Normal"/>
-              <w:jc w:val="center"/>
-              <w:pBdr>
-                <w:bottom w:val="none" w:sz="0" w:space="0" w:color="000000"/>
-                <w:top w:val="none" w:sz="0" w:space="0" w:color="000000"/>
-                <w:left w:val="none" w:sz="0" w:space="0" w:color="000000"/>
-                <w:right w:val="none" w:sz="0" w:space="0" w:color="000000"/>
-              </w:pBdr>
-              <w:spacing w:after="100" w:before="100" w:line="240"/>
-              <w:ind w:left="100" w:right="100" w:firstLine="0" w:firstLineChars="0"/>
-              <w:rPr>
-                <w:rFonts w:ascii="Helvetica" w:hAnsi="Helvetica" w:eastAsia="Helvetica" w:cs="Helvetica"/>
-                <w:i w:val="false"/>
-                <w:b w:val="false"/>
-                <w:u w:val="none"/>
-                <w:sz w:val="22"/>
-                <w:szCs w:val="22"/>
-                <w:color w:val="000000"/>
-              </w:rPr>
-            </w:pPr>
-            <w:r>
-              <w:rPr>
-                <w:rFonts w:ascii="Helvetica" w:hAnsi="Helvetica" w:eastAsia="Helvetica" w:cs="Helvetica"/>
-                <w:i w:val="false"/>
-                <w:b w:val="false"/>
-                <w:u w:val="none"/>
-                <w:sz w:val="22"/>
-                <w:szCs w:val="22"/>
-                <w:color w:val="000000"/>
-              </w:rPr>
-              <w:t xml:space="preserve">0.410</w:t>
+              <w:t xml:space="preserve">0.51</w:t>
+            </w:r>
+          </w:p>
+        </w:tc>
+        <w:tc>
+          <w:tcPr>
+            <w:tcBorders>
+              <w:bottom w:val="none" w:sz="0" w:space="0" w:color="000000"/>
+              <w:top w:val="none" w:sz="0" w:space="0" w:color="000000"/>
+              <w:left w:val="none" w:sz="0" w:space="0" w:color="000000"/>
+              <w:right w:val="none" w:sz="0" w:space="0" w:color="000000"/>
+            </w:tcBorders>
+            <w:shd w:val="clear" w:color="auto" w:fill="FFFFFF"/>
+            <w:tcMar>
+              <w:top w:w="0" w:type="dxa"/>
+              <w:bottom w:w="0" w:type="dxa"/>
+              <w:left w:w="0" w:type="dxa"/>
+              <w:right w:w="0" w:type="dxa"/>
+            </w:tcMar>
+            <w:vAlign w:val="top"/>
+          </w:tcPr>
+          <w:p>
+            <w:pPr>
+              <w:pStyle w:val="Normal"/>
+              <w:jc w:val="center"/>
+              <w:pBdr>
+                <w:bottom w:val="none" w:sz="0" w:space="0" w:color="000000"/>
+                <w:top w:val="none" w:sz="0" w:space="0" w:color="000000"/>
+                <w:left w:val="none" w:sz="0" w:space="0" w:color="000000"/>
+                <w:right w:val="none" w:sz="0" w:space="0" w:color="000000"/>
+              </w:pBdr>
+              <w:spacing w:after="100" w:before="100" w:line="240"/>
+              <w:ind w:left="100" w:right="100" w:firstLine="0" w:firstLineChars="0"/>
+              <w:rPr>
+                <w:rFonts w:ascii="Helvetica" w:hAnsi="Helvetica" w:eastAsia="Helvetica" w:cs="Helvetica"/>
+                <w:i w:val="false"/>
+                <w:b w:val="false"/>
+                <w:u w:val="none"/>
+                <w:sz w:val="22"/>
+                <w:szCs w:val="22"/>
+                <w:color w:val="000000"/>
+              </w:rPr>
+            </w:pPr>
+            <w:r>
+              <w:rPr>
+                <w:rFonts w:ascii="Helvetica" w:hAnsi="Helvetica" w:eastAsia="Helvetica" w:cs="Helvetica"/>
+                <w:i w:val="false"/>
+                <w:b w:val="false"/>
+                <w:u w:val="none"/>
+                <w:sz w:val="22"/>
+                <w:szCs w:val="22"/>
+                <w:color w:val="000000"/>
+              </w:rPr>
+              <w:t xml:space="preserve">0.12, 2.28</w:t>
+            </w:r>
+          </w:p>
+        </w:tc>
+        <w:tc>
+          <w:tcPr>
+            <w:tcBorders>
+              <w:bottom w:val="none" w:sz="0" w:space="0" w:color="000000"/>
+              <w:top w:val="none" w:sz="0" w:space="0" w:color="000000"/>
+              <w:left w:val="none" w:sz="0" w:space="0" w:color="000000"/>
+              <w:right w:val="none" w:sz="0" w:space="0" w:color="000000"/>
+            </w:tcBorders>
+            <w:shd w:val="clear" w:color="auto" w:fill="FFFFFF"/>
+            <w:tcMar>
+              <w:top w:w="0" w:type="dxa"/>
+              <w:bottom w:w="0" w:type="dxa"/>
+              <w:left w:w="0" w:type="dxa"/>
+              <w:right w:w="0" w:type="dxa"/>
+            </w:tcMar>
+            <w:vAlign w:val="top"/>
+          </w:tcPr>
+          <w:p>
+            <w:pPr>
+              <w:pStyle w:val="Normal"/>
+              <w:jc w:val="center"/>
+              <w:pBdr>
+                <w:bottom w:val="none" w:sz="0" w:space="0" w:color="000000"/>
+                <w:top w:val="none" w:sz="0" w:space="0" w:color="000000"/>
+                <w:left w:val="none" w:sz="0" w:space="0" w:color="000000"/>
+                <w:right w:val="none" w:sz="0" w:space="0" w:color="000000"/>
+              </w:pBdr>
+              <w:spacing w:after="100" w:before="100" w:line="240"/>
+              <w:ind w:left="100" w:right="100" w:firstLine="0" w:firstLineChars="0"/>
+              <w:rPr>
+                <w:rFonts w:ascii="Helvetica" w:hAnsi="Helvetica" w:eastAsia="Helvetica" w:cs="Helvetica"/>
+                <w:i w:val="false"/>
+                <w:b w:val="false"/>
+                <w:u w:val="none"/>
+                <w:sz w:val="22"/>
+                <w:szCs w:val="22"/>
+                <w:color w:val="000000"/>
+              </w:rPr>
+            </w:pPr>
+            <w:r>
+              <w:rPr>
+                <w:rFonts w:ascii="Helvetica" w:hAnsi="Helvetica" w:eastAsia="Helvetica" w:cs="Helvetica"/>
+                <w:i w:val="false"/>
+                <w:b w:val="false"/>
+                <w:u w:val="none"/>
+                <w:sz w:val="22"/>
+                <w:szCs w:val="22"/>
+                <w:color w:val="000000"/>
+              </w:rPr>
+              <w:t xml:space="preserve">0.380</w:t>
             </w:r>
           </w:p>
         </w:tc>
@@ -11947,7 +11947,7 @@
                 <w:szCs w:val="22"/>
                 <w:color w:val="000000"/>
               </w:rPr>
-              <w:t xml:space="preserve">323</w:t>
+              <w:t xml:space="preserve">322</w:t>
             </w:r>
           </w:p>
         </w:tc>
@@ -12159,7 +12159,7 @@
                 <w:szCs w:val="22"/>
                 <w:color w:val="000000"/>
               </w:rPr>
-              <w:t xml:space="preserve">323</w:t>
+              <w:t xml:space="preserve">322</w:t>
             </w:r>
           </w:p>
         </w:tc>
@@ -12265,60 +12265,60 @@
                 <w:szCs w:val="22"/>
                 <w:color w:val="000000"/>
               </w:rPr>
-              <w:t xml:space="preserve">0.06, 0.52</w:t>
-            </w:r>
-          </w:p>
-        </w:tc>
-        <w:tc>
-          <w:tcPr>
-            <w:tcBorders>
-              <w:bottom w:val="none" w:sz="0" w:space="0" w:color="000000"/>
-              <w:top w:val="none" w:sz="0" w:space="0" w:color="000000"/>
-              <w:left w:val="none" w:sz="0" w:space="0" w:color="000000"/>
-              <w:right w:val="none" w:sz="0" w:space="0" w:color="000000"/>
-            </w:tcBorders>
-            <w:shd w:val="clear" w:color="auto" w:fill="FFFFFF"/>
-            <w:tcMar>
-              <w:top w:w="0" w:type="dxa"/>
-              <w:bottom w:w="0" w:type="dxa"/>
-              <w:left w:w="0" w:type="dxa"/>
-              <w:right w:w="0" w:type="dxa"/>
-            </w:tcMar>
-            <w:vAlign w:val="top"/>
-          </w:tcPr>
-          <w:p>
-            <w:pPr>
-              <w:pStyle w:val="Normal"/>
-              <w:jc w:val="center"/>
-              <w:pBdr>
-                <w:bottom w:val="none" w:sz="0" w:space="0" w:color="000000"/>
-                <w:top w:val="none" w:sz="0" w:space="0" w:color="000000"/>
-                <w:left w:val="none" w:sz="0" w:space="0" w:color="000000"/>
-                <w:right w:val="none" w:sz="0" w:space="0" w:color="000000"/>
-              </w:pBdr>
-              <w:spacing w:after="100" w:before="100" w:line="240"/>
-              <w:ind w:left="100" w:right="100" w:firstLine="0" w:firstLineChars="0"/>
-              <w:rPr>
-                <w:rFonts w:ascii="Helvetica" w:hAnsi="Helvetica" w:eastAsia="Helvetica" w:cs="Helvetica"/>
-                <w:i w:val="false"/>
-                <w:b w:val="false"/>
-                <w:u w:val="none"/>
-                <w:sz w:val="22"/>
-                <w:szCs w:val="22"/>
-                <w:color w:val="000000"/>
-              </w:rPr>
-            </w:pPr>
-            <w:r>
-              <w:rPr>
-                <w:rFonts w:ascii="Helvetica" w:hAnsi="Helvetica" w:eastAsia="Helvetica" w:cs="Helvetica"/>
-                <w:i w:val="false"/>
-                <w:b w:val="false"/>
-                <w:u w:val="none"/>
-                <w:sz w:val="22"/>
-                <w:szCs w:val="22"/>
-                <w:color w:val="000000"/>
-              </w:rPr>
-              <w:t xml:space="preserve">0.002</w:t>
+              <w:t xml:space="preserve">0.06, 0.50</w:t>
+            </w:r>
+          </w:p>
+        </w:tc>
+        <w:tc>
+          <w:tcPr>
+            <w:tcBorders>
+              <w:bottom w:val="none" w:sz="0" w:space="0" w:color="000000"/>
+              <w:top w:val="none" w:sz="0" w:space="0" w:color="000000"/>
+              <w:left w:val="none" w:sz="0" w:space="0" w:color="000000"/>
+              <w:right w:val="none" w:sz="0" w:space="0" w:color="000000"/>
+            </w:tcBorders>
+            <w:shd w:val="clear" w:color="auto" w:fill="FFFFFF"/>
+            <w:tcMar>
+              <w:top w:w="0" w:type="dxa"/>
+              <w:bottom w:w="0" w:type="dxa"/>
+              <w:left w:w="0" w:type="dxa"/>
+              <w:right w:w="0" w:type="dxa"/>
+            </w:tcMar>
+            <w:vAlign w:val="top"/>
+          </w:tcPr>
+          <w:p>
+            <w:pPr>
+              <w:pStyle w:val="Normal"/>
+              <w:jc w:val="center"/>
+              <w:pBdr>
+                <w:bottom w:val="none" w:sz="0" w:space="0" w:color="000000"/>
+                <w:top w:val="none" w:sz="0" w:space="0" w:color="000000"/>
+                <w:left w:val="none" w:sz="0" w:space="0" w:color="000000"/>
+                <w:right w:val="none" w:sz="0" w:space="0" w:color="000000"/>
+              </w:pBdr>
+              <w:spacing w:after="100" w:before="100" w:line="240"/>
+              <w:ind w:left="100" w:right="100" w:firstLine="0" w:firstLineChars="0"/>
+              <w:rPr>
+                <w:rFonts w:ascii="Helvetica" w:hAnsi="Helvetica" w:eastAsia="Helvetica" w:cs="Helvetica"/>
+                <w:i w:val="false"/>
+                <w:b w:val="false"/>
+                <w:u w:val="none"/>
+                <w:sz w:val="22"/>
+                <w:szCs w:val="22"/>
+                <w:color w:val="000000"/>
+              </w:rPr>
+            </w:pPr>
+            <w:r>
+              <w:rPr>
+                <w:rFonts w:ascii="Helvetica" w:hAnsi="Helvetica" w:eastAsia="Helvetica" w:cs="Helvetica"/>
+                <w:i w:val="false"/>
+                <w:b w:val="false"/>
+                <w:u w:val="none"/>
+                <w:sz w:val="22"/>
+                <w:szCs w:val="22"/>
+                <w:color w:val="000000"/>
+              </w:rPr>
+              <w:t xml:space="preserve">0.001</w:t>
             </w:r>
           </w:p>
         </w:tc>
@@ -12430,378 +12430,378 @@
                 <w:szCs w:val="22"/>
                 <w:color w:val="000000"/>
               </w:rPr>
-              <w:t xml:space="preserve">323</w:t>
-            </w:r>
-          </w:p>
-        </w:tc>
-        <w:tc>
-          <w:tcPr>
-            <w:tcBorders>
-              <w:bottom w:val="none" w:sz="0" w:space="0" w:color="000000"/>
-              <w:top w:val="none" w:sz="0" w:space="0" w:color="000000"/>
-              <w:left w:val="none" w:sz="0" w:space="0" w:color="000000"/>
-              <w:right w:val="none" w:sz="0" w:space="0" w:color="000000"/>
-            </w:tcBorders>
-            <w:shd w:val="clear" w:color="auto" w:fill="FFFFFF"/>
-            <w:tcMar>
-              <w:top w:w="0" w:type="dxa"/>
-              <w:bottom w:w="0" w:type="dxa"/>
-              <w:left w:w="0" w:type="dxa"/>
-              <w:right w:w="0" w:type="dxa"/>
-            </w:tcMar>
-            <w:vAlign w:val="top"/>
-          </w:tcPr>
-          <w:p>
-            <w:pPr>
-              <w:pStyle w:val="Normal"/>
-              <w:jc w:val="center"/>
-              <w:pBdr>
-                <w:bottom w:val="none" w:sz="0" w:space="0" w:color="000000"/>
-                <w:top w:val="none" w:sz="0" w:space="0" w:color="000000"/>
-                <w:left w:val="none" w:sz="0" w:space="0" w:color="000000"/>
-                <w:right w:val="none" w:sz="0" w:space="0" w:color="000000"/>
-              </w:pBdr>
-              <w:spacing w:after="100" w:before="100" w:line="240"/>
-              <w:ind w:left="100" w:right="100" w:firstLine="0" w:firstLineChars="0"/>
-              <w:rPr>
-                <w:rFonts w:ascii="Helvetica" w:hAnsi="Helvetica" w:eastAsia="Helvetica" w:cs="Helvetica"/>
-                <w:i w:val="false"/>
-                <w:b w:val="false"/>
-                <w:u w:val="none"/>
-                <w:sz w:val="22"/>
-                <w:szCs w:val="22"/>
-                <w:color w:val="000000"/>
-              </w:rPr>
-            </w:pPr>
-            <w:r>
-              <w:rPr>
-                <w:rFonts w:ascii="Helvetica" w:hAnsi="Helvetica" w:eastAsia="Helvetica" w:cs="Helvetica"/>
-                <w:i w:val="false"/>
-                <w:b w:val="false"/>
-                <w:u w:val="none"/>
-                <w:sz w:val="22"/>
-                <w:szCs w:val="22"/>
-                <w:color w:val="000000"/>
-              </w:rPr>
-              <w:t xml:space="preserve">0.74</w:t>
-            </w:r>
-          </w:p>
-        </w:tc>
-        <w:tc>
-          <w:tcPr>
-            <w:tcBorders>
-              <w:bottom w:val="none" w:sz="0" w:space="0" w:color="000000"/>
-              <w:top w:val="none" w:sz="0" w:space="0" w:color="000000"/>
-              <w:left w:val="none" w:sz="0" w:space="0" w:color="000000"/>
-              <w:right w:val="none" w:sz="0" w:space="0" w:color="000000"/>
-            </w:tcBorders>
-            <w:shd w:val="clear" w:color="auto" w:fill="FFFFFF"/>
-            <w:tcMar>
-              <w:top w:w="0" w:type="dxa"/>
-              <w:bottom w:w="0" w:type="dxa"/>
-              <w:left w:w="0" w:type="dxa"/>
-              <w:right w:w="0" w:type="dxa"/>
-            </w:tcMar>
-            <w:vAlign w:val="top"/>
-          </w:tcPr>
-          <w:p>
-            <w:pPr>
-              <w:pStyle w:val="Normal"/>
-              <w:jc w:val="center"/>
-              <w:pBdr>
-                <w:bottom w:val="none" w:sz="0" w:space="0" w:color="000000"/>
-                <w:top w:val="none" w:sz="0" w:space="0" w:color="000000"/>
-                <w:left w:val="none" w:sz="0" w:space="0" w:color="000000"/>
-                <w:right w:val="none" w:sz="0" w:space="0" w:color="000000"/>
-              </w:pBdr>
-              <w:spacing w:after="100" w:before="100" w:line="240"/>
-              <w:ind w:left="100" w:right="100" w:firstLine="0" w:firstLineChars="0"/>
-              <w:rPr>
-                <w:rFonts w:ascii="Helvetica" w:hAnsi="Helvetica" w:eastAsia="Helvetica" w:cs="Helvetica"/>
-                <w:i w:val="false"/>
-                <w:b w:val="false"/>
-                <w:u w:val="none"/>
-                <w:sz w:val="22"/>
-                <w:szCs w:val="22"/>
-                <w:color w:val="000000"/>
-              </w:rPr>
-            </w:pPr>
-            <w:r>
-              <w:rPr>
-                <w:rFonts w:ascii="Helvetica" w:hAnsi="Helvetica" w:eastAsia="Helvetica" w:cs="Helvetica"/>
-                <w:i w:val="false"/>
-                <w:b w:val="false"/>
-                <w:u w:val="none"/>
-                <w:sz w:val="22"/>
-                <w:szCs w:val="22"/>
-                <w:color w:val="000000"/>
-              </w:rPr>
-              <w:t xml:space="preserve">0.22, 2.46</w:t>
-            </w:r>
-          </w:p>
-        </w:tc>
-        <w:tc>
-          <w:tcPr>
-            <w:tcBorders>
-              <w:bottom w:val="none" w:sz="0" w:space="0" w:color="000000"/>
-              <w:top w:val="none" w:sz="0" w:space="0" w:color="000000"/>
-              <w:left w:val="none" w:sz="0" w:space="0" w:color="000000"/>
-              <w:right w:val="none" w:sz="0" w:space="0" w:color="000000"/>
-            </w:tcBorders>
-            <w:shd w:val="clear" w:color="auto" w:fill="FFFFFF"/>
-            <w:tcMar>
-              <w:top w:w="0" w:type="dxa"/>
-              <w:bottom w:w="0" w:type="dxa"/>
-              <w:left w:w="0" w:type="dxa"/>
-              <w:right w:w="0" w:type="dxa"/>
-            </w:tcMar>
-            <w:vAlign w:val="top"/>
-          </w:tcPr>
-          <w:p>
-            <w:pPr>
-              <w:pStyle w:val="Normal"/>
-              <w:jc w:val="center"/>
-              <w:pBdr>
-                <w:bottom w:val="none" w:sz="0" w:space="0" w:color="000000"/>
-                <w:top w:val="none" w:sz="0" w:space="0" w:color="000000"/>
-                <w:left w:val="none" w:sz="0" w:space="0" w:color="000000"/>
-                <w:right w:val="none" w:sz="0" w:space="0" w:color="000000"/>
-              </w:pBdr>
-              <w:spacing w:after="100" w:before="100" w:line="240"/>
-              <w:ind w:left="100" w:right="100" w:firstLine="0" w:firstLineChars="0"/>
-              <w:rPr>
-                <w:rFonts w:ascii="Helvetica" w:hAnsi="Helvetica" w:eastAsia="Helvetica" w:cs="Helvetica"/>
-                <w:i w:val="false"/>
-                <w:b w:val="false"/>
-                <w:u w:val="none"/>
-                <w:sz w:val="22"/>
-                <w:szCs w:val="22"/>
-                <w:color w:val="000000"/>
-              </w:rPr>
-            </w:pPr>
-            <w:r>
-              <w:rPr>
-                <w:rFonts w:ascii="Helvetica" w:hAnsi="Helvetica" w:eastAsia="Helvetica" w:cs="Helvetica"/>
-                <w:i w:val="false"/>
-                <w:b w:val="false"/>
-                <w:u w:val="none"/>
-                <w:sz w:val="22"/>
-                <w:szCs w:val="22"/>
-                <w:color w:val="000000"/>
-              </w:rPr>
-              <w:t xml:space="preserve">0.620</w:t>
-            </w:r>
-          </w:p>
-        </w:tc>
-        <w:tc>
-          <w:tcPr>
-            <w:tcBorders>
-              <w:bottom w:val="none" w:sz="0" w:space="0" w:color="000000"/>
-              <w:top w:val="none" w:sz="0" w:space="0" w:color="000000"/>
-              <w:left w:val="none" w:sz="0" w:space="0" w:color="000000"/>
-              <w:right w:val="none" w:sz="0" w:space="0" w:color="000000"/>
-            </w:tcBorders>
-            <w:shd w:val="clear" w:color="auto" w:fill="FFFFFF"/>
-            <w:tcMar>
-              <w:top w:w="0" w:type="dxa"/>
-              <w:bottom w:w="0" w:type="dxa"/>
-              <w:left w:w="0" w:type="dxa"/>
-              <w:right w:w="0" w:type="dxa"/>
-            </w:tcMar>
-            <w:vAlign w:val="top"/>
-          </w:tcPr>
-          <w:p>
-            <w:pPr>
-              <w:pStyle w:val="Normal"/>
-              <w:jc w:val="center"/>
-              <w:pBdr>
-                <w:bottom w:val="none" w:sz="0" w:space="0" w:color="000000"/>
-                <w:top w:val="none" w:sz="0" w:space="0" w:color="000000"/>
-                <w:left w:val="none" w:sz="0" w:space="0" w:color="000000"/>
-                <w:right w:val="none" w:sz="0" w:space="0" w:color="000000"/>
-              </w:pBdr>
-              <w:spacing w:after="100" w:before="100" w:line="240"/>
-              <w:ind w:left="100" w:right="100" w:firstLine="0" w:firstLineChars="0"/>
-              <w:rPr>
-                <w:rFonts w:ascii="Helvetica" w:hAnsi="Helvetica" w:eastAsia="Helvetica" w:cs="Helvetica"/>
-                <w:i w:val="false"/>
-                <w:b w:val="false"/>
-                <w:u w:val="none"/>
-                <w:sz w:val="22"/>
-                <w:szCs w:val="22"/>
-                <w:color w:val="000000"/>
-              </w:rPr>
-            </w:pPr>
-            <w:r>
-              <w:rPr>
-                <w:rFonts w:ascii="Helvetica" w:hAnsi="Helvetica" w:eastAsia="Helvetica" w:cs="Helvetica"/>
-                <w:i w:val="false"/>
-                <w:b w:val="false"/>
-                <w:u w:val="none"/>
-                <w:sz w:val="22"/>
-                <w:szCs w:val="22"/>
-                <w:color w:val="000000"/>
-              </w:rPr>
-              <w:t xml:space="preserve">323</w:t>
-            </w:r>
-          </w:p>
-        </w:tc>
-        <w:tc>
-          <w:tcPr>
-            <w:tcBorders>
-              <w:bottom w:val="none" w:sz="0" w:space="0" w:color="000000"/>
-              <w:top w:val="none" w:sz="0" w:space="0" w:color="000000"/>
-              <w:left w:val="none" w:sz="0" w:space="0" w:color="000000"/>
-              <w:right w:val="none" w:sz="0" w:space="0" w:color="000000"/>
-            </w:tcBorders>
-            <w:shd w:val="clear" w:color="auto" w:fill="FFFFFF"/>
-            <w:tcMar>
-              <w:top w:w="0" w:type="dxa"/>
-              <w:bottom w:w="0" w:type="dxa"/>
-              <w:left w:w="0" w:type="dxa"/>
-              <w:right w:w="0" w:type="dxa"/>
-            </w:tcMar>
-            <w:vAlign w:val="top"/>
-          </w:tcPr>
-          <w:p>
-            <w:pPr>
-              <w:pStyle w:val="Normal"/>
-              <w:jc w:val="center"/>
-              <w:pBdr>
-                <w:bottom w:val="none" w:sz="0" w:space="0" w:color="000000"/>
-                <w:top w:val="none" w:sz="0" w:space="0" w:color="000000"/>
-                <w:left w:val="none" w:sz="0" w:space="0" w:color="000000"/>
-                <w:right w:val="none" w:sz="0" w:space="0" w:color="000000"/>
-              </w:pBdr>
-              <w:spacing w:after="100" w:before="100" w:line="240"/>
-              <w:ind w:left="100" w:right="100" w:firstLine="0" w:firstLineChars="0"/>
-              <w:rPr>
-                <w:rFonts w:ascii="Helvetica" w:hAnsi="Helvetica" w:eastAsia="Helvetica" w:cs="Helvetica"/>
-                <w:i w:val="false"/>
-                <w:b w:val="false"/>
-                <w:u w:val="none"/>
-                <w:sz w:val="22"/>
-                <w:szCs w:val="22"/>
-                <w:color w:val="000000"/>
-              </w:rPr>
-            </w:pPr>
-            <w:r>
-              <w:rPr>
-                <w:rFonts w:ascii="Helvetica" w:hAnsi="Helvetica" w:eastAsia="Helvetica" w:cs="Helvetica"/>
-                <w:i w:val="false"/>
-                <w:b w:val="false"/>
-                <w:u w:val="none"/>
-                <w:sz w:val="22"/>
-                <w:szCs w:val="22"/>
-                <w:color w:val="000000"/>
-              </w:rPr>
-              <w:t xml:space="preserve">0.56</w:t>
-            </w:r>
-          </w:p>
-        </w:tc>
-        <w:tc>
-          <w:tcPr>
-            <w:tcBorders>
-              <w:bottom w:val="none" w:sz="0" w:space="0" w:color="000000"/>
-              <w:top w:val="none" w:sz="0" w:space="0" w:color="000000"/>
-              <w:left w:val="none" w:sz="0" w:space="0" w:color="000000"/>
-              <w:right w:val="none" w:sz="0" w:space="0" w:color="000000"/>
-            </w:tcBorders>
-            <w:shd w:val="clear" w:color="auto" w:fill="FFFFFF"/>
-            <w:tcMar>
-              <w:top w:w="0" w:type="dxa"/>
-              <w:bottom w:w="0" w:type="dxa"/>
-              <w:left w:w="0" w:type="dxa"/>
-              <w:right w:w="0" w:type="dxa"/>
-            </w:tcMar>
-            <w:vAlign w:val="top"/>
-          </w:tcPr>
-          <w:p>
-            <w:pPr>
-              <w:pStyle w:val="Normal"/>
-              <w:jc w:val="center"/>
-              <w:pBdr>
-                <w:bottom w:val="none" w:sz="0" w:space="0" w:color="000000"/>
-                <w:top w:val="none" w:sz="0" w:space="0" w:color="000000"/>
-                <w:left w:val="none" w:sz="0" w:space="0" w:color="000000"/>
-                <w:right w:val="none" w:sz="0" w:space="0" w:color="000000"/>
-              </w:pBdr>
-              <w:spacing w:after="100" w:before="100" w:line="240"/>
-              <w:ind w:left="100" w:right="100" w:firstLine="0" w:firstLineChars="0"/>
-              <w:rPr>
-                <w:rFonts w:ascii="Helvetica" w:hAnsi="Helvetica" w:eastAsia="Helvetica" w:cs="Helvetica"/>
-                <w:i w:val="false"/>
-                <w:b w:val="false"/>
-                <w:u w:val="none"/>
-                <w:sz w:val="22"/>
-                <w:szCs w:val="22"/>
-                <w:color w:val="000000"/>
-              </w:rPr>
-            </w:pPr>
-            <w:r>
-              <w:rPr>
-                <w:rFonts w:ascii="Helvetica" w:hAnsi="Helvetica" w:eastAsia="Helvetica" w:cs="Helvetica"/>
-                <w:i w:val="false"/>
-                <w:b w:val="false"/>
-                <w:u w:val="none"/>
-                <w:sz w:val="22"/>
-                <w:szCs w:val="22"/>
-                <w:color w:val="000000"/>
-              </w:rPr>
-              <w:t xml:space="preserve">0.08, 4.02</w:t>
-            </w:r>
-          </w:p>
-        </w:tc>
-        <w:tc>
-          <w:tcPr>
-            <w:tcBorders>
-              <w:bottom w:val="none" w:sz="0" w:space="0" w:color="000000"/>
-              <w:top w:val="none" w:sz="0" w:space="0" w:color="000000"/>
-              <w:left w:val="none" w:sz="0" w:space="0" w:color="000000"/>
-              <w:right w:val="none" w:sz="0" w:space="0" w:color="000000"/>
-            </w:tcBorders>
-            <w:shd w:val="clear" w:color="auto" w:fill="FFFFFF"/>
-            <w:tcMar>
-              <w:top w:w="0" w:type="dxa"/>
-              <w:bottom w:w="0" w:type="dxa"/>
-              <w:left w:w="0" w:type="dxa"/>
-              <w:right w:w="0" w:type="dxa"/>
-            </w:tcMar>
-            <w:vAlign w:val="top"/>
-          </w:tcPr>
-          <w:p>
-            <w:pPr>
-              <w:pStyle w:val="Normal"/>
-              <w:jc w:val="center"/>
-              <w:pBdr>
-                <w:bottom w:val="none" w:sz="0" w:space="0" w:color="000000"/>
-                <w:top w:val="none" w:sz="0" w:space="0" w:color="000000"/>
-                <w:left w:val="none" w:sz="0" w:space="0" w:color="000000"/>
-                <w:right w:val="none" w:sz="0" w:space="0" w:color="000000"/>
-              </w:pBdr>
-              <w:spacing w:after="100" w:before="100" w:line="240"/>
-              <w:ind w:left="100" w:right="100" w:firstLine="0" w:firstLineChars="0"/>
-              <w:rPr>
-                <w:rFonts w:ascii="Helvetica" w:hAnsi="Helvetica" w:eastAsia="Helvetica" w:cs="Helvetica"/>
-                <w:i w:val="false"/>
-                <w:b w:val="false"/>
-                <w:u w:val="none"/>
-                <w:sz w:val="22"/>
-                <w:szCs w:val="22"/>
-                <w:color w:val="000000"/>
-              </w:rPr>
-            </w:pPr>
-            <w:r>
-              <w:rPr>
-                <w:rFonts w:ascii="Helvetica" w:hAnsi="Helvetica" w:eastAsia="Helvetica" w:cs="Helvetica"/>
-                <w:i w:val="false"/>
-                <w:b w:val="false"/>
-                <w:u w:val="none"/>
-                <w:sz w:val="22"/>
-                <w:szCs w:val="22"/>
-                <w:color w:val="000000"/>
-              </w:rPr>
-              <w:t xml:space="preserve">0.560</w:t>
+              <w:t xml:space="preserve">322</w:t>
+            </w:r>
+          </w:p>
+        </w:tc>
+        <w:tc>
+          <w:tcPr>
+            <w:tcBorders>
+              <w:bottom w:val="none" w:sz="0" w:space="0" w:color="000000"/>
+              <w:top w:val="none" w:sz="0" w:space="0" w:color="000000"/>
+              <w:left w:val="none" w:sz="0" w:space="0" w:color="000000"/>
+              <w:right w:val="none" w:sz="0" w:space="0" w:color="000000"/>
+            </w:tcBorders>
+            <w:shd w:val="clear" w:color="auto" w:fill="FFFFFF"/>
+            <w:tcMar>
+              <w:top w:w="0" w:type="dxa"/>
+              <w:bottom w:w="0" w:type="dxa"/>
+              <w:left w:w="0" w:type="dxa"/>
+              <w:right w:w="0" w:type="dxa"/>
+            </w:tcMar>
+            <w:vAlign w:val="top"/>
+          </w:tcPr>
+          <w:p>
+            <w:pPr>
+              <w:pStyle w:val="Normal"/>
+              <w:jc w:val="center"/>
+              <w:pBdr>
+                <w:bottom w:val="none" w:sz="0" w:space="0" w:color="000000"/>
+                <w:top w:val="none" w:sz="0" w:space="0" w:color="000000"/>
+                <w:left w:val="none" w:sz="0" w:space="0" w:color="000000"/>
+                <w:right w:val="none" w:sz="0" w:space="0" w:color="000000"/>
+              </w:pBdr>
+              <w:spacing w:after="100" w:before="100" w:line="240"/>
+              <w:ind w:left="100" w:right="100" w:firstLine="0" w:firstLineChars="0"/>
+              <w:rPr>
+                <w:rFonts w:ascii="Helvetica" w:hAnsi="Helvetica" w:eastAsia="Helvetica" w:cs="Helvetica"/>
+                <w:i w:val="false"/>
+                <w:b w:val="false"/>
+                <w:u w:val="none"/>
+                <w:sz w:val="22"/>
+                <w:szCs w:val="22"/>
+                <w:color w:val="000000"/>
+              </w:rPr>
+            </w:pPr>
+            <w:r>
+              <w:rPr>
+                <w:rFonts w:ascii="Helvetica" w:hAnsi="Helvetica" w:eastAsia="Helvetica" w:cs="Helvetica"/>
+                <w:i w:val="false"/>
+                <w:b w:val="false"/>
+                <w:u w:val="none"/>
+                <w:sz w:val="22"/>
+                <w:szCs w:val="22"/>
+                <w:color w:val="000000"/>
+              </w:rPr>
+              <w:t xml:space="preserve">0.77</w:t>
+            </w:r>
+          </w:p>
+        </w:tc>
+        <w:tc>
+          <w:tcPr>
+            <w:tcBorders>
+              <w:bottom w:val="none" w:sz="0" w:space="0" w:color="000000"/>
+              <w:top w:val="none" w:sz="0" w:space="0" w:color="000000"/>
+              <w:left w:val="none" w:sz="0" w:space="0" w:color="000000"/>
+              <w:right w:val="none" w:sz="0" w:space="0" w:color="000000"/>
+            </w:tcBorders>
+            <w:shd w:val="clear" w:color="auto" w:fill="FFFFFF"/>
+            <w:tcMar>
+              <w:top w:w="0" w:type="dxa"/>
+              <w:bottom w:w="0" w:type="dxa"/>
+              <w:left w:w="0" w:type="dxa"/>
+              <w:right w:w="0" w:type="dxa"/>
+            </w:tcMar>
+            <w:vAlign w:val="top"/>
+          </w:tcPr>
+          <w:p>
+            <w:pPr>
+              <w:pStyle w:val="Normal"/>
+              <w:jc w:val="center"/>
+              <w:pBdr>
+                <w:bottom w:val="none" w:sz="0" w:space="0" w:color="000000"/>
+                <w:top w:val="none" w:sz="0" w:space="0" w:color="000000"/>
+                <w:left w:val="none" w:sz="0" w:space="0" w:color="000000"/>
+                <w:right w:val="none" w:sz="0" w:space="0" w:color="000000"/>
+              </w:pBdr>
+              <w:spacing w:after="100" w:before="100" w:line="240"/>
+              <w:ind w:left="100" w:right="100" w:firstLine="0" w:firstLineChars="0"/>
+              <w:rPr>
+                <w:rFonts w:ascii="Helvetica" w:hAnsi="Helvetica" w:eastAsia="Helvetica" w:cs="Helvetica"/>
+                <w:i w:val="false"/>
+                <w:b w:val="false"/>
+                <w:u w:val="none"/>
+                <w:sz w:val="22"/>
+                <w:szCs w:val="22"/>
+                <w:color w:val="000000"/>
+              </w:rPr>
+            </w:pPr>
+            <w:r>
+              <w:rPr>
+                <w:rFonts w:ascii="Helvetica" w:hAnsi="Helvetica" w:eastAsia="Helvetica" w:cs="Helvetica"/>
+                <w:i w:val="false"/>
+                <w:b w:val="false"/>
+                <w:u w:val="none"/>
+                <w:sz w:val="22"/>
+                <w:szCs w:val="22"/>
+                <w:color w:val="000000"/>
+              </w:rPr>
+              <w:t xml:space="preserve">0.23, 2.56</w:t>
+            </w:r>
+          </w:p>
+        </w:tc>
+        <w:tc>
+          <w:tcPr>
+            <w:tcBorders>
+              <w:bottom w:val="none" w:sz="0" w:space="0" w:color="000000"/>
+              <w:top w:val="none" w:sz="0" w:space="0" w:color="000000"/>
+              <w:left w:val="none" w:sz="0" w:space="0" w:color="000000"/>
+              <w:right w:val="none" w:sz="0" w:space="0" w:color="000000"/>
+            </w:tcBorders>
+            <w:shd w:val="clear" w:color="auto" w:fill="FFFFFF"/>
+            <w:tcMar>
+              <w:top w:w="0" w:type="dxa"/>
+              <w:bottom w:w="0" w:type="dxa"/>
+              <w:left w:w="0" w:type="dxa"/>
+              <w:right w:w="0" w:type="dxa"/>
+            </w:tcMar>
+            <w:vAlign w:val="top"/>
+          </w:tcPr>
+          <w:p>
+            <w:pPr>
+              <w:pStyle w:val="Normal"/>
+              <w:jc w:val="center"/>
+              <w:pBdr>
+                <w:bottom w:val="none" w:sz="0" w:space="0" w:color="000000"/>
+                <w:top w:val="none" w:sz="0" w:space="0" w:color="000000"/>
+                <w:left w:val="none" w:sz="0" w:space="0" w:color="000000"/>
+                <w:right w:val="none" w:sz="0" w:space="0" w:color="000000"/>
+              </w:pBdr>
+              <w:spacing w:after="100" w:before="100" w:line="240"/>
+              <w:ind w:left="100" w:right="100" w:firstLine="0" w:firstLineChars="0"/>
+              <w:rPr>
+                <w:rFonts w:ascii="Helvetica" w:hAnsi="Helvetica" w:eastAsia="Helvetica" w:cs="Helvetica"/>
+                <w:i w:val="false"/>
+                <w:b w:val="false"/>
+                <w:u w:val="none"/>
+                <w:sz w:val="22"/>
+                <w:szCs w:val="22"/>
+                <w:color w:val="000000"/>
+              </w:rPr>
+            </w:pPr>
+            <w:r>
+              <w:rPr>
+                <w:rFonts w:ascii="Helvetica" w:hAnsi="Helvetica" w:eastAsia="Helvetica" w:cs="Helvetica"/>
+                <w:i w:val="false"/>
+                <w:b w:val="false"/>
+                <w:u w:val="none"/>
+                <w:sz w:val="22"/>
+                <w:szCs w:val="22"/>
+                <w:color w:val="000000"/>
+              </w:rPr>
+              <w:t xml:space="preserve">0.670</w:t>
+            </w:r>
+          </w:p>
+        </w:tc>
+        <w:tc>
+          <w:tcPr>
+            <w:tcBorders>
+              <w:bottom w:val="none" w:sz="0" w:space="0" w:color="000000"/>
+              <w:top w:val="none" w:sz="0" w:space="0" w:color="000000"/>
+              <w:left w:val="none" w:sz="0" w:space="0" w:color="000000"/>
+              <w:right w:val="none" w:sz="0" w:space="0" w:color="000000"/>
+            </w:tcBorders>
+            <w:shd w:val="clear" w:color="auto" w:fill="FFFFFF"/>
+            <w:tcMar>
+              <w:top w:w="0" w:type="dxa"/>
+              <w:bottom w:w="0" w:type="dxa"/>
+              <w:left w:w="0" w:type="dxa"/>
+              <w:right w:w="0" w:type="dxa"/>
+            </w:tcMar>
+            <w:vAlign w:val="top"/>
+          </w:tcPr>
+          <w:p>
+            <w:pPr>
+              <w:pStyle w:val="Normal"/>
+              <w:jc w:val="center"/>
+              <w:pBdr>
+                <w:bottom w:val="none" w:sz="0" w:space="0" w:color="000000"/>
+                <w:top w:val="none" w:sz="0" w:space="0" w:color="000000"/>
+                <w:left w:val="none" w:sz="0" w:space="0" w:color="000000"/>
+                <w:right w:val="none" w:sz="0" w:space="0" w:color="000000"/>
+              </w:pBdr>
+              <w:spacing w:after="100" w:before="100" w:line="240"/>
+              <w:ind w:left="100" w:right="100" w:firstLine="0" w:firstLineChars="0"/>
+              <w:rPr>
+                <w:rFonts w:ascii="Helvetica" w:hAnsi="Helvetica" w:eastAsia="Helvetica" w:cs="Helvetica"/>
+                <w:i w:val="false"/>
+                <w:b w:val="false"/>
+                <w:u w:val="none"/>
+                <w:sz w:val="22"/>
+                <w:szCs w:val="22"/>
+                <w:color w:val="000000"/>
+              </w:rPr>
+            </w:pPr>
+            <w:r>
+              <w:rPr>
+                <w:rFonts w:ascii="Helvetica" w:hAnsi="Helvetica" w:eastAsia="Helvetica" w:cs="Helvetica"/>
+                <w:i w:val="false"/>
+                <w:b w:val="false"/>
+                <w:u w:val="none"/>
+                <w:sz w:val="22"/>
+                <w:szCs w:val="22"/>
+                <w:color w:val="000000"/>
+              </w:rPr>
+              <w:t xml:space="preserve">322</w:t>
+            </w:r>
+          </w:p>
+        </w:tc>
+        <w:tc>
+          <w:tcPr>
+            <w:tcBorders>
+              <w:bottom w:val="none" w:sz="0" w:space="0" w:color="000000"/>
+              <w:top w:val="none" w:sz="0" w:space="0" w:color="000000"/>
+              <w:left w:val="none" w:sz="0" w:space="0" w:color="000000"/>
+              <w:right w:val="none" w:sz="0" w:space="0" w:color="000000"/>
+            </w:tcBorders>
+            <w:shd w:val="clear" w:color="auto" w:fill="FFFFFF"/>
+            <w:tcMar>
+              <w:top w:w="0" w:type="dxa"/>
+              <w:bottom w:w="0" w:type="dxa"/>
+              <w:left w:w="0" w:type="dxa"/>
+              <w:right w:w="0" w:type="dxa"/>
+            </w:tcMar>
+            <w:vAlign w:val="top"/>
+          </w:tcPr>
+          <w:p>
+            <w:pPr>
+              <w:pStyle w:val="Normal"/>
+              <w:jc w:val="center"/>
+              <w:pBdr>
+                <w:bottom w:val="none" w:sz="0" w:space="0" w:color="000000"/>
+                <w:top w:val="none" w:sz="0" w:space="0" w:color="000000"/>
+                <w:left w:val="none" w:sz="0" w:space="0" w:color="000000"/>
+                <w:right w:val="none" w:sz="0" w:space="0" w:color="000000"/>
+              </w:pBdr>
+              <w:spacing w:after="100" w:before="100" w:line="240"/>
+              <w:ind w:left="100" w:right="100" w:firstLine="0" w:firstLineChars="0"/>
+              <w:rPr>
+                <w:rFonts w:ascii="Helvetica" w:hAnsi="Helvetica" w:eastAsia="Helvetica" w:cs="Helvetica"/>
+                <w:i w:val="false"/>
+                <w:b w:val="false"/>
+                <w:u w:val="none"/>
+                <w:sz w:val="22"/>
+                <w:szCs w:val="22"/>
+                <w:color w:val="000000"/>
+              </w:rPr>
+            </w:pPr>
+            <w:r>
+              <w:rPr>
+                <w:rFonts w:ascii="Helvetica" w:hAnsi="Helvetica" w:eastAsia="Helvetica" w:cs="Helvetica"/>
+                <w:i w:val="false"/>
+                <w:b w:val="false"/>
+                <w:u w:val="none"/>
+                <w:sz w:val="22"/>
+                <w:szCs w:val="22"/>
+                <w:color w:val="000000"/>
+              </w:rPr>
+              <w:t xml:space="preserve">0.68</w:t>
+            </w:r>
+          </w:p>
+        </w:tc>
+        <w:tc>
+          <w:tcPr>
+            <w:tcBorders>
+              <w:bottom w:val="none" w:sz="0" w:space="0" w:color="000000"/>
+              <w:top w:val="none" w:sz="0" w:space="0" w:color="000000"/>
+              <w:left w:val="none" w:sz="0" w:space="0" w:color="000000"/>
+              <w:right w:val="none" w:sz="0" w:space="0" w:color="000000"/>
+            </w:tcBorders>
+            <w:shd w:val="clear" w:color="auto" w:fill="FFFFFF"/>
+            <w:tcMar>
+              <w:top w:w="0" w:type="dxa"/>
+              <w:bottom w:w="0" w:type="dxa"/>
+              <w:left w:w="0" w:type="dxa"/>
+              <w:right w:w="0" w:type="dxa"/>
+            </w:tcMar>
+            <w:vAlign w:val="top"/>
+          </w:tcPr>
+          <w:p>
+            <w:pPr>
+              <w:pStyle w:val="Normal"/>
+              <w:jc w:val="center"/>
+              <w:pBdr>
+                <w:bottom w:val="none" w:sz="0" w:space="0" w:color="000000"/>
+                <w:top w:val="none" w:sz="0" w:space="0" w:color="000000"/>
+                <w:left w:val="none" w:sz="0" w:space="0" w:color="000000"/>
+                <w:right w:val="none" w:sz="0" w:space="0" w:color="000000"/>
+              </w:pBdr>
+              <w:spacing w:after="100" w:before="100" w:line="240"/>
+              <w:ind w:left="100" w:right="100" w:firstLine="0" w:firstLineChars="0"/>
+              <w:rPr>
+                <w:rFonts w:ascii="Helvetica" w:hAnsi="Helvetica" w:eastAsia="Helvetica" w:cs="Helvetica"/>
+                <w:i w:val="false"/>
+                <w:b w:val="false"/>
+                <w:u w:val="none"/>
+                <w:sz w:val="22"/>
+                <w:szCs w:val="22"/>
+                <w:color w:val="000000"/>
+              </w:rPr>
+            </w:pPr>
+            <w:r>
+              <w:rPr>
+                <w:rFonts w:ascii="Helvetica" w:hAnsi="Helvetica" w:eastAsia="Helvetica" w:cs="Helvetica"/>
+                <w:i w:val="false"/>
+                <w:b w:val="false"/>
+                <w:u w:val="none"/>
+                <w:sz w:val="22"/>
+                <w:szCs w:val="22"/>
+                <w:color w:val="000000"/>
+              </w:rPr>
+              <w:t xml:space="preserve">0.08, 5.86</w:t>
+            </w:r>
+          </w:p>
+        </w:tc>
+        <w:tc>
+          <w:tcPr>
+            <w:tcBorders>
+              <w:bottom w:val="none" w:sz="0" w:space="0" w:color="000000"/>
+              <w:top w:val="none" w:sz="0" w:space="0" w:color="000000"/>
+              <w:left w:val="none" w:sz="0" w:space="0" w:color="000000"/>
+              <w:right w:val="none" w:sz="0" w:space="0" w:color="000000"/>
+            </w:tcBorders>
+            <w:shd w:val="clear" w:color="auto" w:fill="FFFFFF"/>
+            <w:tcMar>
+              <w:top w:w="0" w:type="dxa"/>
+              <w:bottom w:w="0" w:type="dxa"/>
+              <w:left w:w="0" w:type="dxa"/>
+              <w:right w:w="0" w:type="dxa"/>
+            </w:tcMar>
+            <w:vAlign w:val="top"/>
+          </w:tcPr>
+          <w:p>
+            <w:pPr>
+              <w:pStyle w:val="Normal"/>
+              <w:jc w:val="center"/>
+              <w:pBdr>
+                <w:bottom w:val="none" w:sz="0" w:space="0" w:color="000000"/>
+                <w:top w:val="none" w:sz="0" w:space="0" w:color="000000"/>
+                <w:left w:val="none" w:sz="0" w:space="0" w:color="000000"/>
+                <w:right w:val="none" w:sz="0" w:space="0" w:color="000000"/>
+              </w:pBdr>
+              <w:spacing w:after="100" w:before="100" w:line="240"/>
+              <w:ind w:left="100" w:right="100" w:firstLine="0" w:firstLineChars="0"/>
+              <w:rPr>
+                <w:rFonts w:ascii="Helvetica" w:hAnsi="Helvetica" w:eastAsia="Helvetica" w:cs="Helvetica"/>
+                <w:i w:val="false"/>
+                <w:b w:val="false"/>
+                <w:u w:val="none"/>
+                <w:sz w:val="22"/>
+                <w:szCs w:val="22"/>
+                <w:color w:val="000000"/>
+              </w:rPr>
+            </w:pPr>
+            <w:r>
+              <w:rPr>
+                <w:rFonts w:ascii="Helvetica" w:hAnsi="Helvetica" w:eastAsia="Helvetica" w:cs="Helvetica"/>
+                <w:i w:val="false"/>
+                <w:b w:val="false"/>
+                <w:u w:val="none"/>
+                <w:sz w:val="22"/>
+                <w:szCs w:val="22"/>
+                <w:color w:val="000000"/>
+              </w:rPr>
+              <w:t xml:space="preserve">0.730</w:t>
             </w:r>
           </w:p>
         </w:tc>
@@ -12913,7 +12913,7 @@
                 <w:szCs w:val="22"/>
                 <w:color w:val="000000"/>
               </w:rPr>
-              <w:t xml:space="preserve">323</w:t>
+              <w:t xml:space="preserve">322</w:t>
             </w:r>
           </w:p>
         </w:tc>
@@ -13019,7 +13019,7 @@
                 <w:szCs w:val="22"/>
                 <w:color w:val="000000"/>
               </w:rPr>
-              <w:t xml:space="preserve">0.33, 2.63</w:t>
+              <w:t xml:space="preserve">0.33, 2.64</w:t>
             </w:r>
           </w:p>
         </w:tc>
@@ -13125,166 +13125,166 @@
                 <w:szCs w:val="22"/>
                 <w:color w:val="000000"/>
               </w:rPr>
-              <w:t xml:space="preserve">323</w:t>
-            </w:r>
-          </w:p>
-        </w:tc>
-        <w:tc>
-          <w:tcPr>
-            <w:tcBorders>
-              <w:bottom w:val="none" w:sz="0" w:space="0" w:color="000000"/>
-              <w:top w:val="none" w:sz="0" w:space="0" w:color="000000"/>
-              <w:left w:val="none" w:sz="0" w:space="0" w:color="000000"/>
-              <w:right w:val="none" w:sz="0" w:space="0" w:color="000000"/>
-            </w:tcBorders>
-            <w:shd w:val="clear" w:color="auto" w:fill="FFFFFF"/>
-            <w:tcMar>
-              <w:top w:w="0" w:type="dxa"/>
-              <w:bottom w:w="0" w:type="dxa"/>
-              <w:left w:w="0" w:type="dxa"/>
-              <w:right w:w="0" w:type="dxa"/>
-            </w:tcMar>
-            <w:vAlign w:val="top"/>
-          </w:tcPr>
-          <w:p>
-            <w:pPr>
-              <w:pStyle w:val="Normal"/>
-              <w:jc w:val="center"/>
-              <w:pBdr>
-                <w:bottom w:val="none" w:sz="0" w:space="0" w:color="000000"/>
-                <w:top w:val="none" w:sz="0" w:space="0" w:color="000000"/>
-                <w:left w:val="none" w:sz="0" w:space="0" w:color="000000"/>
-                <w:right w:val="none" w:sz="0" w:space="0" w:color="000000"/>
-              </w:pBdr>
-              <w:spacing w:after="100" w:before="100" w:line="240"/>
-              <w:ind w:left="100" w:right="100" w:firstLine="0" w:firstLineChars="0"/>
-              <w:rPr>
-                <w:rFonts w:ascii="Helvetica" w:hAnsi="Helvetica" w:eastAsia="Helvetica" w:cs="Helvetica"/>
-                <w:i w:val="false"/>
-                <w:b w:val="false"/>
-                <w:u w:val="none"/>
-                <w:sz w:val="22"/>
-                <w:szCs w:val="22"/>
-                <w:color w:val="000000"/>
-              </w:rPr>
-            </w:pPr>
-            <w:r>
-              <w:rPr>
-                <w:rFonts w:ascii="Helvetica" w:hAnsi="Helvetica" w:eastAsia="Helvetica" w:cs="Helvetica"/>
-                <w:i w:val="false"/>
-                <w:b w:val="false"/>
-                <w:u w:val="none"/>
-                <w:sz w:val="22"/>
-                <w:szCs w:val="22"/>
-                <w:color w:val="000000"/>
-              </w:rPr>
-              <w:t xml:space="preserve">0.17</w:t>
-            </w:r>
-          </w:p>
-        </w:tc>
-        <w:tc>
-          <w:tcPr>
-            <w:tcBorders>
-              <w:bottom w:val="none" w:sz="0" w:space="0" w:color="000000"/>
-              <w:top w:val="none" w:sz="0" w:space="0" w:color="000000"/>
-              <w:left w:val="none" w:sz="0" w:space="0" w:color="000000"/>
-              <w:right w:val="none" w:sz="0" w:space="0" w:color="000000"/>
-            </w:tcBorders>
-            <w:shd w:val="clear" w:color="auto" w:fill="FFFFFF"/>
-            <w:tcMar>
-              <w:top w:w="0" w:type="dxa"/>
-              <w:bottom w:w="0" w:type="dxa"/>
-              <w:left w:w="0" w:type="dxa"/>
-              <w:right w:w="0" w:type="dxa"/>
-            </w:tcMar>
-            <w:vAlign w:val="top"/>
-          </w:tcPr>
-          <w:p>
-            <w:pPr>
-              <w:pStyle w:val="Normal"/>
-              <w:jc w:val="center"/>
-              <w:pBdr>
-                <w:bottom w:val="none" w:sz="0" w:space="0" w:color="000000"/>
-                <w:top w:val="none" w:sz="0" w:space="0" w:color="000000"/>
-                <w:left w:val="none" w:sz="0" w:space="0" w:color="000000"/>
-                <w:right w:val="none" w:sz="0" w:space="0" w:color="000000"/>
-              </w:pBdr>
-              <w:spacing w:after="100" w:before="100" w:line="240"/>
-              <w:ind w:left="100" w:right="100" w:firstLine="0" w:firstLineChars="0"/>
-              <w:rPr>
-                <w:rFonts w:ascii="Helvetica" w:hAnsi="Helvetica" w:eastAsia="Helvetica" w:cs="Helvetica"/>
-                <w:i w:val="false"/>
-                <w:b w:val="false"/>
-                <w:u w:val="none"/>
-                <w:sz w:val="22"/>
-                <w:szCs w:val="22"/>
-                <w:color w:val="000000"/>
-              </w:rPr>
-            </w:pPr>
-            <w:r>
-              <w:rPr>
-                <w:rFonts w:ascii="Helvetica" w:hAnsi="Helvetica" w:eastAsia="Helvetica" w:cs="Helvetica"/>
-                <w:i w:val="false"/>
-                <w:b w:val="false"/>
-                <w:u w:val="none"/>
-                <w:sz w:val="22"/>
-                <w:szCs w:val="22"/>
-                <w:color w:val="000000"/>
-              </w:rPr>
-              <w:t xml:space="preserve">0.03, 0.97</w:t>
-            </w:r>
-          </w:p>
-        </w:tc>
-        <w:tc>
-          <w:tcPr>
-            <w:tcBorders>
-              <w:bottom w:val="none" w:sz="0" w:space="0" w:color="000000"/>
-              <w:top w:val="none" w:sz="0" w:space="0" w:color="000000"/>
-              <w:left w:val="none" w:sz="0" w:space="0" w:color="000000"/>
-              <w:right w:val="none" w:sz="0" w:space="0" w:color="000000"/>
-            </w:tcBorders>
-            <w:shd w:val="clear" w:color="auto" w:fill="FFFFFF"/>
-            <w:tcMar>
-              <w:top w:w="0" w:type="dxa"/>
-              <w:bottom w:w="0" w:type="dxa"/>
-              <w:left w:w="0" w:type="dxa"/>
-              <w:right w:w="0" w:type="dxa"/>
-            </w:tcMar>
-            <w:vAlign w:val="top"/>
-          </w:tcPr>
-          <w:p>
-            <w:pPr>
-              <w:pStyle w:val="Normal"/>
-              <w:jc w:val="center"/>
-              <w:pBdr>
-                <w:bottom w:val="none" w:sz="0" w:space="0" w:color="000000"/>
-                <w:top w:val="none" w:sz="0" w:space="0" w:color="000000"/>
-                <w:left w:val="none" w:sz="0" w:space="0" w:color="000000"/>
-                <w:right w:val="none" w:sz="0" w:space="0" w:color="000000"/>
-              </w:pBdr>
-              <w:spacing w:after="100" w:before="100" w:line="240"/>
-              <w:ind w:left="100" w:right="100" w:firstLine="0" w:firstLineChars="0"/>
-              <w:rPr>
-                <w:rFonts w:ascii="Helvetica" w:hAnsi="Helvetica" w:eastAsia="Helvetica" w:cs="Helvetica"/>
-                <w:i w:val="false"/>
-                <w:b w:val="false"/>
-                <w:u w:val="none"/>
-                <w:sz w:val="22"/>
-                <w:szCs w:val="22"/>
-                <w:color w:val="000000"/>
-              </w:rPr>
-            </w:pPr>
-            <w:r>
-              <w:rPr>
-                <w:rFonts w:ascii="Helvetica" w:hAnsi="Helvetica" w:eastAsia="Helvetica" w:cs="Helvetica"/>
-                <w:i w:val="false"/>
-                <w:b w:val="false"/>
-                <w:u w:val="none"/>
-                <w:sz w:val="22"/>
-                <w:szCs w:val="22"/>
-                <w:color w:val="000000"/>
-              </w:rPr>
-              <w:t xml:space="preserve">0.046</w:t>
+              <w:t xml:space="preserve">322</w:t>
+            </w:r>
+          </w:p>
+        </w:tc>
+        <w:tc>
+          <w:tcPr>
+            <w:tcBorders>
+              <w:bottom w:val="none" w:sz="0" w:space="0" w:color="000000"/>
+              <w:top w:val="none" w:sz="0" w:space="0" w:color="000000"/>
+              <w:left w:val="none" w:sz="0" w:space="0" w:color="000000"/>
+              <w:right w:val="none" w:sz="0" w:space="0" w:color="000000"/>
+            </w:tcBorders>
+            <w:shd w:val="clear" w:color="auto" w:fill="FFFFFF"/>
+            <w:tcMar>
+              <w:top w:w="0" w:type="dxa"/>
+              <w:bottom w:w="0" w:type="dxa"/>
+              <w:left w:w="0" w:type="dxa"/>
+              <w:right w:w="0" w:type="dxa"/>
+            </w:tcMar>
+            <w:vAlign w:val="top"/>
+          </w:tcPr>
+          <w:p>
+            <w:pPr>
+              <w:pStyle w:val="Normal"/>
+              <w:jc w:val="center"/>
+              <w:pBdr>
+                <w:bottom w:val="none" w:sz="0" w:space="0" w:color="000000"/>
+                <w:top w:val="none" w:sz="0" w:space="0" w:color="000000"/>
+                <w:left w:val="none" w:sz="0" w:space="0" w:color="000000"/>
+                <w:right w:val="none" w:sz="0" w:space="0" w:color="000000"/>
+              </w:pBdr>
+              <w:spacing w:after="100" w:before="100" w:line="240"/>
+              <w:ind w:left="100" w:right="100" w:firstLine="0" w:firstLineChars="0"/>
+              <w:rPr>
+                <w:rFonts w:ascii="Helvetica" w:hAnsi="Helvetica" w:eastAsia="Helvetica" w:cs="Helvetica"/>
+                <w:i w:val="false"/>
+                <w:b w:val="false"/>
+                <w:u w:val="none"/>
+                <w:sz w:val="22"/>
+                <w:szCs w:val="22"/>
+                <w:color w:val="000000"/>
+              </w:rPr>
+            </w:pPr>
+            <w:r>
+              <w:rPr>
+                <w:rFonts w:ascii="Helvetica" w:hAnsi="Helvetica" w:eastAsia="Helvetica" w:cs="Helvetica"/>
+                <w:i w:val="false"/>
+                <w:b w:val="false"/>
+                <w:u w:val="none"/>
+                <w:sz w:val="22"/>
+                <w:szCs w:val="22"/>
+                <w:color w:val="000000"/>
+              </w:rPr>
+              <w:t xml:space="preserve">0.18</w:t>
+            </w:r>
+          </w:p>
+        </w:tc>
+        <w:tc>
+          <w:tcPr>
+            <w:tcBorders>
+              <w:bottom w:val="none" w:sz="0" w:space="0" w:color="000000"/>
+              <w:top w:val="none" w:sz="0" w:space="0" w:color="000000"/>
+              <w:left w:val="none" w:sz="0" w:space="0" w:color="000000"/>
+              <w:right w:val="none" w:sz="0" w:space="0" w:color="000000"/>
+            </w:tcBorders>
+            <w:shd w:val="clear" w:color="auto" w:fill="FFFFFF"/>
+            <w:tcMar>
+              <w:top w:w="0" w:type="dxa"/>
+              <w:bottom w:w="0" w:type="dxa"/>
+              <w:left w:w="0" w:type="dxa"/>
+              <w:right w:w="0" w:type="dxa"/>
+            </w:tcMar>
+            <w:vAlign w:val="top"/>
+          </w:tcPr>
+          <w:p>
+            <w:pPr>
+              <w:pStyle w:val="Normal"/>
+              <w:jc w:val="center"/>
+              <w:pBdr>
+                <w:bottom w:val="none" w:sz="0" w:space="0" w:color="000000"/>
+                <w:top w:val="none" w:sz="0" w:space="0" w:color="000000"/>
+                <w:left w:val="none" w:sz="0" w:space="0" w:color="000000"/>
+                <w:right w:val="none" w:sz="0" w:space="0" w:color="000000"/>
+              </w:pBdr>
+              <w:spacing w:after="100" w:before="100" w:line="240"/>
+              <w:ind w:left="100" w:right="100" w:firstLine="0" w:firstLineChars="0"/>
+              <w:rPr>
+                <w:rFonts w:ascii="Helvetica" w:hAnsi="Helvetica" w:eastAsia="Helvetica" w:cs="Helvetica"/>
+                <w:i w:val="false"/>
+                <w:b w:val="false"/>
+                <w:u w:val="none"/>
+                <w:sz w:val="22"/>
+                <w:szCs w:val="22"/>
+                <w:color w:val="000000"/>
+              </w:rPr>
+            </w:pPr>
+            <w:r>
+              <w:rPr>
+                <w:rFonts w:ascii="Helvetica" w:hAnsi="Helvetica" w:eastAsia="Helvetica" w:cs="Helvetica"/>
+                <w:i w:val="false"/>
+                <w:b w:val="false"/>
+                <w:u w:val="none"/>
+                <w:sz w:val="22"/>
+                <w:szCs w:val="22"/>
+                <w:color w:val="000000"/>
+              </w:rPr>
+              <w:t xml:space="preserve">0.03, 1.00</w:t>
+            </w:r>
+          </w:p>
+        </w:tc>
+        <w:tc>
+          <w:tcPr>
+            <w:tcBorders>
+              <w:bottom w:val="none" w:sz="0" w:space="0" w:color="000000"/>
+              <w:top w:val="none" w:sz="0" w:space="0" w:color="000000"/>
+              <w:left w:val="none" w:sz="0" w:space="0" w:color="000000"/>
+              <w:right w:val="none" w:sz="0" w:space="0" w:color="000000"/>
+            </w:tcBorders>
+            <w:shd w:val="clear" w:color="auto" w:fill="FFFFFF"/>
+            <w:tcMar>
+              <w:top w:w="0" w:type="dxa"/>
+              <w:bottom w:w="0" w:type="dxa"/>
+              <w:left w:w="0" w:type="dxa"/>
+              <w:right w:w="0" w:type="dxa"/>
+            </w:tcMar>
+            <w:vAlign w:val="top"/>
+          </w:tcPr>
+          <w:p>
+            <w:pPr>
+              <w:pStyle w:val="Normal"/>
+              <w:jc w:val="center"/>
+              <w:pBdr>
+                <w:bottom w:val="none" w:sz="0" w:space="0" w:color="000000"/>
+                <w:top w:val="none" w:sz="0" w:space="0" w:color="000000"/>
+                <w:left w:val="none" w:sz="0" w:space="0" w:color="000000"/>
+                <w:right w:val="none" w:sz="0" w:space="0" w:color="000000"/>
+              </w:pBdr>
+              <w:spacing w:after="100" w:before="100" w:line="240"/>
+              <w:ind w:left="100" w:right="100" w:firstLine="0" w:firstLineChars="0"/>
+              <w:rPr>
+                <w:rFonts w:ascii="Helvetica" w:hAnsi="Helvetica" w:eastAsia="Helvetica" w:cs="Helvetica"/>
+                <w:i w:val="false"/>
+                <w:b w:val="false"/>
+                <w:u w:val="none"/>
+                <w:sz w:val="22"/>
+                <w:szCs w:val="22"/>
+                <w:color w:val="000000"/>
+              </w:rPr>
+            </w:pPr>
+            <w:r>
+              <w:rPr>
+                <w:rFonts w:ascii="Helvetica" w:hAnsi="Helvetica" w:eastAsia="Helvetica" w:cs="Helvetica"/>
+                <w:i w:val="false"/>
+                <w:b w:val="false"/>
+                <w:u w:val="none"/>
+                <w:sz w:val="22"/>
+                <w:szCs w:val="22"/>
+                <w:color w:val="000000"/>
+              </w:rPr>
+              <w:t xml:space="preserve">0.050</w:t>
             </w:r>
           </w:p>
         </w:tc>
@@ -13396,7 +13396,7 @@
                 <w:szCs w:val="22"/>
                 <w:color w:val="000000"/>
               </w:rPr>
-              <w:t xml:space="preserve">323</w:t>
+              <w:t xml:space="preserve">322</w:t>
             </w:r>
           </w:p>
         </w:tc>
@@ -13502,7 +13502,7 @@
                 <w:szCs w:val="22"/>
                 <w:color w:val="000000"/>
               </w:rPr>
-              <w:t xml:space="preserve">0.33, 2.59</w:t>
+              <w:t xml:space="preserve">0.33, 2.60</w:t>
             </w:r>
           </w:p>
         </w:tc>
@@ -13608,166 +13608,166 @@
                 <w:szCs w:val="22"/>
                 <w:color w:val="000000"/>
               </w:rPr>
-              <w:t xml:space="preserve">323</w:t>
-            </w:r>
-          </w:p>
-        </w:tc>
-        <w:tc>
-          <w:tcPr>
-            <w:tcBorders>
-              <w:bottom w:val="none" w:sz="0" w:space="0" w:color="000000"/>
-              <w:top w:val="none" w:sz="0" w:space="0" w:color="000000"/>
-              <w:left w:val="none" w:sz="0" w:space="0" w:color="000000"/>
-              <w:right w:val="none" w:sz="0" w:space="0" w:color="000000"/>
-            </w:tcBorders>
-            <w:shd w:val="clear" w:color="auto" w:fill="FFFFFF"/>
-            <w:tcMar>
-              <w:top w:w="0" w:type="dxa"/>
-              <w:bottom w:w="0" w:type="dxa"/>
-              <w:left w:w="0" w:type="dxa"/>
-              <w:right w:w="0" w:type="dxa"/>
-            </w:tcMar>
-            <w:vAlign w:val="top"/>
-          </w:tcPr>
-          <w:p>
-            <w:pPr>
-              <w:pStyle w:val="Normal"/>
-              <w:jc w:val="center"/>
-              <w:pBdr>
-                <w:bottom w:val="none" w:sz="0" w:space="0" w:color="000000"/>
-                <w:top w:val="none" w:sz="0" w:space="0" w:color="000000"/>
-                <w:left w:val="none" w:sz="0" w:space="0" w:color="000000"/>
-                <w:right w:val="none" w:sz="0" w:space="0" w:color="000000"/>
-              </w:pBdr>
-              <w:spacing w:after="100" w:before="100" w:line="240"/>
-              <w:ind w:left="100" w:right="100" w:firstLine="0" w:firstLineChars="0"/>
-              <w:rPr>
-                <w:rFonts w:ascii="Helvetica" w:hAnsi="Helvetica" w:eastAsia="Helvetica" w:cs="Helvetica"/>
-                <w:i w:val="false"/>
-                <w:b w:val="false"/>
-                <w:u w:val="none"/>
-                <w:sz w:val="22"/>
-                <w:szCs w:val="22"/>
-                <w:color w:val="000000"/>
-              </w:rPr>
-            </w:pPr>
-            <w:r>
-              <w:rPr>
-                <w:rFonts w:ascii="Helvetica" w:hAnsi="Helvetica" w:eastAsia="Helvetica" w:cs="Helvetica"/>
-                <w:i w:val="false"/>
-                <w:b w:val="false"/>
-                <w:u w:val="none"/>
-                <w:sz w:val="22"/>
-                <w:szCs w:val="22"/>
-                <w:color w:val="000000"/>
-              </w:rPr>
-              <w:t xml:space="preserve">0.89</w:t>
-            </w:r>
-          </w:p>
-        </w:tc>
-        <w:tc>
-          <w:tcPr>
-            <w:tcBorders>
-              <w:bottom w:val="none" w:sz="0" w:space="0" w:color="000000"/>
-              <w:top w:val="none" w:sz="0" w:space="0" w:color="000000"/>
-              <w:left w:val="none" w:sz="0" w:space="0" w:color="000000"/>
-              <w:right w:val="none" w:sz="0" w:space="0" w:color="000000"/>
-            </w:tcBorders>
-            <w:shd w:val="clear" w:color="auto" w:fill="FFFFFF"/>
-            <w:tcMar>
-              <w:top w:w="0" w:type="dxa"/>
-              <w:bottom w:w="0" w:type="dxa"/>
-              <w:left w:w="0" w:type="dxa"/>
-              <w:right w:w="0" w:type="dxa"/>
-            </w:tcMar>
-            <w:vAlign w:val="top"/>
-          </w:tcPr>
-          <w:p>
-            <w:pPr>
-              <w:pStyle w:val="Normal"/>
-              <w:jc w:val="center"/>
-              <w:pBdr>
-                <w:bottom w:val="none" w:sz="0" w:space="0" w:color="000000"/>
-                <w:top w:val="none" w:sz="0" w:space="0" w:color="000000"/>
-                <w:left w:val="none" w:sz="0" w:space="0" w:color="000000"/>
-                <w:right w:val="none" w:sz="0" w:space="0" w:color="000000"/>
-              </w:pBdr>
-              <w:spacing w:after="100" w:before="100" w:line="240"/>
-              <w:ind w:left="100" w:right="100" w:firstLine="0" w:firstLineChars="0"/>
-              <w:rPr>
-                <w:rFonts w:ascii="Helvetica" w:hAnsi="Helvetica" w:eastAsia="Helvetica" w:cs="Helvetica"/>
-                <w:i w:val="false"/>
-                <w:b w:val="false"/>
-                <w:u w:val="none"/>
-                <w:sz w:val="22"/>
-                <w:szCs w:val="22"/>
-                <w:color w:val="000000"/>
-              </w:rPr>
-            </w:pPr>
-            <w:r>
-              <w:rPr>
-                <w:rFonts w:ascii="Helvetica" w:hAnsi="Helvetica" w:eastAsia="Helvetica" w:cs="Helvetica"/>
-                <w:i w:val="false"/>
-                <w:b w:val="false"/>
-                <w:u w:val="none"/>
-                <w:sz w:val="22"/>
-                <w:szCs w:val="22"/>
-                <w:color w:val="000000"/>
-              </w:rPr>
-              <w:t xml:space="preserve">0.23, 3.49</w:t>
-            </w:r>
-          </w:p>
-        </w:tc>
-        <w:tc>
-          <w:tcPr>
-            <w:tcBorders>
-              <w:bottom w:val="none" w:sz="0" w:space="0" w:color="000000"/>
-              <w:top w:val="none" w:sz="0" w:space="0" w:color="000000"/>
-              <w:left w:val="none" w:sz="0" w:space="0" w:color="000000"/>
-              <w:right w:val="none" w:sz="0" w:space="0" w:color="000000"/>
-            </w:tcBorders>
-            <w:shd w:val="clear" w:color="auto" w:fill="FFFFFF"/>
-            <w:tcMar>
-              <w:top w:w="0" w:type="dxa"/>
-              <w:bottom w:w="0" w:type="dxa"/>
-              <w:left w:w="0" w:type="dxa"/>
-              <w:right w:w="0" w:type="dxa"/>
-            </w:tcMar>
-            <w:vAlign w:val="top"/>
-          </w:tcPr>
-          <w:p>
-            <w:pPr>
-              <w:pStyle w:val="Normal"/>
-              <w:jc w:val="center"/>
-              <w:pBdr>
-                <w:bottom w:val="none" w:sz="0" w:space="0" w:color="000000"/>
-                <w:top w:val="none" w:sz="0" w:space="0" w:color="000000"/>
-                <w:left w:val="none" w:sz="0" w:space="0" w:color="000000"/>
-                <w:right w:val="none" w:sz="0" w:space="0" w:color="000000"/>
-              </w:pBdr>
-              <w:spacing w:after="100" w:before="100" w:line="240"/>
-              <w:ind w:left="100" w:right="100" w:firstLine="0" w:firstLineChars="0"/>
-              <w:rPr>
-                <w:rFonts w:ascii="Helvetica" w:hAnsi="Helvetica" w:eastAsia="Helvetica" w:cs="Helvetica"/>
-                <w:i w:val="false"/>
-                <w:b w:val="false"/>
-                <w:u w:val="none"/>
-                <w:sz w:val="22"/>
-                <w:szCs w:val="22"/>
-                <w:color w:val="000000"/>
-              </w:rPr>
-            </w:pPr>
-            <w:r>
-              <w:rPr>
-                <w:rFonts w:ascii="Helvetica" w:hAnsi="Helvetica" w:eastAsia="Helvetica" w:cs="Helvetica"/>
-                <w:i w:val="false"/>
-                <w:b w:val="false"/>
-                <w:u w:val="none"/>
-                <w:sz w:val="22"/>
-                <w:szCs w:val="22"/>
-                <w:color w:val="000000"/>
-              </w:rPr>
-              <w:t xml:space="preserve">0.870</w:t>
+              <w:t xml:space="preserve">322</w:t>
+            </w:r>
+          </w:p>
+        </w:tc>
+        <w:tc>
+          <w:tcPr>
+            <w:tcBorders>
+              <w:bottom w:val="none" w:sz="0" w:space="0" w:color="000000"/>
+              <w:top w:val="none" w:sz="0" w:space="0" w:color="000000"/>
+              <w:left w:val="none" w:sz="0" w:space="0" w:color="000000"/>
+              <w:right w:val="none" w:sz="0" w:space="0" w:color="000000"/>
+            </w:tcBorders>
+            <w:shd w:val="clear" w:color="auto" w:fill="FFFFFF"/>
+            <w:tcMar>
+              <w:top w:w="0" w:type="dxa"/>
+              <w:bottom w:w="0" w:type="dxa"/>
+              <w:left w:w="0" w:type="dxa"/>
+              <w:right w:w="0" w:type="dxa"/>
+            </w:tcMar>
+            <w:vAlign w:val="top"/>
+          </w:tcPr>
+          <w:p>
+            <w:pPr>
+              <w:pStyle w:val="Normal"/>
+              <w:jc w:val="center"/>
+              <w:pBdr>
+                <w:bottom w:val="none" w:sz="0" w:space="0" w:color="000000"/>
+                <w:top w:val="none" w:sz="0" w:space="0" w:color="000000"/>
+                <w:left w:val="none" w:sz="0" w:space="0" w:color="000000"/>
+                <w:right w:val="none" w:sz="0" w:space="0" w:color="000000"/>
+              </w:pBdr>
+              <w:spacing w:after="100" w:before="100" w:line="240"/>
+              <w:ind w:left="100" w:right="100" w:firstLine="0" w:firstLineChars="0"/>
+              <w:rPr>
+                <w:rFonts w:ascii="Helvetica" w:hAnsi="Helvetica" w:eastAsia="Helvetica" w:cs="Helvetica"/>
+                <w:i w:val="false"/>
+                <w:b w:val="false"/>
+                <w:u w:val="none"/>
+                <w:sz w:val="22"/>
+                <w:szCs w:val="22"/>
+                <w:color w:val="000000"/>
+              </w:rPr>
+            </w:pPr>
+            <w:r>
+              <w:rPr>
+                <w:rFonts w:ascii="Helvetica" w:hAnsi="Helvetica" w:eastAsia="Helvetica" w:cs="Helvetica"/>
+                <w:i w:val="false"/>
+                <w:b w:val="false"/>
+                <w:u w:val="none"/>
+                <w:sz w:val="22"/>
+                <w:szCs w:val="22"/>
+                <w:color w:val="000000"/>
+              </w:rPr>
+              <w:t xml:space="preserve">0.87</w:t>
+            </w:r>
+          </w:p>
+        </w:tc>
+        <w:tc>
+          <w:tcPr>
+            <w:tcBorders>
+              <w:bottom w:val="none" w:sz="0" w:space="0" w:color="000000"/>
+              <w:top w:val="none" w:sz="0" w:space="0" w:color="000000"/>
+              <w:left w:val="none" w:sz="0" w:space="0" w:color="000000"/>
+              <w:right w:val="none" w:sz="0" w:space="0" w:color="000000"/>
+            </w:tcBorders>
+            <w:shd w:val="clear" w:color="auto" w:fill="FFFFFF"/>
+            <w:tcMar>
+              <w:top w:w="0" w:type="dxa"/>
+              <w:bottom w:w="0" w:type="dxa"/>
+              <w:left w:w="0" w:type="dxa"/>
+              <w:right w:w="0" w:type="dxa"/>
+            </w:tcMar>
+            <w:vAlign w:val="top"/>
+          </w:tcPr>
+          <w:p>
+            <w:pPr>
+              <w:pStyle w:val="Normal"/>
+              <w:jc w:val="center"/>
+              <w:pBdr>
+                <w:bottom w:val="none" w:sz="0" w:space="0" w:color="000000"/>
+                <w:top w:val="none" w:sz="0" w:space="0" w:color="000000"/>
+                <w:left w:val="none" w:sz="0" w:space="0" w:color="000000"/>
+                <w:right w:val="none" w:sz="0" w:space="0" w:color="000000"/>
+              </w:pBdr>
+              <w:spacing w:after="100" w:before="100" w:line="240"/>
+              <w:ind w:left="100" w:right="100" w:firstLine="0" w:firstLineChars="0"/>
+              <w:rPr>
+                <w:rFonts w:ascii="Helvetica" w:hAnsi="Helvetica" w:eastAsia="Helvetica" w:cs="Helvetica"/>
+                <w:i w:val="false"/>
+                <w:b w:val="false"/>
+                <w:u w:val="none"/>
+                <w:sz w:val="22"/>
+                <w:szCs w:val="22"/>
+                <w:color w:val="000000"/>
+              </w:rPr>
+            </w:pPr>
+            <w:r>
+              <w:rPr>
+                <w:rFonts w:ascii="Helvetica" w:hAnsi="Helvetica" w:eastAsia="Helvetica" w:cs="Helvetica"/>
+                <w:i w:val="false"/>
+                <w:b w:val="false"/>
+                <w:u w:val="none"/>
+                <w:sz w:val="22"/>
+                <w:szCs w:val="22"/>
+                <w:color w:val="000000"/>
+              </w:rPr>
+              <w:t xml:space="preserve">0.23, 3.33</w:t>
+            </w:r>
+          </w:p>
+        </w:tc>
+        <w:tc>
+          <w:tcPr>
+            <w:tcBorders>
+              <w:bottom w:val="none" w:sz="0" w:space="0" w:color="000000"/>
+              <w:top w:val="none" w:sz="0" w:space="0" w:color="000000"/>
+              <w:left w:val="none" w:sz="0" w:space="0" w:color="000000"/>
+              <w:right w:val="none" w:sz="0" w:space="0" w:color="000000"/>
+            </w:tcBorders>
+            <w:shd w:val="clear" w:color="auto" w:fill="FFFFFF"/>
+            <w:tcMar>
+              <w:top w:w="0" w:type="dxa"/>
+              <w:bottom w:w="0" w:type="dxa"/>
+              <w:left w:w="0" w:type="dxa"/>
+              <w:right w:w="0" w:type="dxa"/>
+            </w:tcMar>
+            <w:vAlign w:val="top"/>
+          </w:tcPr>
+          <w:p>
+            <w:pPr>
+              <w:pStyle w:val="Normal"/>
+              <w:jc w:val="center"/>
+              <w:pBdr>
+                <w:bottom w:val="none" w:sz="0" w:space="0" w:color="000000"/>
+                <w:top w:val="none" w:sz="0" w:space="0" w:color="000000"/>
+                <w:left w:val="none" w:sz="0" w:space="0" w:color="000000"/>
+                <w:right w:val="none" w:sz="0" w:space="0" w:color="000000"/>
+              </w:pBdr>
+              <w:spacing w:after="100" w:before="100" w:line="240"/>
+              <w:ind w:left="100" w:right="100" w:firstLine="0" w:firstLineChars="0"/>
+              <w:rPr>
+                <w:rFonts w:ascii="Helvetica" w:hAnsi="Helvetica" w:eastAsia="Helvetica" w:cs="Helvetica"/>
+                <w:i w:val="false"/>
+                <w:b w:val="false"/>
+                <w:u w:val="none"/>
+                <w:sz w:val="22"/>
+                <w:szCs w:val="22"/>
+                <w:color w:val="000000"/>
+              </w:rPr>
+            </w:pPr>
+            <w:r>
+              <w:rPr>
+                <w:rFonts w:ascii="Helvetica" w:hAnsi="Helvetica" w:eastAsia="Helvetica" w:cs="Helvetica"/>
+                <w:i w:val="false"/>
+                <w:b w:val="false"/>
+                <w:u w:val="none"/>
+                <w:sz w:val="22"/>
+                <w:szCs w:val="22"/>
+                <w:color w:val="000000"/>
+              </w:rPr>
+              <w:t xml:space="preserve">0.840</w:t>
             </w:r>
           </w:p>
         </w:tc>
@@ -13879,7 +13879,7 @@
                 <w:szCs w:val="22"/>
                 <w:color w:val="000000"/>
               </w:rPr>
-              <w:t xml:space="preserve">323</w:t>
+              <w:t xml:space="preserve">322</w:t>
             </w:r>
           </w:p>
         </w:tc>
@@ -14038,219 +14038,219 @@
                 <w:szCs w:val="22"/>
                 <w:color w:val="000000"/>
               </w:rPr>
-              <w:t xml:space="preserve">0.710</w:t>
-            </w:r>
-          </w:p>
-        </w:tc>
-        <w:tc>
-          <w:tcPr>
-            <w:tcBorders>
-              <w:bottom w:val="none" w:sz="0" w:space="0" w:color="000000"/>
-              <w:top w:val="none" w:sz="0" w:space="0" w:color="000000"/>
-              <w:left w:val="none" w:sz="0" w:space="0" w:color="000000"/>
-              <w:right w:val="none" w:sz="0" w:space="0" w:color="000000"/>
-            </w:tcBorders>
-            <w:shd w:val="clear" w:color="auto" w:fill="FFFFFF"/>
-            <w:tcMar>
-              <w:top w:w="0" w:type="dxa"/>
-              <w:bottom w:w="0" w:type="dxa"/>
-              <w:left w:w="0" w:type="dxa"/>
-              <w:right w:w="0" w:type="dxa"/>
-            </w:tcMar>
-            <w:vAlign w:val="top"/>
-          </w:tcPr>
-          <w:p>
-            <w:pPr>
-              <w:pStyle w:val="Normal"/>
-              <w:jc w:val="center"/>
-              <w:pBdr>
-                <w:bottom w:val="none" w:sz="0" w:space="0" w:color="000000"/>
-                <w:top w:val="none" w:sz="0" w:space="0" w:color="000000"/>
-                <w:left w:val="none" w:sz="0" w:space="0" w:color="000000"/>
-                <w:right w:val="none" w:sz="0" w:space="0" w:color="000000"/>
-              </w:pBdr>
-              <w:spacing w:after="100" w:before="100" w:line="240"/>
-              <w:ind w:left="100" w:right="100" w:firstLine="0" w:firstLineChars="0"/>
-              <w:rPr>
-                <w:rFonts w:ascii="Helvetica" w:hAnsi="Helvetica" w:eastAsia="Helvetica" w:cs="Helvetica"/>
-                <w:i w:val="false"/>
-                <w:b w:val="false"/>
-                <w:u w:val="none"/>
-                <w:sz w:val="22"/>
-                <w:szCs w:val="22"/>
-                <w:color w:val="000000"/>
-              </w:rPr>
-            </w:pPr>
-            <w:r>
-              <w:rPr>
-                <w:rFonts w:ascii="Helvetica" w:hAnsi="Helvetica" w:eastAsia="Helvetica" w:cs="Helvetica"/>
-                <w:i w:val="false"/>
-                <w:b w:val="false"/>
-                <w:u w:val="none"/>
-                <w:sz w:val="22"/>
-                <w:szCs w:val="22"/>
-                <w:color w:val="000000"/>
-              </w:rPr>
-              <w:t xml:space="preserve">323</w:t>
-            </w:r>
-          </w:p>
-        </w:tc>
-        <w:tc>
-          <w:tcPr>
-            <w:tcBorders>
-              <w:bottom w:val="none" w:sz="0" w:space="0" w:color="000000"/>
-              <w:top w:val="none" w:sz="0" w:space="0" w:color="000000"/>
-              <w:left w:val="none" w:sz="0" w:space="0" w:color="000000"/>
-              <w:right w:val="none" w:sz="0" w:space="0" w:color="000000"/>
-            </w:tcBorders>
-            <w:shd w:val="clear" w:color="auto" w:fill="FFFFFF"/>
-            <w:tcMar>
-              <w:top w:w="0" w:type="dxa"/>
-              <w:bottom w:w="0" w:type="dxa"/>
-              <w:left w:w="0" w:type="dxa"/>
-              <w:right w:w="0" w:type="dxa"/>
-            </w:tcMar>
-            <w:vAlign w:val="top"/>
-          </w:tcPr>
-          <w:p>
-            <w:pPr>
-              <w:pStyle w:val="Normal"/>
-              <w:jc w:val="center"/>
-              <w:pBdr>
-                <w:bottom w:val="none" w:sz="0" w:space="0" w:color="000000"/>
-                <w:top w:val="none" w:sz="0" w:space="0" w:color="000000"/>
-                <w:left w:val="none" w:sz="0" w:space="0" w:color="000000"/>
-                <w:right w:val="none" w:sz="0" w:space="0" w:color="000000"/>
-              </w:pBdr>
-              <w:spacing w:after="100" w:before="100" w:line="240"/>
-              <w:ind w:left="100" w:right="100" w:firstLine="0" w:firstLineChars="0"/>
-              <w:rPr>
-                <w:rFonts w:ascii="Helvetica" w:hAnsi="Helvetica" w:eastAsia="Helvetica" w:cs="Helvetica"/>
-                <w:i w:val="false"/>
-                <w:b w:val="false"/>
-                <w:u w:val="none"/>
-                <w:sz w:val="22"/>
-                <w:szCs w:val="22"/>
-                <w:color w:val="000000"/>
-              </w:rPr>
-            </w:pPr>
-            <w:r>
-              <w:rPr>
-                <w:rFonts w:ascii="Helvetica" w:hAnsi="Helvetica" w:eastAsia="Helvetica" w:cs="Helvetica"/>
-                <w:i w:val="false"/>
-                <w:b w:val="false"/>
-                <w:u w:val="none"/>
-                <w:sz w:val="22"/>
-                <w:szCs w:val="22"/>
-                <w:color w:val="000000"/>
-              </w:rPr>
-              <w:t xml:space="preserve">0.98</w:t>
-            </w:r>
-          </w:p>
-        </w:tc>
-        <w:tc>
-          <w:tcPr>
-            <w:tcBorders>
-              <w:bottom w:val="none" w:sz="0" w:space="0" w:color="000000"/>
-              <w:top w:val="none" w:sz="0" w:space="0" w:color="000000"/>
-              <w:left w:val="none" w:sz="0" w:space="0" w:color="000000"/>
-              <w:right w:val="none" w:sz="0" w:space="0" w:color="000000"/>
-            </w:tcBorders>
-            <w:shd w:val="clear" w:color="auto" w:fill="FFFFFF"/>
-            <w:tcMar>
-              <w:top w:w="0" w:type="dxa"/>
-              <w:bottom w:w="0" w:type="dxa"/>
-              <w:left w:w="0" w:type="dxa"/>
-              <w:right w:w="0" w:type="dxa"/>
-            </w:tcMar>
-            <w:vAlign w:val="top"/>
-          </w:tcPr>
-          <w:p>
-            <w:pPr>
-              <w:pStyle w:val="Normal"/>
-              <w:jc w:val="center"/>
-              <w:pBdr>
-                <w:bottom w:val="none" w:sz="0" w:space="0" w:color="000000"/>
-                <w:top w:val="none" w:sz="0" w:space="0" w:color="000000"/>
-                <w:left w:val="none" w:sz="0" w:space="0" w:color="000000"/>
-                <w:right w:val="none" w:sz="0" w:space="0" w:color="000000"/>
-              </w:pBdr>
-              <w:spacing w:after="100" w:before="100" w:line="240"/>
-              <w:ind w:left="100" w:right="100" w:firstLine="0" w:firstLineChars="0"/>
-              <w:rPr>
-                <w:rFonts w:ascii="Helvetica" w:hAnsi="Helvetica" w:eastAsia="Helvetica" w:cs="Helvetica"/>
-                <w:i w:val="false"/>
-                <w:b w:val="false"/>
-                <w:u w:val="none"/>
-                <w:sz w:val="22"/>
-                <w:szCs w:val="22"/>
-                <w:color w:val="000000"/>
-              </w:rPr>
-            </w:pPr>
-            <w:r>
-              <w:rPr>
-                <w:rFonts w:ascii="Helvetica" w:hAnsi="Helvetica" w:eastAsia="Helvetica" w:cs="Helvetica"/>
-                <w:i w:val="false"/>
-                <w:b w:val="false"/>
-                <w:u w:val="none"/>
-                <w:sz w:val="22"/>
-                <w:szCs w:val="22"/>
-                <w:color w:val="000000"/>
-              </w:rPr>
-              <w:t xml:space="preserve">0.92, 1.05</w:t>
-            </w:r>
-          </w:p>
-        </w:tc>
-        <w:tc>
-          <w:tcPr>
-            <w:tcBorders>
-              <w:bottom w:val="none" w:sz="0" w:space="0" w:color="000000"/>
-              <w:top w:val="none" w:sz="0" w:space="0" w:color="000000"/>
-              <w:left w:val="none" w:sz="0" w:space="0" w:color="000000"/>
-              <w:right w:val="none" w:sz="0" w:space="0" w:color="000000"/>
-            </w:tcBorders>
-            <w:shd w:val="clear" w:color="auto" w:fill="FFFFFF"/>
-            <w:tcMar>
-              <w:top w:w="0" w:type="dxa"/>
-              <w:bottom w:w="0" w:type="dxa"/>
-              <w:left w:w="0" w:type="dxa"/>
-              <w:right w:w="0" w:type="dxa"/>
-            </w:tcMar>
-            <w:vAlign w:val="top"/>
-          </w:tcPr>
-          <w:p>
-            <w:pPr>
-              <w:pStyle w:val="Normal"/>
-              <w:jc w:val="center"/>
-              <w:pBdr>
-                <w:bottom w:val="none" w:sz="0" w:space="0" w:color="000000"/>
-                <w:top w:val="none" w:sz="0" w:space="0" w:color="000000"/>
-                <w:left w:val="none" w:sz="0" w:space="0" w:color="000000"/>
-                <w:right w:val="none" w:sz="0" w:space="0" w:color="000000"/>
-              </w:pBdr>
-              <w:spacing w:after="100" w:before="100" w:line="240"/>
-              <w:ind w:left="100" w:right="100" w:firstLine="0" w:firstLineChars="0"/>
-              <w:rPr>
-                <w:rFonts w:ascii="Helvetica" w:hAnsi="Helvetica" w:eastAsia="Helvetica" w:cs="Helvetica"/>
-                <w:i w:val="false"/>
-                <w:b w:val="false"/>
-                <w:u w:val="none"/>
-                <w:sz w:val="22"/>
-                <w:szCs w:val="22"/>
-                <w:color w:val="000000"/>
-              </w:rPr>
-            </w:pPr>
-            <w:r>
-              <w:rPr>
-                <w:rFonts w:ascii="Helvetica" w:hAnsi="Helvetica" w:eastAsia="Helvetica" w:cs="Helvetica"/>
-                <w:i w:val="false"/>
-                <w:b w:val="false"/>
-                <w:u w:val="none"/>
-                <w:sz w:val="22"/>
-                <w:szCs w:val="22"/>
-                <w:color w:val="000000"/>
-              </w:rPr>
-              <w:t xml:space="preserve">0.620</w:t>
+              <w:t xml:space="preserve">0.660</w:t>
+            </w:r>
+          </w:p>
+        </w:tc>
+        <w:tc>
+          <w:tcPr>
+            <w:tcBorders>
+              <w:bottom w:val="none" w:sz="0" w:space="0" w:color="000000"/>
+              <w:top w:val="none" w:sz="0" w:space="0" w:color="000000"/>
+              <w:left w:val="none" w:sz="0" w:space="0" w:color="000000"/>
+              <w:right w:val="none" w:sz="0" w:space="0" w:color="000000"/>
+            </w:tcBorders>
+            <w:shd w:val="clear" w:color="auto" w:fill="FFFFFF"/>
+            <w:tcMar>
+              <w:top w:w="0" w:type="dxa"/>
+              <w:bottom w:w="0" w:type="dxa"/>
+              <w:left w:w="0" w:type="dxa"/>
+              <w:right w:w="0" w:type="dxa"/>
+            </w:tcMar>
+            <w:vAlign w:val="top"/>
+          </w:tcPr>
+          <w:p>
+            <w:pPr>
+              <w:pStyle w:val="Normal"/>
+              <w:jc w:val="center"/>
+              <w:pBdr>
+                <w:bottom w:val="none" w:sz="0" w:space="0" w:color="000000"/>
+                <w:top w:val="none" w:sz="0" w:space="0" w:color="000000"/>
+                <w:left w:val="none" w:sz="0" w:space="0" w:color="000000"/>
+                <w:right w:val="none" w:sz="0" w:space="0" w:color="000000"/>
+              </w:pBdr>
+              <w:spacing w:after="100" w:before="100" w:line="240"/>
+              <w:ind w:left="100" w:right="100" w:firstLine="0" w:firstLineChars="0"/>
+              <w:rPr>
+                <w:rFonts w:ascii="Helvetica" w:hAnsi="Helvetica" w:eastAsia="Helvetica" w:cs="Helvetica"/>
+                <w:i w:val="false"/>
+                <w:b w:val="false"/>
+                <w:u w:val="none"/>
+                <w:sz w:val="22"/>
+                <w:szCs w:val="22"/>
+                <w:color w:val="000000"/>
+              </w:rPr>
+            </w:pPr>
+            <w:r>
+              <w:rPr>
+                <w:rFonts w:ascii="Helvetica" w:hAnsi="Helvetica" w:eastAsia="Helvetica" w:cs="Helvetica"/>
+                <w:i w:val="false"/>
+                <w:b w:val="false"/>
+                <w:u w:val="none"/>
+                <w:sz w:val="22"/>
+                <w:szCs w:val="22"/>
+                <w:color w:val="000000"/>
+              </w:rPr>
+              <w:t xml:space="preserve">322</w:t>
+            </w:r>
+          </w:p>
+        </w:tc>
+        <w:tc>
+          <w:tcPr>
+            <w:tcBorders>
+              <w:bottom w:val="none" w:sz="0" w:space="0" w:color="000000"/>
+              <w:top w:val="none" w:sz="0" w:space="0" w:color="000000"/>
+              <w:left w:val="none" w:sz="0" w:space="0" w:color="000000"/>
+              <w:right w:val="none" w:sz="0" w:space="0" w:color="000000"/>
+            </w:tcBorders>
+            <w:shd w:val="clear" w:color="auto" w:fill="FFFFFF"/>
+            <w:tcMar>
+              <w:top w:w="0" w:type="dxa"/>
+              <w:bottom w:w="0" w:type="dxa"/>
+              <w:left w:w="0" w:type="dxa"/>
+              <w:right w:w="0" w:type="dxa"/>
+            </w:tcMar>
+            <w:vAlign w:val="top"/>
+          </w:tcPr>
+          <w:p>
+            <w:pPr>
+              <w:pStyle w:val="Normal"/>
+              <w:jc w:val="center"/>
+              <w:pBdr>
+                <w:bottom w:val="none" w:sz="0" w:space="0" w:color="000000"/>
+                <w:top w:val="none" w:sz="0" w:space="0" w:color="000000"/>
+                <w:left w:val="none" w:sz="0" w:space="0" w:color="000000"/>
+                <w:right w:val="none" w:sz="0" w:space="0" w:color="000000"/>
+              </w:pBdr>
+              <w:spacing w:after="100" w:before="100" w:line="240"/>
+              <w:ind w:left="100" w:right="100" w:firstLine="0" w:firstLineChars="0"/>
+              <w:rPr>
+                <w:rFonts w:ascii="Helvetica" w:hAnsi="Helvetica" w:eastAsia="Helvetica" w:cs="Helvetica"/>
+                <w:i w:val="false"/>
+                <w:b w:val="false"/>
+                <w:u w:val="none"/>
+                <w:sz w:val="22"/>
+                <w:szCs w:val="22"/>
+                <w:color w:val="000000"/>
+              </w:rPr>
+            </w:pPr>
+            <w:r>
+              <w:rPr>
+                <w:rFonts w:ascii="Helvetica" w:hAnsi="Helvetica" w:eastAsia="Helvetica" w:cs="Helvetica"/>
+                <w:i w:val="false"/>
+                <w:b w:val="false"/>
+                <w:u w:val="none"/>
+                <w:sz w:val="22"/>
+                <w:szCs w:val="22"/>
+                <w:color w:val="000000"/>
+              </w:rPr>
+              <w:t xml:space="preserve">0.99</w:t>
+            </w:r>
+          </w:p>
+        </w:tc>
+        <w:tc>
+          <w:tcPr>
+            <w:tcBorders>
+              <w:bottom w:val="none" w:sz="0" w:space="0" w:color="000000"/>
+              <w:top w:val="none" w:sz="0" w:space="0" w:color="000000"/>
+              <w:left w:val="none" w:sz="0" w:space="0" w:color="000000"/>
+              <w:right w:val="none" w:sz="0" w:space="0" w:color="000000"/>
+            </w:tcBorders>
+            <w:shd w:val="clear" w:color="auto" w:fill="FFFFFF"/>
+            <w:tcMar>
+              <w:top w:w="0" w:type="dxa"/>
+              <w:bottom w:w="0" w:type="dxa"/>
+              <w:left w:w="0" w:type="dxa"/>
+              <w:right w:w="0" w:type="dxa"/>
+            </w:tcMar>
+            <w:vAlign w:val="top"/>
+          </w:tcPr>
+          <w:p>
+            <w:pPr>
+              <w:pStyle w:val="Normal"/>
+              <w:jc w:val="center"/>
+              <w:pBdr>
+                <w:bottom w:val="none" w:sz="0" w:space="0" w:color="000000"/>
+                <w:top w:val="none" w:sz="0" w:space="0" w:color="000000"/>
+                <w:left w:val="none" w:sz="0" w:space="0" w:color="000000"/>
+                <w:right w:val="none" w:sz="0" w:space="0" w:color="000000"/>
+              </w:pBdr>
+              <w:spacing w:after="100" w:before="100" w:line="240"/>
+              <w:ind w:left="100" w:right="100" w:firstLine="0" w:firstLineChars="0"/>
+              <w:rPr>
+                <w:rFonts w:ascii="Helvetica" w:hAnsi="Helvetica" w:eastAsia="Helvetica" w:cs="Helvetica"/>
+                <w:i w:val="false"/>
+                <w:b w:val="false"/>
+                <w:u w:val="none"/>
+                <w:sz w:val="22"/>
+                <w:szCs w:val="22"/>
+                <w:color w:val="000000"/>
+              </w:rPr>
+            </w:pPr>
+            <w:r>
+              <w:rPr>
+                <w:rFonts w:ascii="Helvetica" w:hAnsi="Helvetica" w:eastAsia="Helvetica" w:cs="Helvetica"/>
+                <w:i w:val="false"/>
+                <w:b w:val="false"/>
+                <w:u w:val="none"/>
+                <w:sz w:val="22"/>
+                <w:szCs w:val="22"/>
+                <w:color w:val="000000"/>
+              </w:rPr>
+              <w:t xml:space="preserve">0.92, 1.06</w:t>
+            </w:r>
+          </w:p>
+        </w:tc>
+        <w:tc>
+          <w:tcPr>
+            <w:tcBorders>
+              <w:bottom w:val="none" w:sz="0" w:space="0" w:color="000000"/>
+              <w:top w:val="none" w:sz="0" w:space="0" w:color="000000"/>
+              <w:left w:val="none" w:sz="0" w:space="0" w:color="000000"/>
+              <w:right w:val="none" w:sz="0" w:space="0" w:color="000000"/>
+            </w:tcBorders>
+            <w:shd w:val="clear" w:color="auto" w:fill="FFFFFF"/>
+            <w:tcMar>
+              <w:top w:w="0" w:type="dxa"/>
+              <w:bottom w:w="0" w:type="dxa"/>
+              <w:left w:w="0" w:type="dxa"/>
+              <w:right w:w="0" w:type="dxa"/>
+            </w:tcMar>
+            <w:vAlign w:val="top"/>
+          </w:tcPr>
+          <w:p>
+            <w:pPr>
+              <w:pStyle w:val="Normal"/>
+              <w:jc w:val="center"/>
+              <w:pBdr>
+                <w:bottom w:val="none" w:sz="0" w:space="0" w:color="000000"/>
+                <w:top w:val="none" w:sz="0" w:space="0" w:color="000000"/>
+                <w:left w:val="none" w:sz="0" w:space="0" w:color="000000"/>
+                <w:right w:val="none" w:sz="0" w:space="0" w:color="000000"/>
+              </w:pBdr>
+              <w:spacing w:after="100" w:before="100" w:line="240"/>
+              <w:ind w:left="100" w:right="100" w:firstLine="0" w:firstLineChars="0"/>
+              <w:rPr>
+                <w:rFonts w:ascii="Helvetica" w:hAnsi="Helvetica" w:eastAsia="Helvetica" w:cs="Helvetica"/>
+                <w:i w:val="false"/>
+                <w:b w:val="false"/>
+                <w:u w:val="none"/>
+                <w:sz w:val="22"/>
+                <w:szCs w:val="22"/>
+                <w:color w:val="000000"/>
+              </w:rPr>
+            </w:pPr>
+            <w:r>
+              <w:rPr>
+                <w:rFonts w:ascii="Helvetica" w:hAnsi="Helvetica" w:eastAsia="Helvetica" w:cs="Helvetica"/>
+                <w:i w:val="false"/>
+                <w:b w:val="false"/>
+                <w:u w:val="none"/>
+                <w:sz w:val="22"/>
+                <w:szCs w:val="22"/>
+                <w:color w:val="000000"/>
+              </w:rPr>
+              <w:t xml:space="preserve">0.700</w:t>
             </w:r>
           </w:p>
         </w:tc>
@@ -14362,7 +14362,7 @@
                 <w:szCs w:val="22"/>
                 <w:color w:val="000000"/>
               </w:rPr>
-              <w:t xml:space="preserve">323</w:t>
+              <w:t xml:space="preserve">322</w:t>
             </w:r>
           </w:p>
         </w:tc>
@@ -14468,7 +14468,7 @@
                 <w:szCs w:val="22"/>
                 <w:color w:val="000000"/>
               </w:rPr>
-              <w:t xml:space="preserve">0.37, 1.41</w:t>
+              <w:t xml:space="preserve">0.37, 1.42</w:t>
             </w:r>
           </w:p>
         </w:tc>
@@ -14574,166 +14574,166 @@
                 <w:szCs w:val="22"/>
                 <w:color w:val="000000"/>
               </w:rPr>
-              <w:t xml:space="preserve">323</w:t>
-            </w:r>
-          </w:p>
-        </w:tc>
-        <w:tc>
-          <w:tcPr>
-            <w:tcBorders>
-              <w:bottom w:val="none" w:sz="0" w:space="0" w:color="000000"/>
-              <w:top w:val="none" w:sz="0" w:space="0" w:color="000000"/>
-              <w:left w:val="none" w:sz="0" w:space="0" w:color="000000"/>
-              <w:right w:val="none" w:sz="0" w:space="0" w:color="000000"/>
-            </w:tcBorders>
-            <w:shd w:val="clear" w:color="auto" w:fill="FFFFFF"/>
-            <w:tcMar>
-              <w:top w:w="0" w:type="dxa"/>
-              <w:bottom w:w="0" w:type="dxa"/>
-              <w:left w:w="0" w:type="dxa"/>
-              <w:right w:w="0" w:type="dxa"/>
-            </w:tcMar>
-            <w:vAlign w:val="top"/>
-          </w:tcPr>
-          <w:p>
-            <w:pPr>
-              <w:pStyle w:val="Normal"/>
-              <w:jc w:val="center"/>
-              <w:pBdr>
-                <w:bottom w:val="none" w:sz="0" w:space="0" w:color="000000"/>
-                <w:top w:val="none" w:sz="0" w:space="0" w:color="000000"/>
-                <w:left w:val="none" w:sz="0" w:space="0" w:color="000000"/>
-                <w:right w:val="none" w:sz="0" w:space="0" w:color="000000"/>
-              </w:pBdr>
-              <w:spacing w:after="100" w:before="100" w:line="240"/>
-              <w:ind w:left="100" w:right="100" w:firstLine="0" w:firstLineChars="0"/>
-              <w:rPr>
-                <w:rFonts w:ascii="Helvetica" w:hAnsi="Helvetica" w:eastAsia="Helvetica" w:cs="Helvetica"/>
-                <w:i w:val="false"/>
-                <w:b w:val="false"/>
-                <w:u w:val="none"/>
-                <w:sz w:val="22"/>
-                <w:szCs w:val="22"/>
-                <w:color w:val="000000"/>
-              </w:rPr>
-            </w:pPr>
-            <w:r>
-              <w:rPr>
-                <w:rFonts w:ascii="Helvetica" w:hAnsi="Helvetica" w:eastAsia="Helvetica" w:cs="Helvetica"/>
-                <w:i w:val="false"/>
-                <w:b w:val="false"/>
-                <w:u w:val="none"/>
-                <w:sz w:val="22"/>
-                <w:szCs w:val="22"/>
-                <w:color w:val="000000"/>
-              </w:rPr>
-              <w:t xml:space="preserve">0.64</w:t>
-            </w:r>
-          </w:p>
-        </w:tc>
-        <w:tc>
-          <w:tcPr>
-            <w:tcBorders>
-              <w:bottom w:val="none" w:sz="0" w:space="0" w:color="000000"/>
-              <w:top w:val="none" w:sz="0" w:space="0" w:color="000000"/>
-              <w:left w:val="none" w:sz="0" w:space="0" w:color="000000"/>
-              <w:right w:val="none" w:sz="0" w:space="0" w:color="000000"/>
-            </w:tcBorders>
-            <w:shd w:val="clear" w:color="auto" w:fill="FFFFFF"/>
-            <w:tcMar>
-              <w:top w:w="0" w:type="dxa"/>
-              <w:bottom w:w="0" w:type="dxa"/>
-              <w:left w:w="0" w:type="dxa"/>
-              <w:right w:w="0" w:type="dxa"/>
-            </w:tcMar>
-            <w:vAlign w:val="top"/>
-          </w:tcPr>
-          <w:p>
-            <w:pPr>
-              <w:pStyle w:val="Normal"/>
-              <w:jc w:val="center"/>
-              <w:pBdr>
-                <w:bottom w:val="none" w:sz="0" w:space="0" w:color="000000"/>
-                <w:top w:val="none" w:sz="0" w:space="0" w:color="000000"/>
-                <w:left w:val="none" w:sz="0" w:space="0" w:color="000000"/>
-                <w:right w:val="none" w:sz="0" w:space="0" w:color="000000"/>
-              </w:pBdr>
-              <w:spacing w:after="100" w:before="100" w:line="240"/>
-              <w:ind w:left="100" w:right="100" w:firstLine="0" w:firstLineChars="0"/>
-              <w:rPr>
-                <w:rFonts w:ascii="Helvetica" w:hAnsi="Helvetica" w:eastAsia="Helvetica" w:cs="Helvetica"/>
-                <w:i w:val="false"/>
-                <w:b w:val="false"/>
-                <w:u w:val="none"/>
-                <w:sz w:val="22"/>
-                <w:szCs w:val="22"/>
-                <w:color w:val="000000"/>
-              </w:rPr>
-            </w:pPr>
-            <w:r>
-              <w:rPr>
-                <w:rFonts w:ascii="Helvetica" w:hAnsi="Helvetica" w:eastAsia="Helvetica" w:cs="Helvetica"/>
-                <w:i w:val="false"/>
-                <w:b w:val="false"/>
-                <w:u w:val="none"/>
-                <w:sz w:val="22"/>
-                <w:szCs w:val="22"/>
-                <w:color w:val="000000"/>
-              </w:rPr>
-              <w:t xml:space="preserve">0.25, 1.64</w:t>
-            </w:r>
-          </w:p>
-        </w:tc>
-        <w:tc>
-          <w:tcPr>
-            <w:tcBorders>
-              <w:bottom w:val="none" w:sz="0" w:space="0" w:color="000000"/>
-              <w:top w:val="none" w:sz="0" w:space="0" w:color="000000"/>
-              <w:left w:val="none" w:sz="0" w:space="0" w:color="000000"/>
-              <w:right w:val="none" w:sz="0" w:space="0" w:color="000000"/>
-            </w:tcBorders>
-            <w:shd w:val="clear" w:color="auto" w:fill="FFFFFF"/>
-            <w:tcMar>
-              <w:top w:w="0" w:type="dxa"/>
-              <w:bottom w:w="0" w:type="dxa"/>
-              <w:left w:w="0" w:type="dxa"/>
-              <w:right w:w="0" w:type="dxa"/>
-            </w:tcMar>
-            <w:vAlign w:val="top"/>
-          </w:tcPr>
-          <w:p>
-            <w:pPr>
-              <w:pStyle w:val="Normal"/>
-              <w:jc w:val="center"/>
-              <w:pBdr>
-                <w:bottom w:val="none" w:sz="0" w:space="0" w:color="000000"/>
-                <w:top w:val="none" w:sz="0" w:space="0" w:color="000000"/>
-                <w:left w:val="none" w:sz="0" w:space="0" w:color="000000"/>
-                <w:right w:val="none" w:sz="0" w:space="0" w:color="000000"/>
-              </w:pBdr>
-              <w:spacing w:after="100" w:before="100" w:line="240"/>
-              <w:ind w:left="100" w:right="100" w:firstLine="0" w:firstLineChars="0"/>
-              <w:rPr>
-                <w:rFonts w:ascii="Helvetica" w:hAnsi="Helvetica" w:eastAsia="Helvetica" w:cs="Helvetica"/>
-                <w:i w:val="false"/>
-                <w:b w:val="false"/>
-                <w:u w:val="none"/>
-                <w:sz w:val="22"/>
-                <w:szCs w:val="22"/>
-                <w:color w:val="000000"/>
-              </w:rPr>
-            </w:pPr>
-            <w:r>
-              <w:rPr>
-                <w:rFonts w:ascii="Helvetica" w:hAnsi="Helvetica" w:eastAsia="Helvetica" w:cs="Helvetica"/>
-                <w:i w:val="false"/>
-                <w:b w:val="false"/>
-                <w:u w:val="none"/>
-                <w:sz w:val="22"/>
-                <w:szCs w:val="22"/>
-                <w:color w:val="000000"/>
-              </w:rPr>
-              <w:t xml:space="preserve">0.350</w:t>
+              <w:t xml:space="preserve">322</w:t>
+            </w:r>
+          </w:p>
+        </w:tc>
+        <w:tc>
+          <w:tcPr>
+            <w:tcBorders>
+              <w:bottom w:val="none" w:sz="0" w:space="0" w:color="000000"/>
+              <w:top w:val="none" w:sz="0" w:space="0" w:color="000000"/>
+              <w:left w:val="none" w:sz="0" w:space="0" w:color="000000"/>
+              <w:right w:val="none" w:sz="0" w:space="0" w:color="000000"/>
+            </w:tcBorders>
+            <w:shd w:val="clear" w:color="auto" w:fill="FFFFFF"/>
+            <w:tcMar>
+              <w:top w:w="0" w:type="dxa"/>
+              <w:bottom w:w="0" w:type="dxa"/>
+              <w:left w:w="0" w:type="dxa"/>
+              <w:right w:w="0" w:type="dxa"/>
+            </w:tcMar>
+            <w:vAlign w:val="top"/>
+          </w:tcPr>
+          <w:p>
+            <w:pPr>
+              <w:pStyle w:val="Normal"/>
+              <w:jc w:val="center"/>
+              <w:pBdr>
+                <w:bottom w:val="none" w:sz="0" w:space="0" w:color="000000"/>
+                <w:top w:val="none" w:sz="0" w:space="0" w:color="000000"/>
+                <w:left w:val="none" w:sz="0" w:space="0" w:color="000000"/>
+                <w:right w:val="none" w:sz="0" w:space="0" w:color="000000"/>
+              </w:pBdr>
+              <w:spacing w:after="100" w:before="100" w:line="240"/>
+              <w:ind w:left="100" w:right="100" w:firstLine="0" w:firstLineChars="0"/>
+              <w:rPr>
+                <w:rFonts w:ascii="Helvetica" w:hAnsi="Helvetica" w:eastAsia="Helvetica" w:cs="Helvetica"/>
+                <w:i w:val="false"/>
+                <w:b w:val="false"/>
+                <w:u w:val="none"/>
+                <w:sz w:val="22"/>
+                <w:szCs w:val="22"/>
+                <w:color w:val="000000"/>
+              </w:rPr>
+            </w:pPr>
+            <w:r>
+              <w:rPr>
+                <w:rFonts w:ascii="Helvetica" w:hAnsi="Helvetica" w:eastAsia="Helvetica" w:cs="Helvetica"/>
+                <w:i w:val="false"/>
+                <w:b w:val="false"/>
+                <w:u w:val="none"/>
+                <w:sz w:val="22"/>
+                <w:szCs w:val="22"/>
+                <w:color w:val="000000"/>
+              </w:rPr>
+              <w:t xml:space="preserve">0.62</w:t>
+            </w:r>
+          </w:p>
+        </w:tc>
+        <w:tc>
+          <w:tcPr>
+            <w:tcBorders>
+              <w:bottom w:val="none" w:sz="0" w:space="0" w:color="000000"/>
+              <w:top w:val="none" w:sz="0" w:space="0" w:color="000000"/>
+              <w:left w:val="none" w:sz="0" w:space="0" w:color="000000"/>
+              <w:right w:val="none" w:sz="0" w:space="0" w:color="000000"/>
+            </w:tcBorders>
+            <w:shd w:val="clear" w:color="auto" w:fill="FFFFFF"/>
+            <w:tcMar>
+              <w:top w:w="0" w:type="dxa"/>
+              <w:bottom w:w="0" w:type="dxa"/>
+              <w:left w:w="0" w:type="dxa"/>
+              <w:right w:w="0" w:type="dxa"/>
+            </w:tcMar>
+            <w:vAlign w:val="top"/>
+          </w:tcPr>
+          <w:p>
+            <w:pPr>
+              <w:pStyle w:val="Normal"/>
+              <w:jc w:val="center"/>
+              <w:pBdr>
+                <w:bottom w:val="none" w:sz="0" w:space="0" w:color="000000"/>
+                <w:top w:val="none" w:sz="0" w:space="0" w:color="000000"/>
+                <w:left w:val="none" w:sz="0" w:space="0" w:color="000000"/>
+                <w:right w:val="none" w:sz="0" w:space="0" w:color="000000"/>
+              </w:pBdr>
+              <w:spacing w:after="100" w:before="100" w:line="240"/>
+              <w:ind w:left="100" w:right="100" w:firstLine="0" w:firstLineChars="0"/>
+              <w:rPr>
+                <w:rFonts w:ascii="Helvetica" w:hAnsi="Helvetica" w:eastAsia="Helvetica" w:cs="Helvetica"/>
+                <w:i w:val="false"/>
+                <w:b w:val="false"/>
+                <w:u w:val="none"/>
+                <w:sz w:val="22"/>
+                <w:szCs w:val="22"/>
+                <w:color w:val="000000"/>
+              </w:rPr>
+            </w:pPr>
+            <w:r>
+              <w:rPr>
+                <w:rFonts w:ascii="Helvetica" w:hAnsi="Helvetica" w:eastAsia="Helvetica" w:cs="Helvetica"/>
+                <w:i w:val="false"/>
+                <w:b w:val="false"/>
+                <w:u w:val="none"/>
+                <w:sz w:val="22"/>
+                <w:szCs w:val="22"/>
+                <w:color w:val="000000"/>
+              </w:rPr>
+              <w:t xml:space="preserve">0.24, 1.62</w:t>
+            </w:r>
+          </w:p>
+        </w:tc>
+        <w:tc>
+          <w:tcPr>
+            <w:tcBorders>
+              <w:bottom w:val="none" w:sz="0" w:space="0" w:color="000000"/>
+              <w:top w:val="none" w:sz="0" w:space="0" w:color="000000"/>
+              <w:left w:val="none" w:sz="0" w:space="0" w:color="000000"/>
+              <w:right w:val="none" w:sz="0" w:space="0" w:color="000000"/>
+            </w:tcBorders>
+            <w:shd w:val="clear" w:color="auto" w:fill="FFFFFF"/>
+            <w:tcMar>
+              <w:top w:w="0" w:type="dxa"/>
+              <w:bottom w:w="0" w:type="dxa"/>
+              <w:left w:w="0" w:type="dxa"/>
+              <w:right w:w="0" w:type="dxa"/>
+            </w:tcMar>
+            <w:vAlign w:val="top"/>
+          </w:tcPr>
+          <w:p>
+            <w:pPr>
+              <w:pStyle w:val="Normal"/>
+              <w:jc w:val="center"/>
+              <w:pBdr>
+                <w:bottom w:val="none" w:sz="0" w:space="0" w:color="000000"/>
+                <w:top w:val="none" w:sz="0" w:space="0" w:color="000000"/>
+                <w:left w:val="none" w:sz="0" w:space="0" w:color="000000"/>
+                <w:right w:val="none" w:sz="0" w:space="0" w:color="000000"/>
+              </w:pBdr>
+              <w:spacing w:after="100" w:before="100" w:line="240"/>
+              <w:ind w:left="100" w:right="100" w:firstLine="0" w:firstLineChars="0"/>
+              <w:rPr>
+                <w:rFonts w:ascii="Helvetica" w:hAnsi="Helvetica" w:eastAsia="Helvetica" w:cs="Helvetica"/>
+                <w:i w:val="false"/>
+                <w:b w:val="false"/>
+                <w:u w:val="none"/>
+                <w:sz w:val="22"/>
+                <w:szCs w:val="22"/>
+                <w:color w:val="000000"/>
+              </w:rPr>
+            </w:pPr>
+            <w:r>
+              <w:rPr>
+                <w:rFonts w:ascii="Helvetica" w:hAnsi="Helvetica" w:eastAsia="Helvetica" w:cs="Helvetica"/>
+                <w:i w:val="false"/>
+                <w:b w:val="false"/>
+                <w:u w:val="none"/>
+                <w:sz w:val="22"/>
+                <w:szCs w:val="22"/>
+                <w:color w:val="000000"/>
+              </w:rPr>
+              <w:t xml:space="preserve">0.330</w:t>
             </w:r>
           </w:p>
         </w:tc>
@@ -14845,7 +14845,7 @@
                 <w:szCs w:val="22"/>
                 <w:color w:val="000000"/>
               </w:rPr>
-              <w:t xml:space="preserve">323</w:t>
+              <w:t xml:space="preserve">322</w:t>
             </w:r>
           </w:p>
         </w:tc>
@@ -14951,272 +14951,272 @@
                 <w:szCs w:val="22"/>
                 <w:color w:val="000000"/>
               </w:rPr>
-              <w:t xml:space="preserve">0.10, 1.58</w:t>
-            </w:r>
-          </w:p>
-        </w:tc>
-        <w:tc>
-          <w:tcPr>
-            <w:tcBorders>
-              <w:bottom w:val="none" w:sz="0" w:space="0" w:color="000000"/>
-              <w:top w:val="none" w:sz="0" w:space="0" w:color="000000"/>
-              <w:left w:val="none" w:sz="0" w:space="0" w:color="000000"/>
-              <w:right w:val="none" w:sz="0" w:space="0" w:color="000000"/>
-            </w:tcBorders>
-            <w:shd w:val="clear" w:color="auto" w:fill="FFFFFF"/>
-            <w:tcMar>
-              <w:top w:w="0" w:type="dxa"/>
-              <w:bottom w:w="0" w:type="dxa"/>
-              <w:left w:w="0" w:type="dxa"/>
-              <w:right w:w="0" w:type="dxa"/>
-            </w:tcMar>
-            <w:vAlign w:val="top"/>
-          </w:tcPr>
-          <w:p>
-            <w:pPr>
-              <w:pStyle w:val="Normal"/>
-              <w:jc w:val="center"/>
-              <w:pBdr>
-                <w:bottom w:val="none" w:sz="0" w:space="0" w:color="000000"/>
-                <w:top w:val="none" w:sz="0" w:space="0" w:color="000000"/>
-                <w:left w:val="none" w:sz="0" w:space="0" w:color="000000"/>
-                <w:right w:val="none" w:sz="0" w:space="0" w:color="000000"/>
-              </w:pBdr>
-              <w:spacing w:after="100" w:before="100" w:line="240"/>
-              <w:ind w:left="100" w:right="100" w:firstLine="0" w:firstLineChars="0"/>
-              <w:rPr>
-                <w:rFonts w:ascii="Helvetica" w:hAnsi="Helvetica" w:eastAsia="Helvetica" w:cs="Helvetica"/>
-                <w:i w:val="false"/>
-                <w:b w:val="false"/>
-                <w:u w:val="none"/>
-                <w:sz w:val="22"/>
-                <w:szCs w:val="22"/>
-                <w:color w:val="000000"/>
-              </w:rPr>
-            </w:pPr>
-            <w:r>
-              <w:rPr>
-                <w:rFonts w:ascii="Helvetica" w:hAnsi="Helvetica" w:eastAsia="Helvetica" w:cs="Helvetica"/>
-                <w:i w:val="false"/>
-                <w:b w:val="false"/>
-                <w:u w:val="none"/>
-                <w:sz w:val="22"/>
-                <w:szCs w:val="22"/>
-                <w:color w:val="000000"/>
-              </w:rPr>
-              <w:t xml:space="preserve">0.190</w:t>
-            </w:r>
-          </w:p>
-        </w:tc>
-        <w:tc>
-          <w:tcPr>
-            <w:tcBorders>
-              <w:bottom w:val="none" w:sz="0" w:space="0" w:color="000000"/>
-              <w:top w:val="none" w:sz="0" w:space="0" w:color="000000"/>
-              <w:left w:val="none" w:sz="0" w:space="0" w:color="000000"/>
-              <w:right w:val="none" w:sz="0" w:space="0" w:color="000000"/>
-            </w:tcBorders>
-            <w:shd w:val="clear" w:color="auto" w:fill="FFFFFF"/>
-            <w:tcMar>
-              <w:top w:w="0" w:type="dxa"/>
-              <w:bottom w:w="0" w:type="dxa"/>
-              <w:left w:w="0" w:type="dxa"/>
-              <w:right w:w="0" w:type="dxa"/>
-            </w:tcMar>
-            <w:vAlign w:val="top"/>
-          </w:tcPr>
-          <w:p>
-            <w:pPr>
-              <w:pStyle w:val="Normal"/>
-              <w:jc w:val="center"/>
-              <w:pBdr>
-                <w:bottom w:val="none" w:sz="0" w:space="0" w:color="000000"/>
-                <w:top w:val="none" w:sz="0" w:space="0" w:color="000000"/>
-                <w:left w:val="none" w:sz="0" w:space="0" w:color="000000"/>
-                <w:right w:val="none" w:sz="0" w:space="0" w:color="000000"/>
-              </w:pBdr>
-              <w:spacing w:after="100" w:before="100" w:line="240"/>
-              <w:ind w:left="100" w:right="100" w:firstLine="0" w:firstLineChars="0"/>
-              <w:rPr>
-                <w:rFonts w:ascii="Helvetica" w:hAnsi="Helvetica" w:eastAsia="Helvetica" w:cs="Helvetica"/>
-                <w:i w:val="false"/>
-                <w:b w:val="false"/>
-                <w:u w:val="none"/>
-                <w:sz w:val="22"/>
-                <w:szCs w:val="22"/>
-                <w:color w:val="000000"/>
-              </w:rPr>
-            </w:pPr>
-            <w:r>
-              <w:rPr>
-                <w:rFonts w:ascii="Helvetica" w:hAnsi="Helvetica" w:eastAsia="Helvetica" w:cs="Helvetica"/>
-                <w:i w:val="false"/>
-                <w:b w:val="false"/>
-                <w:u w:val="none"/>
-                <w:sz w:val="22"/>
-                <w:szCs w:val="22"/>
-                <w:color w:val="000000"/>
-              </w:rPr>
-              <w:t xml:space="preserve">323</w:t>
-            </w:r>
-          </w:p>
-        </w:tc>
-        <w:tc>
-          <w:tcPr>
-            <w:tcBorders>
-              <w:bottom w:val="none" w:sz="0" w:space="0" w:color="000000"/>
-              <w:top w:val="none" w:sz="0" w:space="0" w:color="000000"/>
-              <w:left w:val="none" w:sz="0" w:space="0" w:color="000000"/>
-              <w:right w:val="none" w:sz="0" w:space="0" w:color="000000"/>
-            </w:tcBorders>
-            <w:shd w:val="clear" w:color="auto" w:fill="FFFFFF"/>
-            <w:tcMar>
-              <w:top w:w="0" w:type="dxa"/>
-              <w:bottom w:w="0" w:type="dxa"/>
-              <w:left w:w="0" w:type="dxa"/>
-              <w:right w:w="0" w:type="dxa"/>
-            </w:tcMar>
-            <w:vAlign w:val="top"/>
-          </w:tcPr>
-          <w:p>
-            <w:pPr>
-              <w:pStyle w:val="Normal"/>
-              <w:jc w:val="center"/>
-              <w:pBdr>
-                <w:bottom w:val="none" w:sz="0" w:space="0" w:color="000000"/>
-                <w:top w:val="none" w:sz="0" w:space="0" w:color="000000"/>
-                <w:left w:val="none" w:sz="0" w:space="0" w:color="000000"/>
-                <w:right w:val="none" w:sz="0" w:space="0" w:color="000000"/>
-              </w:pBdr>
-              <w:spacing w:after="100" w:before="100" w:line="240"/>
-              <w:ind w:left="100" w:right="100" w:firstLine="0" w:firstLineChars="0"/>
-              <w:rPr>
-                <w:rFonts w:ascii="Helvetica" w:hAnsi="Helvetica" w:eastAsia="Helvetica" w:cs="Helvetica"/>
-                <w:i w:val="false"/>
-                <w:b w:val="false"/>
-                <w:u w:val="none"/>
-                <w:sz w:val="22"/>
-                <w:szCs w:val="22"/>
-                <w:color w:val="000000"/>
-              </w:rPr>
-            </w:pPr>
-            <w:r>
-              <w:rPr>
-                <w:rFonts w:ascii="Helvetica" w:hAnsi="Helvetica" w:eastAsia="Helvetica" w:cs="Helvetica"/>
-                <w:i w:val="false"/>
-                <w:b w:val="false"/>
-                <w:u w:val="none"/>
-                <w:sz w:val="22"/>
-                <w:szCs w:val="22"/>
-                <w:color w:val="000000"/>
-              </w:rPr>
-              <w:t xml:space="preserve">0.18</w:t>
-            </w:r>
-          </w:p>
-        </w:tc>
-        <w:tc>
-          <w:tcPr>
-            <w:tcBorders>
-              <w:bottom w:val="none" w:sz="0" w:space="0" w:color="000000"/>
-              <w:top w:val="none" w:sz="0" w:space="0" w:color="000000"/>
-              <w:left w:val="none" w:sz="0" w:space="0" w:color="000000"/>
-              <w:right w:val="none" w:sz="0" w:space="0" w:color="000000"/>
-            </w:tcBorders>
-            <w:shd w:val="clear" w:color="auto" w:fill="FFFFFF"/>
-            <w:tcMar>
-              <w:top w:w="0" w:type="dxa"/>
-              <w:bottom w:w="0" w:type="dxa"/>
-              <w:left w:w="0" w:type="dxa"/>
-              <w:right w:w="0" w:type="dxa"/>
-            </w:tcMar>
-            <w:vAlign w:val="top"/>
-          </w:tcPr>
-          <w:p>
-            <w:pPr>
-              <w:pStyle w:val="Normal"/>
-              <w:jc w:val="center"/>
-              <w:pBdr>
-                <w:bottom w:val="none" w:sz="0" w:space="0" w:color="000000"/>
-                <w:top w:val="none" w:sz="0" w:space="0" w:color="000000"/>
-                <w:left w:val="none" w:sz="0" w:space="0" w:color="000000"/>
-                <w:right w:val="none" w:sz="0" w:space="0" w:color="000000"/>
-              </w:pBdr>
-              <w:spacing w:after="100" w:before="100" w:line="240"/>
-              <w:ind w:left="100" w:right="100" w:firstLine="0" w:firstLineChars="0"/>
-              <w:rPr>
-                <w:rFonts w:ascii="Helvetica" w:hAnsi="Helvetica" w:eastAsia="Helvetica" w:cs="Helvetica"/>
-                <w:i w:val="false"/>
-                <w:b w:val="false"/>
-                <w:u w:val="none"/>
-                <w:sz w:val="22"/>
-                <w:szCs w:val="22"/>
-                <w:color w:val="000000"/>
-              </w:rPr>
-            </w:pPr>
-            <w:r>
-              <w:rPr>
-                <w:rFonts w:ascii="Helvetica" w:hAnsi="Helvetica" w:eastAsia="Helvetica" w:cs="Helvetica"/>
-                <w:i w:val="false"/>
-                <w:b w:val="false"/>
-                <w:u w:val="none"/>
-                <w:sz w:val="22"/>
-                <w:szCs w:val="22"/>
-                <w:color w:val="000000"/>
-              </w:rPr>
-              <w:t xml:space="preserve">0.03, 0.95</w:t>
-            </w:r>
-          </w:p>
-        </w:tc>
-        <w:tc>
-          <w:tcPr>
-            <w:tcBorders>
-              <w:bottom w:val="none" w:sz="0" w:space="0" w:color="000000"/>
-              <w:top w:val="none" w:sz="0" w:space="0" w:color="000000"/>
-              <w:left w:val="none" w:sz="0" w:space="0" w:color="000000"/>
-              <w:right w:val="none" w:sz="0" w:space="0" w:color="000000"/>
-            </w:tcBorders>
-            <w:shd w:val="clear" w:color="auto" w:fill="FFFFFF"/>
-            <w:tcMar>
-              <w:top w:w="0" w:type="dxa"/>
-              <w:bottom w:w="0" w:type="dxa"/>
-              <w:left w:w="0" w:type="dxa"/>
-              <w:right w:w="0" w:type="dxa"/>
-            </w:tcMar>
-            <w:vAlign w:val="top"/>
-          </w:tcPr>
-          <w:p>
-            <w:pPr>
-              <w:pStyle w:val="Normal"/>
-              <w:jc w:val="center"/>
-              <w:pBdr>
-                <w:bottom w:val="none" w:sz="0" w:space="0" w:color="000000"/>
-                <w:top w:val="none" w:sz="0" w:space="0" w:color="000000"/>
-                <w:left w:val="none" w:sz="0" w:space="0" w:color="000000"/>
-                <w:right w:val="none" w:sz="0" w:space="0" w:color="000000"/>
-              </w:pBdr>
-              <w:spacing w:after="100" w:before="100" w:line="240"/>
-              <w:ind w:left="100" w:right="100" w:firstLine="0" w:firstLineChars="0"/>
-              <w:rPr>
-                <w:rFonts w:ascii="Helvetica" w:hAnsi="Helvetica" w:eastAsia="Helvetica" w:cs="Helvetica"/>
-                <w:i w:val="false"/>
-                <w:b w:val="false"/>
-                <w:u w:val="none"/>
-                <w:sz w:val="22"/>
-                <w:szCs w:val="22"/>
-                <w:color w:val="000000"/>
-              </w:rPr>
-            </w:pPr>
-            <w:r>
-              <w:rPr>
-                <w:rFonts w:ascii="Helvetica" w:hAnsi="Helvetica" w:eastAsia="Helvetica" w:cs="Helvetica"/>
-                <w:i w:val="false"/>
-                <w:b w:val="false"/>
-                <w:u w:val="none"/>
-                <w:sz w:val="22"/>
-                <w:szCs w:val="22"/>
-                <w:color w:val="000000"/>
-              </w:rPr>
-              <w:t xml:space="preserve">0.044</w:t>
+              <w:t xml:space="preserve">0.10, 1.57</w:t>
+            </w:r>
+          </w:p>
+        </w:tc>
+        <w:tc>
+          <w:tcPr>
+            <w:tcBorders>
+              <w:bottom w:val="none" w:sz="0" w:space="0" w:color="000000"/>
+              <w:top w:val="none" w:sz="0" w:space="0" w:color="000000"/>
+              <w:left w:val="none" w:sz="0" w:space="0" w:color="000000"/>
+              <w:right w:val="none" w:sz="0" w:space="0" w:color="000000"/>
+            </w:tcBorders>
+            <w:shd w:val="clear" w:color="auto" w:fill="FFFFFF"/>
+            <w:tcMar>
+              <w:top w:w="0" w:type="dxa"/>
+              <w:bottom w:w="0" w:type="dxa"/>
+              <w:left w:w="0" w:type="dxa"/>
+              <w:right w:w="0" w:type="dxa"/>
+            </w:tcMar>
+            <w:vAlign w:val="top"/>
+          </w:tcPr>
+          <w:p>
+            <w:pPr>
+              <w:pStyle w:val="Normal"/>
+              <w:jc w:val="center"/>
+              <w:pBdr>
+                <w:bottom w:val="none" w:sz="0" w:space="0" w:color="000000"/>
+                <w:top w:val="none" w:sz="0" w:space="0" w:color="000000"/>
+                <w:left w:val="none" w:sz="0" w:space="0" w:color="000000"/>
+                <w:right w:val="none" w:sz="0" w:space="0" w:color="000000"/>
+              </w:pBdr>
+              <w:spacing w:after="100" w:before="100" w:line="240"/>
+              <w:ind w:left="100" w:right="100" w:firstLine="0" w:firstLineChars="0"/>
+              <w:rPr>
+                <w:rFonts w:ascii="Helvetica" w:hAnsi="Helvetica" w:eastAsia="Helvetica" w:cs="Helvetica"/>
+                <w:i w:val="false"/>
+                <w:b w:val="false"/>
+                <w:u w:val="none"/>
+                <w:sz w:val="22"/>
+                <w:szCs w:val="22"/>
+                <w:color w:val="000000"/>
+              </w:rPr>
+            </w:pPr>
+            <w:r>
+              <w:rPr>
+                <w:rFonts w:ascii="Helvetica" w:hAnsi="Helvetica" w:eastAsia="Helvetica" w:cs="Helvetica"/>
+                <w:i w:val="false"/>
+                <w:b w:val="false"/>
+                <w:u w:val="none"/>
+                <w:sz w:val="22"/>
+                <w:szCs w:val="22"/>
+                <w:color w:val="000000"/>
+              </w:rPr>
+              <w:t xml:space="preserve">0.180</w:t>
+            </w:r>
+          </w:p>
+        </w:tc>
+        <w:tc>
+          <w:tcPr>
+            <w:tcBorders>
+              <w:bottom w:val="none" w:sz="0" w:space="0" w:color="000000"/>
+              <w:top w:val="none" w:sz="0" w:space="0" w:color="000000"/>
+              <w:left w:val="none" w:sz="0" w:space="0" w:color="000000"/>
+              <w:right w:val="none" w:sz="0" w:space="0" w:color="000000"/>
+            </w:tcBorders>
+            <w:shd w:val="clear" w:color="auto" w:fill="FFFFFF"/>
+            <w:tcMar>
+              <w:top w:w="0" w:type="dxa"/>
+              <w:bottom w:w="0" w:type="dxa"/>
+              <w:left w:w="0" w:type="dxa"/>
+              <w:right w:w="0" w:type="dxa"/>
+            </w:tcMar>
+            <w:vAlign w:val="top"/>
+          </w:tcPr>
+          <w:p>
+            <w:pPr>
+              <w:pStyle w:val="Normal"/>
+              <w:jc w:val="center"/>
+              <w:pBdr>
+                <w:bottom w:val="none" w:sz="0" w:space="0" w:color="000000"/>
+                <w:top w:val="none" w:sz="0" w:space="0" w:color="000000"/>
+                <w:left w:val="none" w:sz="0" w:space="0" w:color="000000"/>
+                <w:right w:val="none" w:sz="0" w:space="0" w:color="000000"/>
+              </w:pBdr>
+              <w:spacing w:after="100" w:before="100" w:line="240"/>
+              <w:ind w:left="100" w:right="100" w:firstLine="0" w:firstLineChars="0"/>
+              <w:rPr>
+                <w:rFonts w:ascii="Helvetica" w:hAnsi="Helvetica" w:eastAsia="Helvetica" w:cs="Helvetica"/>
+                <w:i w:val="false"/>
+                <w:b w:val="false"/>
+                <w:u w:val="none"/>
+                <w:sz w:val="22"/>
+                <w:szCs w:val="22"/>
+                <w:color w:val="000000"/>
+              </w:rPr>
+            </w:pPr>
+            <w:r>
+              <w:rPr>
+                <w:rFonts w:ascii="Helvetica" w:hAnsi="Helvetica" w:eastAsia="Helvetica" w:cs="Helvetica"/>
+                <w:i w:val="false"/>
+                <w:b w:val="false"/>
+                <w:u w:val="none"/>
+                <w:sz w:val="22"/>
+                <w:szCs w:val="22"/>
+                <w:color w:val="000000"/>
+              </w:rPr>
+              <w:t xml:space="preserve">322</w:t>
+            </w:r>
+          </w:p>
+        </w:tc>
+        <w:tc>
+          <w:tcPr>
+            <w:tcBorders>
+              <w:bottom w:val="none" w:sz="0" w:space="0" w:color="000000"/>
+              <w:top w:val="none" w:sz="0" w:space="0" w:color="000000"/>
+              <w:left w:val="none" w:sz="0" w:space="0" w:color="000000"/>
+              <w:right w:val="none" w:sz="0" w:space="0" w:color="000000"/>
+            </w:tcBorders>
+            <w:shd w:val="clear" w:color="auto" w:fill="FFFFFF"/>
+            <w:tcMar>
+              <w:top w:w="0" w:type="dxa"/>
+              <w:bottom w:w="0" w:type="dxa"/>
+              <w:left w:w="0" w:type="dxa"/>
+              <w:right w:w="0" w:type="dxa"/>
+            </w:tcMar>
+            <w:vAlign w:val="top"/>
+          </w:tcPr>
+          <w:p>
+            <w:pPr>
+              <w:pStyle w:val="Normal"/>
+              <w:jc w:val="center"/>
+              <w:pBdr>
+                <w:bottom w:val="none" w:sz="0" w:space="0" w:color="000000"/>
+                <w:top w:val="none" w:sz="0" w:space="0" w:color="000000"/>
+                <w:left w:val="none" w:sz="0" w:space="0" w:color="000000"/>
+                <w:right w:val="none" w:sz="0" w:space="0" w:color="000000"/>
+              </w:pBdr>
+              <w:spacing w:after="100" w:before="100" w:line="240"/>
+              <w:ind w:left="100" w:right="100" w:firstLine="0" w:firstLineChars="0"/>
+              <w:rPr>
+                <w:rFonts w:ascii="Helvetica" w:hAnsi="Helvetica" w:eastAsia="Helvetica" w:cs="Helvetica"/>
+                <w:i w:val="false"/>
+                <w:b w:val="false"/>
+                <w:u w:val="none"/>
+                <w:sz w:val="22"/>
+                <w:szCs w:val="22"/>
+                <w:color w:val="000000"/>
+              </w:rPr>
+            </w:pPr>
+            <w:r>
+              <w:rPr>
+                <w:rFonts w:ascii="Helvetica" w:hAnsi="Helvetica" w:eastAsia="Helvetica" w:cs="Helvetica"/>
+                <w:i w:val="false"/>
+                <w:b w:val="false"/>
+                <w:u w:val="none"/>
+                <w:sz w:val="22"/>
+                <w:szCs w:val="22"/>
+                <w:color w:val="000000"/>
+              </w:rPr>
+              <w:t xml:space="preserve">0.17</w:t>
+            </w:r>
+          </w:p>
+        </w:tc>
+        <w:tc>
+          <w:tcPr>
+            <w:tcBorders>
+              <w:bottom w:val="none" w:sz="0" w:space="0" w:color="000000"/>
+              <w:top w:val="none" w:sz="0" w:space="0" w:color="000000"/>
+              <w:left w:val="none" w:sz="0" w:space="0" w:color="000000"/>
+              <w:right w:val="none" w:sz="0" w:space="0" w:color="000000"/>
+            </w:tcBorders>
+            <w:shd w:val="clear" w:color="auto" w:fill="FFFFFF"/>
+            <w:tcMar>
+              <w:top w:w="0" w:type="dxa"/>
+              <w:bottom w:w="0" w:type="dxa"/>
+              <w:left w:w="0" w:type="dxa"/>
+              <w:right w:w="0" w:type="dxa"/>
+            </w:tcMar>
+            <w:vAlign w:val="top"/>
+          </w:tcPr>
+          <w:p>
+            <w:pPr>
+              <w:pStyle w:val="Normal"/>
+              <w:jc w:val="center"/>
+              <w:pBdr>
+                <w:bottom w:val="none" w:sz="0" w:space="0" w:color="000000"/>
+                <w:top w:val="none" w:sz="0" w:space="0" w:color="000000"/>
+                <w:left w:val="none" w:sz="0" w:space="0" w:color="000000"/>
+                <w:right w:val="none" w:sz="0" w:space="0" w:color="000000"/>
+              </w:pBdr>
+              <w:spacing w:after="100" w:before="100" w:line="240"/>
+              <w:ind w:left="100" w:right="100" w:firstLine="0" w:firstLineChars="0"/>
+              <w:rPr>
+                <w:rFonts w:ascii="Helvetica" w:hAnsi="Helvetica" w:eastAsia="Helvetica" w:cs="Helvetica"/>
+                <w:i w:val="false"/>
+                <w:b w:val="false"/>
+                <w:u w:val="none"/>
+                <w:sz w:val="22"/>
+                <w:szCs w:val="22"/>
+                <w:color w:val="000000"/>
+              </w:rPr>
+            </w:pPr>
+            <w:r>
+              <w:rPr>
+                <w:rFonts w:ascii="Helvetica" w:hAnsi="Helvetica" w:eastAsia="Helvetica" w:cs="Helvetica"/>
+                <w:i w:val="false"/>
+                <w:b w:val="false"/>
+                <w:u w:val="none"/>
+                <w:sz w:val="22"/>
+                <w:szCs w:val="22"/>
+                <w:color w:val="000000"/>
+              </w:rPr>
+              <w:t xml:space="preserve">0.03, 0.86</w:t>
+            </w:r>
+          </w:p>
+        </w:tc>
+        <w:tc>
+          <w:tcPr>
+            <w:tcBorders>
+              <w:bottom w:val="none" w:sz="0" w:space="0" w:color="000000"/>
+              <w:top w:val="none" w:sz="0" w:space="0" w:color="000000"/>
+              <w:left w:val="none" w:sz="0" w:space="0" w:color="000000"/>
+              <w:right w:val="none" w:sz="0" w:space="0" w:color="000000"/>
+            </w:tcBorders>
+            <w:shd w:val="clear" w:color="auto" w:fill="FFFFFF"/>
+            <w:tcMar>
+              <w:top w:w="0" w:type="dxa"/>
+              <w:bottom w:w="0" w:type="dxa"/>
+              <w:left w:w="0" w:type="dxa"/>
+              <w:right w:w="0" w:type="dxa"/>
+            </w:tcMar>
+            <w:vAlign w:val="top"/>
+          </w:tcPr>
+          <w:p>
+            <w:pPr>
+              <w:pStyle w:val="Normal"/>
+              <w:jc w:val="center"/>
+              <w:pBdr>
+                <w:bottom w:val="none" w:sz="0" w:space="0" w:color="000000"/>
+                <w:top w:val="none" w:sz="0" w:space="0" w:color="000000"/>
+                <w:left w:val="none" w:sz="0" w:space="0" w:color="000000"/>
+                <w:right w:val="none" w:sz="0" w:space="0" w:color="000000"/>
+              </w:pBdr>
+              <w:spacing w:after="100" w:before="100" w:line="240"/>
+              <w:ind w:left="100" w:right="100" w:firstLine="0" w:firstLineChars="0"/>
+              <w:rPr>
+                <w:rFonts w:ascii="Helvetica" w:hAnsi="Helvetica" w:eastAsia="Helvetica" w:cs="Helvetica"/>
+                <w:i w:val="false"/>
+                <w:b w:val="false"/>
+                <w:u w:val="none"/>
+                <w:sz w:val="22"/>
+                <w:szCs w:val="22"/>
+                <w:color w:val="000000"/>
+              </w:rPr>
+            </w:pPr>
+            <w:r>
+              <w:rPr>
+                <w:rFonts w:ascii="Helvetica" w:hAnsi="Helvetica" w:eastAsia="Helvetica" w:cs="Helvetica"/>
+                <w:i w:val="false"/>
+                <w:b w:val="false"/>
+                <w:u w:val="none"/>
+                <w:sz w:val="22"/>
+                <w:szCs w:val="22"/>
+                <w:color w:val="000000"/>
+              </w:rPr>
+              <w:t xml:space="preserve">0.033</w:t>
             </w:r>
           </w:p>
         </w:tc>
@@ -15328,113 +15328,113 @@
                 <w:szCs w:val="22"/>
                 <w:color w:val="000000"/>
               </w:rPr>
-              <w:t xml:space="preserve">323</w:t>
-            </w:r>
-          </w:p>
-        </w:tc>
-        <w:tc>
-          <w:tcPr>
-            <w:tcBorders>
-              <w:bottom w:val="none" w:sz="0" w:space="0" w:color="000000"/>
-              <w:top w:val="none" w:sz="0" w:space="0" w:color="000000"/>
-              <w:left w:val="none" w:sz="0" w:space="0" w:color="000000"/>
-              <w:right w:val="none" w:sz="0" w:space="0" w:color="000000"/>
-            </w:tcBorders>
-            <w:shd w:val="clear" w:color="auto" w:fill="FFFFFF"/>
-            <w:tcMar>
-              <w:top w:w="0" w:type="dxa"/>
-              <w:bottom w:w="0" w:type="dxa"/>
-              <w:left w:w="0" w:type="dxa"/>
-              <w:right w:w="0" w:type="dxa"/>
-            </w:tcMar>
-            <w:vAlign w:val="top"/>
-          </w:tcPr>
-          <w:p>
-            <w:pPr>
-              <w:pStyle w:val="Normal"/>
-              <w:jc w:val="center"/>
-              <w:pBdr>
-                <w:bottom w:val="none" w:sz="0" w:space="0" w:color="000000"/>
-                <w:top w:val="none" w:sz="0" w:space="0" w:color="000000"/>
-                <w:left w:val="none" w:sz="0" w:space="0" w:color="000000"/>
-                <w:right w:val="none" w:sz="0" w:space="0" w:color="000000"/>
-              </w:pBdr>
-              <w:spacing w:after="100" w:before="100" w:line="240"/>
-              <w:ind w:left="100" w:right="100" w:firstLine="0" w:firstLineChars="0"/>
-              <w:rPr>
-                <w:rFonts w:ascii="Helvetica" w:hAnsi="Helvetica" w:eastAsia="Helvetica" w:cs="Helvetica"/>
-                <w:i w:val="false"/>
-                <w:b w:val="false"/>
-                <w:u w:val="none"/>
-                <w:sz w:val="22"/>
-                <w:szCs w:val="22"/>
-                <w:color w:val="000000"/>
-              </w:rPr>
-            </w:pPr>
-            <w:r>
-              <w:rPr>
-                <w:rFonts w:ascii="Helvetica" w:hAnsi="Helvetica" w:eastAsia="Helvetica" w:cs="Helvetica"/>
-                <w:i w:val="false"/>
-                <w:b w:val="false"/>
-                <w:u w:val="none"/>
-                <w:sz w:val="22"/>
-                <w:szCs w:val="22"/>
-                <w:color w:val="000000"/>
-              </w:rPr>
-              <w:t xml:space="preserve">1.62</w:t>
-            </w:r>
-          </w:p>
-        </w:tc>
-        <w:tc>
-          <w:tcPr>
-            <w:tcBorders>
-              <w:bottom w:val="none" w:sz="0" w:space="0" w:color="000000"/>
-              <w:top w:val="none" w:sz="0" w:space="0" w:color="000000"/>
-              <w:left w:val="none" w:sz="0" w:space="0" w:color="000000"/>
-              <w:right w:val="none" w:sz="0" w:space="0" w:color="000000"/>
-            </w:tcBorders>
-            <w:shd w:val="clear" w:color="auto" w:fill="FFFFFF"/>
-            <w:tcMar>
-              <w:top w:w="0" w:type="dxa"/>
-              <w:bottom w:w="0" w:type="dxa"/>
-              <w:left w:w="0" w:type="dxa"/>
-              <w:right w:w="0" w:type="dxa"/>
-            </w:tcMar>
-            <w:vAlign w:val="top"/>
-          </w:tcPr>
-          <w:p>
-            <w:pPr>
-              <w:pStyle w:val="Normal"/>
-              <w:jc w:val="center"/>
-              <w:pBdr>
-                <w:bottom w:val="none" w:sz="0" w:space="0" w:color="000000"/>
-                <w:top w:val="none" w:sz="0" w:space="0" w:color="000000"/>
-                <w:left w:val="none" w:sz="0" w:space="0" w:color="000000"/>
-                <w:right w:val="none" w:sz="0" w:space="0" w:color="000000"/>
-              </w:pBdr>
-              <w:spacing w:after="100" w:before="100" w:line="240"/>
-              <w:ind w:left="100" w:right="100" w:firstLine="0" w:firstLineChars="0"/>
-              <w:rPr>
-                <w:rFonts w:ascii="Helvetica" w:hAnsi="Helvetica" w:eastAsia="Helvetica" w:cs="Helvetica"/>
-                <w:i w:val="false"/>
-                <w:b w:val="false"/>
-                <w:u w:val="none"/>
-                <w:sz w:val="22"/>
-                <w:szCs w:val="22"/>
-                <w:color w:val="000000"/>
-              </w:rPr>
-            </w:pPr>
-            <w:r>
-              <w:rPr>
-                <w:rFonts w:ascii="Helvetica" w:hAnsi="Helvetica" w:eastAsia="Helvetica" w:cs="Helvetica"/>
-                <w:i w:val="false"/>
-                <w:b w:val="false"/>
-                <w:u w:val="none"/>
-                <w:sz w:val="22"/>
-                <w:szCs w:val="22"/>
-                <w:color w:val="000000"/>
-              </w:rPr>
-              <w:t xml:space="preserve">0.79, 3.33</w:t>
+              <w:t xml:space="preserve">322</w:t>
+            </w:r>
+          </w:p>
+        </w:tc>
+        <w:tc>
+          <w:tcPr>
+            <w:tcBorders>
+              <w:bottom w:val="none" w:sz="0" w:space="0" w:color="000000"/>
+              <w:top w:val="none" w:sz="0" w:space="0" w:color="000000"/>
+              <w:left w:val="none" w:sz="0" w:space="0" w:color="000000"/>
+              <w:right w:val="none" w:sz="0" w:space="0" w:color="000000"/>
+            </w:tcBorders>
+            <w:shd w:val="clear" w:color="auto" w:fill="FFFFFF"/>
+            <w:tcMar>
+              <w:top w:w="0" w:type="dxa"/>
+              <w:bottom w:w="0" w:type="dxa"/>
+              <w:left w:w="0" w:type="dxa"/>
+              <w:right w:w="0" w:type="dxa"/>
+            </w:tcMar>
+            <w:vAlign w:val="top"/>
+          </w:tcPr>
+          <w:p>
+            <w:pPr>
+              <w:pStyle w:val="Normal"/>
+              <w:jc w:val="center"/>
+              <w:pBdr>
+                <w:bottom w:val="none" w:sz="0" w:space="0" w:color="000000"/>
+                <w:top w:val="none" w:sz="0" w:space="0" w:color="000000"/>
+                <w:left w:val="none" w:sz="0" w:space="0" w:color="000000"/>
+                <w:right w:val="none" w:sz="0" w:space="0" w:color="000000"/>
+              </w:pBdr>
+              <w:spacing w:after="100" w:before="100" w:line="240"/>
+              <w:ind w:left="100" w:right="100" w:firstLine="0" w:firstLineChars="0"/>
+              <w:rPr>
+                <w:rFonts w:ascii="Helvetica" w:hAnsi="Helvetica" w:eastAsia="Helvetica" w:cs="Helvetica"/>
+                <w:i w:val="false"/>
+                <w:b w:val="false"/>
+                <w:u w:val="none"/>
+                <w:sz w:val="22"/>
+                <w:szCs w:val="22"/>
+                <w:color w:val="000000"/>
+              </w:rPr>
+            </w:pPr>
+            <w:r>
+              <w:rPr>
+                <w:rFonts w:ascii="Helvetica" w:hAnsi="Helvetica" w:eastAsia="Helvetica" w:cs="Helvetica"/>
+                <w:i w:val="false"/>
+                <w:b w:val="false"/>
+                <w:u w:val="none"/>
+                <w:sz w:val="22"/>
+                <w:szCs w:val="22"/>
+                <w:color w:val="000000"/>
+              </w:rPr>
+              <w:t xml:space="preserve">1.63</w:t>
+            </w:r>
+          </w:p>
+        </w:tc>
+        <w:tc>
+          <w:tcPr>
+            <w:tcBorders>
+              <w:bottom w:val="none" w:sz="0" w:space="0" w:color="000000"/>
+              <w:top w:val="none" w:sz="0" w:space="0" w:color="000000"/>
+              <w:left w:val="none" w:sz="0" w:space="0" w:color="000000"/>
+              <w:right w:val="none" w:sz="0" w:space="0" w:color="000000"/>
+            </w:tcBorders>
+            <w:shd w:val="clear" w:color="auto" w:fill="FFFFFF"/>
+            <w:tcMar>
+              <w:top w:w="0" w:type="dxa"/>
+              <w:bottom w:w="0" w:type="dxa"/>
+              <w:left w:w="0" w:type="dxa"/>
+              <w:right w:w="0" w:type="dxa"/>
+            </w:tcMar>
+            <w:vAlign w:val="top"/>
+          </w:tcPr>
+          <w:p>
+            <w:pPr>
+              <w:pStyle w:val="Normal"/>
+              <w:jc w:val="center"/>
+              <w:pBdr>
+                <w:bottom w:val="none" w:sz="0" w:space="0" w:color="000000"/>
+                <w:top w:val="none" w:sz="0" w:space="0" w:color="000000"/>
+                <w:left w:val="none" w:sz="0" w:space="0" w:color="000000"/>
+                <w:right w:val="none" w:sz="0" w:space="0" w:color="000000"/>
+              </w:pBdr>
+              <w:spacing w:after="100" w:before="100" w:line="240"/>
+              <w:ind w:left="100" w:right="100" w:firstLine="0" w:firstLineChars="0"/>
+              <w:rPr>
+                <w:rFonts w:ascii="Helvetica" w:hAnsi="Helvetica" w:eastAsia="Helvetica" w:cs="Helvetica"/>
+                <w:i w:val="false"/>
+                <w:b w:val="false"/>
+                <w:u w:val="none"/>
+                <w:sz w:val="22"/>
+                <w:szCs w:val="22"/>
+                <w:color w:val="000000"/>
+              </w:rPr>
+            </w:pPr>
+            <w:r>
+              <w:rPr>
+                <w:rFonts w:ascii="Helvetica" w:hAnsi="Helvetica" w:eastAsia="Helvetica" w:cs="Helvetica"/>
+                <w:i w:val="false"/>
+                <w:b w:val="false"/>
+                <w:u w:val="none"/>
+                <w:sz w:val="22"/>
+                <w:szCs w:val="22"/>
+                <w:color w:val="000000"/>
+              </w:rPr>
+              <w:t xml:space="preserve">0.79, 3.34</w:t>
             </w:r>
           </w:p>
         </w:tc>
@@ -15540,166 +15540,166 @@
                 <w:szCs w:val="22"/>
                 <w:color w:val="000000"/>
               </w:rPr>
-              <w:t xml:space="preserve">323</w:t>
-            </w:r>
-          </w:p>
-        </w:tc>
-        <w:tc>
-          <w:tcPr>
-            <w:tcBorders>
-              <w:bottom w:val="none" w:sz="0" w:space="0" w:color="000000"/>
-              <w:top w:val="none" w:sz="0" w:space="0" w:color="000000"/>
-              <w:left w:val="none" w:sz="0" w:space="0" w:color="000000"/>
-              <w:right w:val="none" w:sz="0" w:space="0" w:color="000000"/>
-            </w:tcBorders>
-            <w:shd w:val="clear" w:color="auto" w:fill="FFFFFF"/>
-            <w:tcMar>
-              <w:top w:w="0" w:type="dxa"/>
-              <w:bottom w:w="0" w:type="dxa"/>
-              <w:left w:w="0" w:type="dxa"/>
-              <w:right w:w="0" w:type="dxa"/>
-            </w:tcMar>
-            <w:vAlign w:val="top"/>
-          </w:tcPr>
-          <w:p>
-            <w:pPr>
-              <w:pStyle w:val="Normal"/>
-              <w:jc w:val="center"/>
-              <w:pBdr>
-                <w:bottom w:val="none" w:sz="0" w:space="0" w:color="000000"/>
-                <w:top w:val="none" w:sz="0" w:space="0" w:color="000000"/>
-                <w:left w:val="none" w:sz="0" w:space="0" w:color="000000"/>
-                <w:right w:val="none" w:sz="0" w:space="0" w:color="000000"/>
-              </w:pBdr>
-              <w:spacing w:after="100" w:before="100" w:line="240"/>
-              <w:ind w:left="100" w:right="100" w:firstLine="0" w:firstLineChars="0"/>
-              <w:rPr>
-                <w:rFonts w:ascii="Helvetica" w:hAnsi="Helvetica" w:eastAsia="Helvetica" w:cs="Helvetica"/>
-                <w:i w:val="false"/>
-                <w:b w:val="false"/>
-                <w:u w:val="none"/>
-                <w:sz w:val="22"/>
-                <w:szCs w:val="22"/>
-                <w:color w:val="000000"/>
-              </w:rPr>
-            </w:pPr>
-            <w:r>
-              <w:rPr>
-                <w:rFonts w:ascii="Helvetica" w:hAnsi="Helvetica" w:eastAsia="Helvetica" w:cs="Helvetica"/>
-                <w:i w:val="false"/>
-                <w:b w:val="false"/>
-                <w:u w:val="none"/>
-                <w:sz w:val="22"/>
-                <w:szCs w:val="22"/>
-                <w:color w:val="000000"/>
-              </w:rPr>
-              <w:t xml:space="preserve">2.73</w:t>
-            </w:r>
-          </w:p>
-        </w:tc>
-        <w:tc>
-          <w:tcPr>
-            <w:tcBorders>
-              <w:bottom w:val="none" w:sz="0" w:space="0" w:color="000000"/>
-              <w:top w:val="none" w:sz="0" w:space="0" w:color="000000"/>
-              <w:left w:val="none" w:sz="0" w:space="0" w:color="000000"/>
-              <w:right w:val="none" w:sz="0" w:space="0" w:color="000000"/>
-            </w:tcBorders>
-            <w:shd w:val="clear" w:color="auto" w:fill="FFFFFF"/>
-            <w:tcMar>
-              <w:top w:w="0" w:type="dxa"/>
-              <w:bottom w:w="0" w:type="dxa"/>
-              <w:left w:w="0" w:type="dxa"/>
-              <w:right w:w="0" w:type="dxa"/>
-            </w:tcMar>
-            <w:vAlign w:val="top"/>
-          </w:tcPr>
-          <w:p>
-            <w:pPr>
-              <w:pStyle w:val="Normal"/>
-              <w:jc w:val="center"/>
-              <w:pBdr>
-                <w:bottom w:val="none" w:sz="0" w:space="0" w:color="000000"/>
-                <w:top w:val="none" w:sz="0" w:space="0" w:color="000000"/>
-                <w:left w:val="none" w:sz="0" w:space="0" w:color="000000"/>
-                <w:right w:val="none" w:sz="0" w:space="0" w:color="000000"/>
-              </w:pBdr>
-              <w:spacing w:after="100" w:before="100" w:line="240"/>
-              <w:ind w:left="100" w:right="100" w:firstLine="0" w:firstLineChars="0"/>
-              <w:rPr>
-                <w:rFonts w:ascii="Helvetica" w:hAnsi="Helvetica" w:eastAsia="Helvetica" w:cs="Helvetica"/>
-                <w:i w:val="false"/>
-                <w:b w:val="false"/>
-                <w:u w:val="none"/>
-                <w:sz w:val="22"/>
-                <w:szCs w:val="22"/>
-                <w:color w:val="000000"/>
-              </w:rPr>
-            </w:pPr>
-            <w:r>
-              <w:rPr>
-                <w:rFonts w:ascii="Helvetica" w:hAnsi="Helvetica" w:eastAsia="Helvetica" w:cs="Helvetica"/>
-                <w:i w:val="false"/>
-                <w:b w:val="false"/>
-                <w:u w:val="none"/>
-                <w:sz w:val="22"/>
-                <w:szCs w:val="22"/>
-                <w:color w:val="000000"/>
-              </w:rPr>
-              <w:t xml:space="preserve">1.16, 6.43</w:t>
-            </w:r>
-          </w:p>
-        </w:tc>
-        <w:tc>
-          <w:tcPr>
-            <w:tcBorders>
-              <w:bottom w:val="none" w:sz="0" w:space="0" w:color="000000"/>
-              <w:top w:val="none" w:sz="0" w:space="0" w:color="000000"/>
-              <w:left w:val="none" w:sz="0" w:space="0" w:color="000000"/>
-              <w:right w:val="none" w:sz="0" w:space="0" w:color="000000"/>
-            </w:tcBorders>
-            <w:shd w:val="clear" w:color="auto" w:fill="FFFFFF"/>
-            <w:tcMar>
-              <w:top w:w="0" w:type="dxa"/>
-              <w:bottom w:w="0" w:type="dxa"/>
-              <w:left w:w="0" w:type="dxa"/>
-              <w:right w:w="0" w:type="dxa"/>
-            </w:tcMar>
-            <w:vAlign w:val="top"/>
-          </w:tcPr>
-          <w:p>
-            <w:pPr>
-              <w:pStyle w:val="Normal"/>
-              <w:jc w:val="center"/>
-              <w:pBdr>
-                <w:bottom w:val="none" w:sz="0" w:space="0" w:color="000000"/>
-                <w:top w:val="none" w:sz="0" w:space="0" w:color="000000"/>
-                <w:left w:val="none" w:sz="0" w:space="0" w:color="000000"/>
-                <w:right w:val="none" w:sz="0" w:space="0" w:color="000000"/>
-              </w:pBdr>
-              <w:spacing w:after="100" w:before="100" w:line="240"/>
-              <w:ind w:left="100" w:right="100" w:firstLine="0" w:firstLineChars="0"/>
-              <w:rPr>
-                <w:rFonts w:ascii="Helvetica" w:hAnsi="Helvetica" w:eastAsia="Helvetica" w:cs="Helvetica"/>
-                <w:i w:val="false"/>
-                <w:b w:val="false"/>
-                <w:u w:val="none"/>
-                <w:sz w:val="22"/>
-                <w:szCs w:val="22"/>
-                <w:color w:val="000000"/>
-              </w:rPr>
-            </w:pPr>
-            <w:r>
-              <w:rPr>
-                <w:rFonts w:ascii="Helvetica" w:hAnsi="Helvetica" w:eastAsia="Helvetica" w:cs="Helvetica"/>
-                <w:i w:val="false"/>
-                <w:b w:val="false"/>
-                <w:u w:val="none"/>
-                <w:sz w:val="22"/>
-                <w:szCs w:val="22"/>
-                <w:color w:val="000000"/>
-              </w:rPr>
-              <w:t xml:space="preserve">0.022</w:t>
+              <w:t xml:space="preserve">322</w:t>
+            </w:r>
+          </w:p>
+        </w:tc>
+        <w:tc>
+          <w:tcPr>
+            <w:tcBorders>
+              <w:bottom w:val="none" w:sz="0" w:space="0" w:color="000000"/>
+              <w:top w:val="none" w:sz="0" w:space="0" w:color="000000"/>
+              <w:left w:val="none" w:sz="0" w:space="0" w:color="000000"/>
+              <w:right w:val="none" w:sz="0" w:space="0" w:color="000000"/>
+            </w:tcBorders>
+            <w:shd w:val="clear" w:color="auto" w:fill="FFFFFF"/>
+            <w:tcMar>
+              <w:top w:w="0" w:type="dxa"/>
+              <w:bottom w:w="0" w:type="dxa"/>
+              <w:left w:w="0" w:type="dxa"/>
+              <w:right w:w="0" w:type="dxa"/>
+            </w:tcMar>
+            <w:vAlign w:val="top"/>
+          </w:tcPr>
+          <w:p>
+            <w:pPr>
+              <w:pStyle w:val="Normal"/>
+              <w:jc w:val="center"/>
+              <w:pBdr>
+                <w:bottom w:val="none" w:sz="0" w:space="0" w:color="000000"/>
+                <w:top w:val="none" w:sz="0" w:space="0" w:color="000000"/>
+                <w:left w:val="none" w:sz="0" w:space="0" w:color="000000"/>
+                <w:right w:val="none" w:sz="0" w:space="0" w:color="000000"/>
+              </w:pBdr>
+              <w:spacing w:after="100" w:before="100" w:line="240"/>
+              <w:ind w:left="100" w:right="100" w:firstLine="0" w:firstLineChars="0"/>
+              <w:rPr>
+                <w:rFonts w:ascii="Helvetica" w:hAnsi="Helvetica" w:eastAsia="Helvetica" w:cs="Helvetica"/>
+                <w:i w:val="false"/>
+                <w:b w:val="false"/>
+                <w:u w:val="none"/>
+                <w:sz w:val="22"/>
+                <w:szCs w:val="22"/>
+                <w:color w:val="000000"/>
+              </w:rPr>
+            </w:pPr>
+            <w:r>
+              <w:rPr>
+                <w:rFonts w:ascii="Helvetica" w:hAnsi="Helvetica" w:eastAsia="Helvetica" w:cs="Helvetica"/>
+                <w:i w:val="false"/>
+                <w:b w:val="false"/>
+                <w:u w:val="none"/>
+                <w:sz w:val="22"/>
+                <w:szCs w:val="22"/>
+                <w:color w:val="000000"/>
+              </w:rPr>
+              <w:t xml:space="preserve">2.62</w:t>
+            </w:r>
+          </w:p>
+        </w:tc>
+        <w:tc>
+          <w:tcPr>
+            <w:tcBorders>
+              <w:bottom w:val="none" w:sz="0" w:space="0" w:color="000000"/>
+              <w:top w:val="none" w:sz="0" w:space="0" w:color="000000"/>
+              <w:left w:val="none" w:sz="0" w:space="0" w:color="000000"/>
+              <w:right w:val="none" w:sz="0" w:space="0" w:color="000000"/>
+            </w:tcBorders>
+            <w:shd w:val="clear" w:color="auto" w:fill="FFFFFF"/>
+            <w:tcMar>
+              <w:top w:w="0" w:type="dxa"/>
+              <w:bottom w:w="0" w:type="dxa"/>
+              <w:left w:w="0" w:type="dxa"/>
+              <w:right w:w="0" w:type="dxa"/>
+            </w:tcMar>
+            <w:vAlign w:val="top"/>
+          </w:tcPr>
+          <w:p>
+            <w:pPr>
+              <w:pStyle w:val="Normal"/>
+              <w:jc w:val="center"/>
+              <w:pBdr>
+                <w:bottom w:val="none" w:sz="0" w:space="0" w:color="000000"/>
+                <w:top w:val="none" w:sz="0" w:space="0" w:color="000000"/>
+                <w:left w:val="none" w:sz="0" w:space="0" w:color="000000"/>
+                <w:right w:val="none" w:sz="0" w:space="0" w:color="000000"/>
+              </w:pBdr>
+              <w:spacing w:after="100" w:before="100" w:line="240"/>
+              <w:ind w:left="100" w:right="100" w:firstLine="0" w:firstLineChars="0"/>
+              <w:rPr>
+                <w:rFonts w:ascii="Helvetica" w:hAnsi="Helvetica" w:eastAsia="Helvetica" w:cs="Helvetica"/>
+                <w:i w:val="false"/>
+                <w:b w:val="false"/>
+                <w:u w:val="none"/>
+                <w:sz w:val="22"/>
+                <w:szCs w:val="22"/>
+                <w:color w:val="000000"/>
+              </w:rPr>
+            </w:pPr>
+            <w:r>
+              <w:rPr>
+                <w:rFonts w:ascii="Helvetica" w:hAnsi="Helvetica" w:eastAsia="Helvetica" w:cs="Helvetica"/>
+                <w:i w:val="false"/>
+                <w:b w:val="false"/>
+                <w:u w:val="none"/>
+                <w:sz w:val="22"/>
+                <w:szCs w:val="22"/>
+                <w:color w:val="000000"/>
+              </w:rPr>
+              <w:t xml:space="preserve">1.11, 6.21</w:t>
+            </w:r>
+          </w:p>
+        </w:tc>
+        <w:tc>
+          <w:tcPr>
+            <w:tcBorders>
+              <w:bottom w:val="none" w:sz="0" w:space="0" w:color="000000"/>
+              <w:top w:val="none" w:sz="0" w:space="0" w:color="000000"/>
+              <w:left w:val="none" w:sz="0" w:space="0" w:color="000000"/>
+              <w:right w:val="none" w:sz="0" w:space="0" w:color="000000"/>
+            </w:tcBorders>
+            <w:shd w:val="clear" w:color="auto" w:fill="FFFFFF"/>
+            <w:tcMar>
+              <w:top w:w="0" w:type="dxa"/>
+              <w:bottom w:w="0" w:type="dxa"/>
+              <w:left w:w="0" w:type="dxa"/>
+              <w:right w:w="0" w:type="dxa"/>
+            </w:tcMar>
+            <w:vAlign w:val="top"/>
+          </w:tcPr>
+          <w:p>
+            <w:pPr>
+              <w:pStyle w:val="Normal"/>
+              <w:jc w:val="center"/>
+              <w:pBdr>
+                <w:bottom w:val="none" w:sz="0" w:space="0" w:color="000000"/>
+                <w:top w:val="none" w:sz="0" w:space="0" w:color="000000"/>
+                <w:left w:val="none" w:sz="0" w:space="0" w:color="000000"/>
+                <w:right w:val="none" w:sz="0" w:space="0" w:color="000000"/>
+              </w:pBdr>
+              <w:spacing w:after="100" w:before="100" w:line="240"/>
+              <w:ind w:left="100" w:right="100" w:firstLine="0" w:firstLineChars="0"/>
+              <w:rPr>
+                <w:rFonts w:ascii="Helvetica" w:hAnsi="Helvetica" w:eastAsia="Helvetica" w:cs="Helvetica"/>
+                <w:i w:val="false"/>
+                <w:b w:val="false"/>
+                <w:u w:val="none"/>
+                <w:sz w:val="22"/>
+                <w:szCs w:val="22"/>
+                <w:color w:val="000000"/>
+              </w:rPr>
+            </w:pPr>
+            <w:r>
+              <w:rPr>
+                <w:rFonts w:ascii="Helvetica" w:hAnsi="Helvetica" w:eastAsia="Helvetica" w:cs="Helvetica"/>
+                <w:i w:val="false"/>
+                <w:b w:val="false"/>
+                <w:u w:val="none"/>
+                <w:sz w:val="22"/>
+                <w:szCs w:val="22"/>
+                <w:color w:val="000000"/>
+              </w:rPr>
+              <w:t xml:space="preserve">0.028</w:t>
             </w:r>
           </w:p>
         </w:tc>
@@ -15811,7 +15811,7 @@
                 <w:szCs w:val="22"/>
                 <w:color w:val="000000"/>
               </w:rPr>
-              <w:t xml:space="preserve">323</w:t>
+              <w:t xml:space="preserve">322</w:t>
             </w:r>
           </w:p>
         </w:tc>
@@ -15970,60 +15970,60 @@
                 <w:szCs w:val="22"/>
                 <w:color w:val="000000"/>
               </w:rPr>
-              <w:t xml:space="preserve">0.790</w:t>
-            </w:r>
-          </w:p>
-        </w:tc>
-        <w:tc>
-          <w:tcPr>
-            <w:tcBorders>
-              <w:bottom w:val="none" w:sz="0" w:space="0" w:color="000000"/>
-              <w:top w:val="none" w:sz="0" w:space="0" w:color="000000"/>
-              <w:left w:val="none" w:sz="0" w:space="0" w:color="000000"/>
-              <w:right w:val="none" w:sz="0" w:space="0" w:color="000000"/>
-            </w:tcBorders>
-            <w:shd w:val="clear" w:color="auto" w:fill="FFFFFF"/>
-            <w:tcMar>
-              <w:top w:w="0" w:type="dxa"/>
-              <w:bottom w:w="0" w:type="dxa"/>
-              <w:left w:w="0" w:type="dxa"/>
-              <w:right w:w="0" w:type="dxa"/>
-            </w:tcMar>
-            <w:vAlign w:val="top"/>
-          </w:tcPr>
-          <w:p>
-            <w:pPr>
-              <w:pStyle w:val="Normal"/>
-              <w:jc w:val="center"/>
-              <w:pBdr>
-                <w:bottom w:val="none" w:sz="0" w:space="0" w:color="000000"/>
-                <w:top w:val="none" w:sz="0" w:space="0" w:color="000000"/>
-                <w:left w:val="none" w:sz="0" w:space="0" w:color="000000"/>
-                <w:right w:val="none" w:sz="0" w:space="0" w:color="000000"/>
-              </w:pBdr>
-              <w:spacing w:after="100" w:before="100" w:line="240"/>
-              <w:ind w:left="100" w:right="100" w:firstLine="0" w:firstLineChars="0"/>
-              <w:rPr>
-                <w:rFonts w:ascii="Helvetica" w:hAnsi="Helvetica" w:eastAsia="Helvetica" w:cs="Helvetica"/>
-                <w:i w:val="false"/>
-                <w:b w:val="false"/>
-                <w:u w:val="none"/>
-                <w:sz w:val="22"/>
-                <w:szCs w:val="22"/>
-                <w:color w:val="000000"/>
-              </w:rPr>
-            </w:pPr>
-            <w:r>
-              <w:rPr>
-                <w:rFonts w:ascii="Helvetica" w:hAnsi="Helvetica" w:eastAsia="Helvetica" w:cs="Helvetica"/>
-                <w:i w:val="false"/>
-                <w:b w:val="false"/>
-                <w:u w:val="none"/>
-                <w:sz w:val="22"/>
-                <w:szCs w:val="22"/>
-                <w:color w:val="000000"/>
-              </w:rPr>
-              <w:t xml:space="preserve">323</w:t>
+              <w:t xml:space="preserve">0.820</w:t>
+            </w:r>
+          </w:p>
+        </w:tc>
+        <w:tc>
+          <w:tcPr>
+            <w:tcBorders>
+              <w:bottom w:val="none" w:sz="0" w:space="0" w:color="000000"/>
+              <w:top w:val="none" w:sz="0" w:space="0" w:color="000000"/>
+              <w:left w:val="none" w:sz="0" w:space="0" w:color="000000"/>
+              <w:right w:val="none" w:sz="0" w:space="0" w:color="000000"/>
+            </w:tcBorders>
+            <w:shd w:val="clear" w:color="auto" w:fill="FFFFFF"/>
+            <w:tcMar>
+              <w:top w:w="0" w:type="dxa"/>
+              <w:bottom w:w="0" w:type="dxa"/>
+              <w:left w:w="0" w:type="dxa"/>
+              <w:right w:w="0" w:type="dxa"/>
+            </w:tcMar>
+            <w:vAlign w:val="top"/>
+          </w:tcPr>
+          <w:p>
+            <w:pPr>
+              <w:pStyle w:val="Normal"/>
+              <w:jc w:val="center"/>
+              <w:pBdr>
+                <w:bottom w:val="none" w:sz="0" w:space="0" w:color="000000"/>
+                <w:top w:val="none" w:sz="0" w:space="0" w:color="000000"/>
+                <w:left w:val="none" w:sz="0" w:space="0" w:color="000000"/>
+                <w:right w:val="none" w:sz="0" w:space="0" w:color="000000"/>
+              </w:pBdr>
+              <w:spacing w:after="100" w:before="100" w:line="240"/>
+              <w:ind w:left="100" w:right="100" w:firstLine="0" w:firstLineChars="0"/>
+              <w:rPr>
+                <w:rFonts w:ascii="Helvetica" w:hAnsi="Helvetica" w:eastAsia="Helvetica" w:cs="Helvetica"/>
+                <w:i w:val="false"/>
+                <w:b w:val="false"/>
+                <w:u w:val="none"/>
+                <w:sz w:val="22"/>
+                <w:szCs w:val="22"/>
+                <w:color w:val="000000"/>
+              </w:rPr>
+            </w:pPr>
+            <w:r>
+              <w:rPr>
+                <w:rFonts w:ascii="Helvetica" w:hAnsi="Helvetica" w:eastAsia="Helvetica" w:cs="Helvetica"/>
+                <w:i w:val="false"/>
+                <w:b w:val="false"/>
+                <w:u w:val="none"/>
+                <w:sz w:val="22"/>
+                <w:szCs w:val="22"/>
+                <w:color w:val="000000"/>
+              </w:rPr>
+              <w:t xml:space="preserve">322</w:t>
             </w:r>
           </w:p>
         </w:tc>
@@ -16182,7 +16182,7 @@
                 <w:szCs w:val="22"/>
                 <w:color w:val="000000"/>
               </w:rPr>
-              <w:t xml:space="preserve">0.140</w:t>
+              <w:t xml:space="preserve">0.130</w:t>
             </w:r>
           </w:p>
         </w:tc>
@@ -16294,7 +16294,7 @@
                 <w:szCs w:val="22"/>
                 <w:color w:val="000000"/>
               </w:rPr>
-              <w:t xml:space="preserve">323</w:t>
+              <w:t xml:space="preserve">322</w:t>
             </w:r>
           </w:p>
         </w:tc>
@@ -16347,7 +16347,7 @@
                 <w:szCs w:val="22"/>
                 <w:color w:val="000000"/>
               </w:rPr>
-              <w:t xml:space="preserve">0.67</w:t>
+              <w:t xml:space="preserve">0.66</w:t>
             </w:r>
           </w:p>
         </w:tc>
@@ -16400,7 +16400,7 @@
                 <w:szCs w:val="22"/>
                 <w:color w:val="000000"/>
               </w:rPr>
-              <w:t xml:space="preserve">0.53, 0.83</w:t>
+              <w:t xml:space="preserve">0.53, 0.82</w:t>
             </w:r>
           </w:p>
         </w:tc>
@@ -16506,7 +16506,7 @@
                 <w:szCs w:val="22"/>
                 <w:color w:val="000000"/>
               </w:rPr>
-              <w:t xml:space="preserve">323</w:t>
+              <w:t xml:space="preserve">322</w:t>
             </w:r>
           </w:p>
         </w:tc>
